--- a/【Cangjie-TPC社区】项目创建申请.docx
+++ b/【Cangjie-TPC社区】项目创建申请.docx
@@ -1,17 +1,17 @@
 
 <file path=word/document.xml><?xml version="1.0" encoding="utf-8"?>
-<w:document xmlns:wpc="http://schemas.microsoft.com/office/word/2010/wordprocessingCanvas" xmlns:mc="http://schemas.openxmlformats.org/markup-compatibility/2006" xmlns:o="urn:schemas-microsoft-com:office:office" xmlns:r="http://schemas.openxmlformats.org/officeDocument/2006/relationships" xmlns:m="http://schemas.openxmlformats.org/officeDocument/2006/math" xmlns:v="urn:schemas-microsoft-com:vml" xmlns:wp14="http://schemas.microsoft.com/office/word/2010/wordprocessingDrawing" xmlns:wp="http://schemas.openxmlformats.org/drawingml/2006/wordprocessingDrawing" xmlns:w="http://schemas.openxmlformats.org/wordprocessingml/2006/main" xmlns:w14="http://schemas.microsoft.com/office/word/2010/wordml" xmlns:w10="urn:schemas-microsoft-com:office:word" xmlns:w15="http://schemas.microsoft.com/office/word/2012/wordml" xmlns:wpg="http://schemas.microsoft.com/office/word/2010/wordprocessingGroup" xmlns:wpi="http://schemas.microsoft.com/office/word/2010/wordprocessingInk" xmlns:wne="http://schemas.microsoft.com/office/word/2006/wordml" xmlns:wps="http://schemas.microsoft.com/office/word/2010/wordprocessingShape" xmlns:wpsCustomData="http://www.wps.cn/officeDocument/2013/wpsCustomData" mc:Ignorable="w14 w15 wp14">
+<w:document xmlns:wpc="http://schemas.microsoft.com/office/word/2010/wordprocessingCanvas" xmlns:cx="http://schemas.microsoft.com/office/drawing/2014/chartex" xmlns:cx1="http://schemas.microsoft.com/office/drawing/2015/9/8/chartex" xmlns:cx2="http://schemas.microsoft.com/office/drawing/2015/10/21/chartex" xmlns:cx3="http://schemas.microsoft.com/office/drawing/2016/5/9/chartex" xmlns:cx4="http://schemas.microsoft.com/office/drawing/2016/5/10/chartex" xmlns:cx5="http://schemas.microsoft.com/office/drawing/2016/5/11/chartex" xmlns:cx6="http://schemas.microsoft.com/office/drawing/2016/5/12/chartex" xmlns:cx7="http://schemas.microsoft.com/office/drawing/2016/5/13/chartex" xmlns:cx8="http://schemas.microsoft.com/office/drawing/2016/5/14/chartex" xmlns:mc="http://schemas.openxmlformats.org/markup-compatibility/2006" xmlns:aink="http://schemas.microsoft.com/office/drawing/2016/ink" xmlns:am3d="http://schemas.microsoft.com/office/drawing/2017/model3d" xmlns:o="urn:schemas-microsoft-com:office:office" xmlns:oel="http://schemas.microsoft.com/office/2019/extlst" xmlns:r="http://schemas.openxmlformats.org/officeDocument/2006/relationships" xmlns:m="http://schemas.openxmlformats.org/officeDocument/2006/math" xmlns:v="urn:schemas-microsoft-com:vml" xmlns:wp14="http://schemas.microsoft.com/office/word/2010/wordprocessingDrawing" xmlns:wp="http://schemas.openxmlformats.org/drawingml/2006/wordprocessingDrawing" xmlns:w10="urn:schemas-microsoft-com:office:word" xmlns:w="http://schemas.openxmlformats.org/wordprocessingml/2006/main" xmlns:w14="http://schemas.microsoft.com/office/word/2010/wordml" xmlns:w15="http://schemas.microsoft.com/office/word/2012/wordml" xmlns:w16cex="http://schemas.microsoft.com/office/word/2018/wordml/cex" xmlns:w16cid="http://schemas.microsoft.com/office/word/2016/wordml/cid" xmlns:w16="http://schemas.microsoft.com/office/word/2018/wordml" xmlns:w16du="http://schemas.microsoft.com/office/word/2023/wordml/word16du" xmlns:w16sdtdh="http://schemas.microsoft.com/office/word/2020/wordml/sdtdatahash" xmlns:w16sdtfl="http://schemas.microsoft.com/office/word/2024/wordml/sdtformatlock" xmlns:w16se="http://schemas.microsoft.com/office/word/2015/wordml/symex" xmlns:wpg="http://schemas.microsoft.com/office/word/2010/wordprocessingGroup" xmlns:wpi="http://schemas.microsoft.com/office/word/2010/wordprocessingInk" xmlns:wne="http://schemas.microsoft.com/office/word/2006/wordml" xmlns:wps="http://schemas.microsoft.com/office/word/2010/wordprocessingShape" mc:Ignorable="w14 w15 w16se w16cid w16 w16cex w16sdtdh w16sdtfl w16du wp14">
   <w:body>
     <w:p>
       <w:pPr>
         <w:rPr>
-          <w:rFonts w:hint="eastAsia" w:ascii="微软雅黑" w:hAnsi="微软雅黑" w:eastAsia="微软雅黑"/>
-          <w:sz w:val="18"/>
-        </w:rPr>
-      </w:pPr>
-      <w:r>
-        <w:rPr>
-          <w:rFonts w:hint="eastAsia" w:ascii="微软雅黑" w:hAnsi="微软雅黑" w:eastAsia="微软雅黑"/>
+          <w:rFonts w:ascii="微软雅黑" w:eastAsia="微软雅黑" w:hAnsi="微软雅黑" w:hint="eastAsia"/>
+          <w:sz w:val="18"/>
+        </w:rPr>
+      </w:pPr>
+      <w:r>
+        <w:rPr>
+          <w:rFonts w:ascii="微软雅黑" w:eastAsia="微软雅黑" w:hAnsi="微软雅黑" w:hint="eastAsia"/>
           <w:b/>
           <w:sz w:val="18"/>
         </w:rPr>
@@ -19,14 +19,14 @@
       </w:r>
       <w:r>
         <w:rPr>
-          <w:rFonts w:hint="eastAsia" w:ascii="微软雅黑" w:hAnsi="微软雅黑" w:eastAsia="微软雅黑"/>
+          <w:rFonts w:ascii="微软雅黑" w:eastAsia="微软雅黑" w:hAnsi="微软雅黑" w:hint="eastAsia"/>
           <w:sz w:val="18"/>
         </w:rPr>
         <w:t xml:space="preserve"> cangjie</w:t>
       </w:r>
       <w:r>
         <w:rPr>
-          <w:rFonts w:ascii="微软雅黑" w:hAnsi="微软雅黑" w:eastAsia="微软雅黑"/>
+          <w:rFonts w:ascii="微软雅黑" w:eastAsia="微软雅黑" w:hAnsi="微软雅黑"/>
           <w:sz w:val="18"/>
         </w:rPr>
         <w:t>@huawei.com</w:t>
@@ -35,37 +35,63 @@
     <w:p>
       <w:pPr>
         <w:rPr>
-          <w:rFonts w:hint="eastAsia" w:ascii="微软雅黑" w:hAnsi="微软雅黑" w:eastAsia="微软雅黑"/>
-          <w:sz w:val="18"/>
-        </w:rPr>
-      </w:pPr>
-      <w:r>
-        <w:rPr>
-          <w:rFonts w:hint="eastAsia" w:ascii="微软雅黑" w:hAnsi="微软雅黑" w:eastAsia="微软雅黑"/>
+          <w:rFonts w:ascii="微软雅黑" w:eastAsia="微软雅黑" w:hAnsi="微软雅黑" w:hint="eastAsia"/>
+          <w:sz w:val="18"/>
+        </w:rPr>
+      </w:pPr>
+      <w:r>
+        <w:rPr>
+          <w:rFonts w:ascii="微软雅黑" w:eastAsia="微软雅黑" w:hAnsi="微软雅黑" w:hint="eastAsia"/>
           <w:b/>
           <w:sz w:val="18"/>
         </w:rPr>
-        <w:t>邮件主题：</w:t>
-      </w:r>
-      <w:r>
-        <w:rPr>
-          <w:rFonts w:hint="eastAsia" w:ascii="微软雅黑" w:hAnsi="微软雅黑" w:eastAsia="微软雅黑"/>
-          <w:sz w:val="18"/>
-        </w:rPr>
-        <w:t xml:space="preserve"> 【Cangjie-TPC社区】项目创建申请</w:t>
+        <w:t>邮件主题</w:t>
+      </w:r>
+      <w:proofErr w:type="gramStart"/>
+      <w:r>
+        <w:rPr>
+          <w:rFonts w:ascii="微软雅黑" w:eastAsia="微软雅黑" w:hAnsi="微软雅黑" w:hint="eastAsia"/>
+          <w:b/>
+          <w:sz w:val="18"/>
+        </w:rPr>
+        <w:t>：</w:t>
+      </w:r>
+      <w:r>
+        <w:rPr>
+          <w:rFonts w:ascii="微软雅黑" w:eastAsia="微软雅黑" w:hAnsi="微软雅黑" w:hint="eastAsia"/>
+          <w:sz w:val="18"/>
+        </w:rPr>
+        <w:t xml:space="preserve"> 【</w:t>
+      </w:r>
+      <w:proofErr w:type="spellStart"/>
+      <w:proofErr w:type="gramEnd"/>
+      <w:r>
+        <w:rPr>
+          <w:rFonts w:ascii="微软雅黑" w:eastAsia="微软雅黑" w:hAnsi="微软雅黑" w:hint="eastAsia"/>
+          <w:sz w:val="18"/>
+        </w:rPr>
+        <w:t>Cangjie</w:t>
+      </w:r>
+      <w:proofErr w:type="spellEnd"/>
+      <w:r>
+        <w:rPr>
+          <w:rFonts w:ascii="微软雅黑" w:eastAsia="微软雅黑" w:hAnsi="微软雅黑" w:hint="eastAsia"/>
+          <w:sz w:val="18"/>
+        </w:rPr>
+        <w:t>-TPC社区】项目创建申请</w:t>
       </w:r>
     </w:p>
     <w:p>
       <w:pPr>
         <w:rPr>
-          <w:rFonts w:hint="eastAsia" w:ascii="微软雅黑" w:hAnsi="微软雅黑" w:eastAsia="微软雅黑"/>
+          <w:rFonts w:ascii="微软雅黑" w:eastAsia="微软雅黑" w:hAnsi="微软雅黑" w:hint="eastAsia"/>
           <w:b/>
           <w:sz w:val="18"/>
         </w:rPr>
       </w:pPr>
       <w:r>
         <w:rPr>
-          <w:rFonts w:hint="eastAsia" w:ascii="微软雅黑" w:hAnsi="微软雅黑" w:eastAsia="微软雅黑"/>
+          <w:rFonts w:ascii="微软雅黑" w:eastAsia="微软雅黑" w:hAnsi="微软雅黑" w:hint="eastAsia"/>
           <w:b/>
           <w:sz w:val="18"/>
         </w:rPr>
@@ -75,7 +101,7 @@
     <w:p>
       <w:pPr>
         <w:rPr>
-          <w:rFonts w:hint="eastAsia" w:ascii="微软雅黑" w:hAnsi="微软雅黑" w:eastAsia="微软雅黑"/>
+          <w:rFonts w:ascii="微软雅黑" w:eastAsia="微软雅黑" w:hAnsi="微软雅黑" w:hint="eastAsia"/>
           <w:b/>
           <w:sz w:val="18"/>
         </w:rPr>
@@ -84,70 +110,99 @@
     <w:p>
       <w:pPr>
         <w:rPr>
-          <w:rFonts w:hint="eastAsia" w:ascii="微软雅黑" w:hAnsi="微软雅黑" w:eastAsia="微软雅黑"/>
+          <w:rFonts w:ascii="微软雅黑" w:eastAsia="微软雅黑" w:hAnsi="微软雅黑" w:hint="eastAsia"/>
           <w:snapToGrid/>
           <w:sz w:val="18"/>
           <w:szCs w:val="22"/>
         </w:rPr>
       </w:pPr>
-      <w:r>
-        <w:rPr>
-          <w:rFonts w:hint="eastAsia" w:ascii="微软雅黑" w:hAnsi="微软雅黑" w:eastAsia="微软雅黑"/>
-          <w:sz w:val="18"/>
-        </w:rPr>
-        <w:t>Cangjie-TPC社区管理人员：</w:t>
+      <w:proofErr w:type="spellStart"/>
+      <w:r>
+        <w:rPr>
+          <w:rFonts w:ascii="微软雅黑" w:eastAsia="微软雅黑" w:hAnsi="微软雅黑" w:hint="eastAsia"/>
+          <w:sz w:val="18"/>
+        </w:rPr>
+        <w:t>Cangjie</w:t>
+      </w:r>
+      <w:proofErr w:type="spellEnd"/>
+      <w:r>
+        <w:rPr>
+          <w:rFonts w:ascii="微软雅黑" w:eastAsia="微软雅黑" w:hAnsi="微软雅黑" w:hint="eastAsia"/>
+          <w:sz w:val="18"/>
+        </w:rPr>
+        <w:t>-TPC社区管理人员：</w:t>
       </w:r>
     </w:p>
     <w:p>
       <w:pPr>
         <w:ind w:left="360" w:hanging="360"/>
         <w:rPr>
-          <w:rFonts w:hint="eastAsia" w:ascii="微软雅黑" w:hAnsi="微软雅黑" w:eastAsia="微软雅黑"/>
-          <w:sz w:val="18"/>
-        </w:rPr>
-      </w:pPr>
-      <w:r>
-        <w:rPr>
-          <w:rFonts w:hint="eastAsia" w:ascii="微软雅黑" w:hAnsi="微软雅黑" w:eastAsia="微软雅黑"/>
+          <w:rFonts w:ascii="微软雅黑" w:eastAsia="微软雅黑" w:hAnsi="微软雅黑" w:hint="eastAsia"/>
+          <w:sz w:val="18"/>
+        </w:rPr>
+      </w:pPr>
+      <w:r>
+        <w:rPr>
+          <w:rFonts w:ascii="微软雅黑" w:eastAsia="微软雅黑" w:hAnsi="微软雅黑" w:hint="eastAsia"/>
           <w:sz w:val="18"/>
         </w:rPr>
         <w:tab/>
-      </w:r>
-      <w:r>
-        <w:rPr>
-          <w:rFonts w:hint="eastAsia" w:ascii="微软雅黑" w:hAnsi="微软雅黑" w:eastAsia="微软雅黑"/>
-          <w:sz w:val="18"/>
-        </w:rPr>
-        <w:t>我已完成下列信息填写和附件添加，申请在【Cangjie-TPC社区】(</w:t>
-      </w:r>
+        <w:t>我已完成下列信息填写和附件添加，申请在【</w:t>
+      </w:r>
+      <w:proofErr w:type="spellStart"/>
+      <w:r>
+        <w:rPr>
+          <w:rFonts w:ascii="微软雅黑" w:eastAsia="微软雅黑" w:hAnsi="微软雅黑" w:hint="eastAsia"/>
+          <w:sz w:val="18"/>
+        </w:rPr>
+        <w:t>Cangjie</w:t>
+      </w:r>
+      <w:proofErr w:type="spellEnd"/>
+      <w:r>
+        <w:rPr>
+          <w:rFonts w:ascii="微软雅黑" w:eastAsia="微软雅黑" w:hAnsi="微软雅黑" w:hint="eastAsia"/>
+          <w:sz w:val="18"/>
+        </w:rPr>
+        <w:t>-TPC社区】(</w:t>
+      </w:r>
+      <w:proofErr w:type="spellStart"/>
       <w:r>
         <w:fldChar w:fldCharType="begin"/>
       </w:r>
       <w:r>
-        <w:instrText xml:space="preserve"> HYPERLINK "https://gitcode.com/Cangjie-TPC" </w:instrText>
+        <w:instrText>HYPERLINK "https://atomgit.com/Cangjie-TPC"</w:instrText>
       </w:r>
       <w:r>
         <w:fldChar w:fldCharType="separate"/>
       </w:r>
       <w:r>
         <w:rPr>
-          <w:rStyle w:val="11"/>
-          <w:rFonts w:hint="eastAsia" w:ascii="微软雅黑" w:hAnsi="微软雅黑" w:eastAsia="微软雅黑"/>
-          <w:sz w:val="18"/>
-        </w:rPr>
-        <w:t>Cangjie-TPC - GitCode</w:t>
-      </w:r>
-      <w:r>
-        <w:rPr>
-          <w:rStyle w:val="11"/>
-          <w:rFonts w:hint="eastAsia" w:ascii="微软雅黑" w:hAnsi="微软雅黑" w:eastAsia="微软雅黑"/>
+          <w:rStyle w:val="ac"/>
+          <w:rFonts w:ascii="微软雅黑" w:eastAsia="微软雅黑" w:hAnsi="微软雅黑" w:hint="eastAsia"/>
+          <w:sz w:val="18"/>
+        </w:rPr>
+        <w:t>Cangjie</w:t>
+      </w:r>
+      <w:proofErr w:type="spellEnd"/>
+      <w:r>
+        <w:rPr>
+          <w:rStyle w:val="ac"/>
+          <w:rFonts w:ascii="微软雅黑" w:eastAsia="微软雅黑" w:hAnsi="微软雅黑" w:hint="eastAsia"/>
+          <w:sz w:val="18"/>
+        </w:rPr>
+        <w:t>-TPC - AtomGit</w:t>
+      </w:r>
+      <w:r>
+        <w:rPr>
+          <w:rStyle w:val="ac"/>
+          <w:rFonts w:ascii="微软雅黑" w:eastAsia="微软雅黑" w:hAnsi="微软雅黑" w:hint="eastAsia"/>
           <w:sz w:val="18"/>
         </w:rPr>
         <w:fldChar w:fldCharType="end"/>
       </w:r>
       <w:r>
         <w:rPr>
-          <w:rFonts w:hint="eastAsia" w:ascii="微软雅黑" w:hAnsi="微软雅黑" w:eastAsia="微软雅黑"/>
+          <w:rFonts w:ascii="微软雅黑" w:eastAsia="微软雅黑" w:hAnsi="微软雅黑" w:hint="eastAsia"/>
           <w:sz w:val="18"/>
         </w:rPr>
         <w:t>)创建新项目。</w:t>
@@ -155,7 +210,7 @@
     </w:p>
     <w:p>
       <w:pPr>
-        <w:pStyle w:val="26"/>
+        <w:pStyle w:val="af8"/>
         <w:numPr>
           <w:ilvl w:val="0"/>
           <w:numId w:val="3"/>
@@ -164,23 +219,23 @@
         <w:autoSpaceDN/>
         <w:adjustRightInd/>
         <w:spacing w:line="240" w:lineRule="auto"/>
-        <w:ind w:left="359" w:leftChars="171" w:firstLineChars="0"/>
+        <w:ind w:leftChars="171" w:left="719" w:firstLineChars="0"/>
         <w:jc w:val="both"/>
         <w:rPr>
-          <w:rFonts w:hint="eastAsia" w:ascii="微软雅黑" w:hAnsi="微软雅黑" w:eastAsia="微软雅黑"/>
-          <w:sz w:val="18"/>
-        </w:rPr>
-      </w:pPr>
-      <w:r>
-        <w:rPr>
-          <w:rFonts w:hint="eastAsia" w:ascii="微软雅黑" w:hAnsi="微软雅黑" w:eastAsia="微软雅黑"/>
+          <w:rFonts w:ascii="微软雅黑" w:eastAsia="微软雅黑" w:hAnsi="微软雅黑" w:hint="eastAsia"/>
+          <w:sz w:val="18"/>
+        </w:rPr>
+      </w:pPr>
+      <w:r>
+        <w:rPr>
+          <w:rFonts w:ascii="微软雅黑" w:eastAsia="微软雅黑" w:hAnsi="微软雅黑" w:hint="eastAsia"/>
           <w:sz w:val="18"/>
         </w:rPr>
         <w:t>申请信息</w:t>
       </w:r>
       <w:r>
         <w:rPr>
-          <w:rFonts w:hint="eastAsia" w:ascii="微软雅黑" w:hAnsi="微软雅黑" w:eastAsia="微软雅黑"/>
+          <w:rFonts w:ascii="微软雅黑" w:eastAsia="微软雅黑" w:hAnsi="微软雅黑" w:hint="eastAsia"/>
           <w:b/>
           <w:sz w:val="18"/>
         </w:rPr>
@@ -188,7 +243,7 @@
       </w:r>
       <w:r>
         <w:rPr>
-          <w:rFonts w:hint="eastAsia" w:ascii="微软雅黑" w:hAnsi="微软雅黑" w:eastAsia="微软雅黑"/>
+          <w:rFonts w:ascii="微软雅黑" w:eastAsia="微软雅黑" w:hAnsi="微软雅黑" w:hint="eastAsia"/>
           <w:b/>
           <w:color w:val="FF0000"/>
           <w:sz w:val="18"/>
@@ -197,7 +252,7 @@
       </w:r>
       <w:r>
         <w:rPr>
-          <w:rFonts w:hint="eastAsia" w:ascii="微软雅黑" w:hAnsi="微软雅黑" w:eastAsia="微软雅黑"/>
+          <w:rFonts w:ascii="微软雅黑" w:eastAsia="微软雅黑" w:hAnsi="微软雅黑" w:hint="eastAsia"/>
           <w:b/>
           <w:sz w:val="18"/>
         </w:rPr>
@@ -205,7 +260,7 @@
       </w:r>
       <w:r>
         <w:rPr>
-          <w:rFonts w:hint="eastAsia" w:ascii="微软雅黑" w:hAnsi="微软雅黑" w:eastAsia="微软雅黑"/>
+          <w:rFonts w:ascii="微软雅黑" w:eastAsia="微软雅黑" w:hAnsi="微软雅黑" w:hint="eastAsia"/>
           <w:sz w:val="18"/>
         </w:rPr>
         <w:t>：</w:t>
@@ -213,24 +268,11 @@
     </w:p>
     <w:tbl>
       <w:tblPr>
-        <w:tblStyle w:val="9"/>
+        <w:tblStyle w:val="ab"/>
         <w:tblW w:w="9081" w:type="dxa"/>
         <w:tblInd w:w="-5" w:type="dxa"/>
-        <w:tblBorders>
-          <w:top w:val="single" w:color="auto" w:sz="4" w:space="0"/>
-          <w:left w:val="single" w:color="auto" w:sz="4" w:space="0"/>
-          <w:bottom w:val="single" w:color="auto" w:sz="4" w:space="0"/>
-          <w:right w:val="single" w:color="auto" w:sz="4" w:space="0"/>
-          <w:insideH w:val="single" w:color="auto" w:sz="4" w:space="0"/>
-          <w:insideV w:val="single" w:color="auto" w:sz="4" w:space="0"/>
-        </w:tblBorders>
         <w:tblLayout w:type="fixed"/>
-        <w:tblCellMar>
-          <w:top w:w="0" w:type="dxa"/>
-          <w:left w:w="108" w:type="dxa"/>
-          <w:bottom w:w="0" w:type="dxa"/>
-          <w:right w:w="108" w:type="dxa"/>
-        </w:tblCellMar>
+        <w:tblLook w:val="04A0" w:firstRow="1" w:lastRow="0" w:firstColumn="1" w:lastColumn="0" w:noHBand="0" w:noVBand="1"/>
       </w:tblPr>
       <w:tblGrid>
         <w:gridCol w:w="1549"/>
@@ -243,16 +285,16 @@
       <w:tr>
         <w:trPr>
           <w:cantSplit/>
-          <w:trHeight w:val="526" w:hRule="atLeast"/>
+          <w:trHeight w:val="526"/>
         </w:trPr>
         <w:tc>
           <w:tcPr>
             <w:tcW w:w="1549" w:type="dxa"/>
             <w:tcBorders>
-              <w:top w:val="single" w:color="auto" w:sz="4" w:space="0"/>
-              <w:left w:val="single" w:color="auto" w:sz="4" w:space="0"/>
-              <w:bottom w:val="single" w:color="auto" w:sz="4" w:space="0"/>
-              <w:right w:val="single" w:color="auto" w:sz="4" w:space="0"/>
+              <w:top w:val="single" w:sz="4" w:space="0" w:color="auto"/>
+              <w:left w:val="single" w:sz="4" w:space="0" w:color="auto"/>
+              <w:bottom w:val="single" w:sz="4" w:space="0" w:color="auto"/>
+              <w:right w:val="single" w:sz="4" w:space="0" w:color="auto"/>
             </w:tcBorders>
             <w:shd w:val="clear" w:color="auto" w:fill="DAEEF3" w:themeFill="accent5" w:themeFillTint="33"/>
           </w:tcPr>
@@ -260,13 +302,13 @@
             <w:pPr>
               <w:jc w:val="center"/>
               <w:rPr>
-                <w:rFonts w:hint="eastAsia" w:ascii="微软雅黑" w:hAnsi="微软雅黑" w:eastAsia="微软雅黑"/>
+                <w:rFonts w:ascii="微软雅黑" w:eastAsia="微软雅黑" w:hAnsi="微软雅黑" w:hint="eastAsia"/>
                 <w:sz w:val="18"/>
               </w:rPr>
             </w:pPr>
             <w:r>
               <w:rPr>
-                <w:rFonts w:hint="eastAsia" w:ascii="微软雅黑" w:hAnsi="微软雅黑" w:eastAsia="微软雅黑"/>
+                <w:rFonts w:ascii="微软雅黑" w:eastAsia="微软雅黑" w:hAnsi="微软雅黑" w:hint="eastAsia"/>
                 <w:b/>
                 <w:sz w:val="18"/>
               </w:rPr>
@@ -274,7 +316,7 @@
             </w:r>
             <w:r>
               <w:rPr>
-                <w:rFonts w:hint="eastAsia" w:ascii="微软雅黑" w:hAnsi="微软雅黑" w:eastAsia="微软雅黑"/>
+                <w:rFonts w:ascii="微软雅黑" w:eastAsia="微软雅黑" w:hAnsi="微软雅黑" w:hint="eastAsia"/>
                 <w:color w:val="FF0000"/>
                 <w:sz w:val="18"/>
               </w:rPr>
@@ -286,17 +328,17 @@
           <w:tcPr>
             <w:tcW w:w="1995" w:type="dxa"/>
             <w:tcBorders>
-              <w:top w:val="single" w:color="auto" w:sz="4" w:space="0"/>
-              <w:left w:val="single" w:color="auto" w:sz="4" w:space="0"/>
-              <w:bottom w:val="single" w:color="auto" w:sz="4" w:space="0"/>
-              <w:right w:val="single" w:color="auto" w:sz="4" w:space="0"/>
+              <w:top w:val="single" w:sz="4" w:space="0" w:color="auto"/>
+              <w:left w:val="single" w:sz="4" w:space="0" w:color="auto"/>
+              <w:bottom w:val="single" w:sz="4" w:space="0" w:color="auto"/>
+              <w:right w:val="single" w:sz="4" w:space="0" w:color="auto"/>
             </w:tcBorders>
           </w:tcPr>
           <w:p>
             <w:pPr>
               <w:jc w:val="center"/>
               <w:rPr>
-                <w:rFonts w:hint="eastAsia" w:ascii="微软雅黑" w:hAnsi="微软雅黑" w:eastAsia="微软雅黑"/>
+                <w:rFonts w:ascii="微软雅黑" w:eastAsia="微软雅黑" w:hAnsi="微软雅黑" w:hint="eastAsia"/>
                 <w:sz w:val="18"/>
               </w:rPr>
             </w:pPr>
@@ -306,10 +348,10 @@
           <w:tcPr>
             <w:tcW w:w="992" w:type="dxa"/>
             <w:tcBorders>
-              <w:top w:val="single" w:color="auto" w:sz="4" w:space="0"/>
-              <w:left w:val="single" w:color="auto" w:sz="4" w:space="0"/>
-              <w:bottom w:val="single" w:color="auto" w:sz="4" w:space="0"/>
-              <w:right w:val="single" w:color="auto" w:sz="4" w:space="0"/>
+              <w:top w:val="single" w:sz="4" w:space="0" w:color="auto"/>
+              <w:left w:val="single" w:sz="4" w:space="0" w:color="auto"/>
+              <w:bottom w:val="single" w:sz="4" w:space="0" w:color="auto"/>
+              <w:right w:val="single" w:sz="4" w:space="0" w:color="auto"/>
             </w:tcBorders>
             <w:shd w:val="clear" w:color="auto" w:fill="DAEEF3" w:themeFill="accent5" w:themeFillTint="33"/>
           </w:tcPr>
@@ -317,13 +359,13 @@
             <w:pPr>
               <w:jc w:val="center"/>
               <w:rPr>
-                <w:rFonts w:hint="eastAsia" w:ascii="微软雅黑" w:hAnsi="微软雅黑" w:eastAsia="微软雅黑"/>
+                <w:rFonts w:ascii="微软雅黑" w:eastAsia="微软雅黑" w:hAnsi="微软雅黑" w:hint="eastAsia"/>
                 <w:sz w:val="18"/>
               </w:rPr>
             </w:pPr>
             <w:r>
               <w:rPr>
-                <w:rFonts w:hint="eastAsia" w:ascii="微软雅黑" w:hAnsi="微软雅黑" w:eastAsia="微软雅黑"/>
+                <w:rFonts w:ascii="微软雅黑" w:eastAsia="微软雅黑" w:hAnsi="微软雅黑" w:hint="eastAsia"/>
                 <w:b/>
                 <w:sz w:val="18"/>
               </w:rPr>
@@ -331,7 +373,7 @@
             </w:r>
             <w:r>
               <w:rPr>
-                <w:rFonts w:hint="eastAsia" w:ascii="微软雅黑" w:hAnsi="微软雅黑" w:eastAsia="微软雅黑"/>
+                <w:rFonts w:ascii="微软雅黑" w:eastAsia="微软雅黑" w:hAnsi="微软雅黑" w:hint="eastAsia"/>
                 <w:color w:val="FF0000"/>
                 <w:sz w:val="18"/>
               </w:rPr>
@@ -343,17 +385,17 @@
           <w:tcPr>
             <w:tcW w:w="1847" w:type="dxa"/>
             <w:tcBorders>
-              <w:top w:val="single" w:color="auto" w:sz="4" w:space="0"/>
-              <w:left w:val="single" w:color="auto" w:sz="4" w:space="0"/>
-              <w:bottom w:val="single" w:color="auto" w:sz="4" w:space="0"/>
-              <w:right w:val="single" w:color="auto" w:sz="4" w:space="0"/>
+              <w:top w:val="single" w:sz="4" w:space="0" w:color="auto"/>
+              <w:left w:val="single" w:sz="4" w:space="0" w:color="auto"/>
+              <w:bottom w:val="single" w:sz="4" w:space="0" w:color="auto"/>
+              <w:right w:val="single" w:sz="4" w:space="0" w:color="auto"/>
             </w:tcBorders>
           </w:tcPr>
           <w:p>
             <w:pPr>
               <w:jc w:val="center"/>
               <w:rPr>
-                <w:rFonts w:hint="eastAsia" w:ascii="微软雅黑" w:hAnsi="微软雅黑" w:eastAsia="微软雅黑"/>
+                <w:rFonts w:ascii="微软雅黑" w:eastAsia="微软雅黑" w:hAnsi="微软雅黑" w:hint="eastAsia"/>
                 <w:sz w:val="18"/>
               </w:rPr>
             </w:pPr>
@@ -363,10 +405,10 @@
           <w:tcPr>
             <w:tcW w:w="1130" w:type="dxa"/>
             <w:tcBorders>
-              <w:top w:val="single" w:color="auto" w:sz="4" w:space="0"/>
-              <w:left w:val="single" w:color="auto" w:sz="4" w:space="0"/>
-              <w:bottom w:val="single" w:color="auto" w:sz="4" w:space="0"/>
-              <w:right w:val="single" w:color="auto" w:sz="4" w:space="0"/>
+              <w:top w:val="single" w:sz="4" w:space="0" w:color="auto"/>
+              <w:left w:val="single" w:sz="4" w:space="0" w:color="auto"/>
+              <w:bottom w:val="single" w:sz="4" w:space="0" w:color="auto"/>
+              <w:right w:val="single" w:sz="4" w:space="0" w:color="auto"/>
             </w:tcBorders>
             <w:shd w:val="clear" w:color="auto" w:fill="DAEEF3" w:themeFill="accent5" w:themeFillTint="33"/>
           </w:tcPr>
@@ -374,13 +416,13 @@
             <w:pPr>
               <w:jc w:val="center"/>
               <w:rPr>
-                <w:rFonts w:hint="eastAsia" w:ascii="微软雅黑" w:hAnsi="微软雅黑" w:eastAsia="微软雅黑"/>
+                <w:rFonts w:ascii="微软雅黑" w:eastAsia="微软雅黑" w:hAnsi="微软雅黑" w:hint="eastAsia"/>
                 <w:sz w:val="18"/>
               </w:rPr>
             </w:pPr>
             <w:r>
               <w:rPr>
-                <w:rFonts w:hint="eastAsia" w:ascii="微软雅黑" w:hAnsi="微软雅黑" w:eastAsia="微软雅黑"/>
+                <w:rFonts w:ascii="微软雅黑" w:eastAsia="微软雅黑" w:hAnsi="微软雅黑" w:hint="eastAsia"/>
                 <w:b/>
                 <w:sz w:val="18"/>
               </w:rPr>
@@ -388,7 +430,7 @@
             </w:r>
             <w:r>
               <w:rPr>
-                <w:rFonts w:hint="eastAsia" w:ascii="微软雅黑" w:hAnsi="微软雅黑" w:eastAsia="微软雅黑"/>
+                <w:rFonts w:ascii="微软雅黑" w:eastAsia="微软雅黑" w:hAnsi="微软雅黑" w:hint="eastAsia"/>
                 <w:color w:val="FF0000"/>
                 <w:sz w:val="18"/>
               </w:rPr>
@@ -400,16 +442,16 @@
           <w:tcPr>
             <w:tcW w:w="1568" w:type="dxa"/>
             <w:tcBorders>
-              <w:top w:val="single" w:color="auto" w:sz="4" w:space="0"/>
-              <w:left w:val="single" w:color="auto" w:sz="4" w:space="0"/>
-              <w:bottom w:val="single" w:color="auto" w:sz="4" w:space="0"/>
-              <w:right w:val="single" w:color="auto" w:sz="4" w:space="0"/>
+              <w:top w:val="single" w:sz="4" w:space="0" w:color="auto"/>
+              <w:left w:val="single" w:sz="4" w:space="0" w:color="auto"/>
+              <w:bottom w:val="single" w:sz="4" w:space="0" w:color="auto"/>
+              <w:right w:val="single" w:sz="4" w:space="0" w:color="auto"/>
             </w:tcBorders>
           </w:tcPr>
           <w:p>
             <w:pPr>
               <w:rPr>
-                <w:rFonts w:hint="eastAsia" w:ascii="微软雅黑" w:hAnsi="微软雅黑" w:eastAsia="微软雅黑"/>
+                <w:rFonts w:ascii="微软雅黑" w:eastAsia="微软雅黑" w:hAnsi="微软雅黑" w:hint="eastAsia"/>
                 <w:sz w:val="18"/>
               </w:rPr>
             </w:pPr>
@@ -418,16 +460,16 @@
       </w:tr>
       <w:tr>
         <w:trPr>
-          <w:trHeight w:val="529" w:hRule="atLeast"/>
+          <w:trHeight w:val="529"/>
         </w:trPr>
         <w:tc>
           <w:tcPr>
             <w:tcW w:w="1549" w:type="dxa"/>
             <w:tcBorders>
-              <w:top w:val="single" w:color="auto" w:sz="4" w:space="0"/>
-              <w:left w:val="single" w:color="auto" w:sz="4" w:space="0"/>
-              <w:bottom w:val="single" w:color="auto" w:sz="4" w:space="0"/>
-              <w:right w:val="single" w:color="auto" w:sz="4" w:space="0"/>
+              <w:top w:val="single" w:sz="4" w:space="0" w:color="auto"/>
+              <w:left w:val="single" w:sz="4" w:space="0" w:color="auto"/>
+              <w:bottom w:val="single" w:sz="4" w:space="0" w:color="auto"/>
+              <w:right w:val="single" w:sz="4" w:space="0" w:color="auto"/>
             </w:tcBorders>
             <w:shd w:val="clear" w:color="auto" w:fill="DAEEF3" w:themeFill="accent5" w:themeFillTint="33"/>
           </w:tcPr>
@@ -435,13 +477,13 @@
             <w:pPr>
               <w:jc w:val="center"/>
               <w:rPr>
-                <w:rFonts w:hint="eastAsia" w:ascii="微软雅黑" w:hAnsi="微软雅黑" w:eastAsia="微软雅黑"/>
+                <w:rFonts w:ascii="微软雅黑" w:eastAsia="微软雅黑" w:hAnsi="微软雅黑" w:hint="eastAsia"/>
                 <w:sz w:val="18"/>
               </w:rPr>
             </w:pPr>
             <w:r>
               <w:rPr>
-                <w:rFonts w:hint="eastAsia" w:ascii="微软雅黑" w:hAnsi="微软雅黑" w:eastAsia="微软雅黑"/>
+                <w:rFonts w:ascii="微软雅黑" w:eastAsia="微软雅黑" w:hAnsi="微软雅黑" w:hint="eastAsia"/>
                 <w:b/>
                 <w:sz w:val="18"/>
               </w:rPr>
@@ -454,16 +496,16 @@
             <w:tcW w:w="2987" w:type="dxa"/>
             <w:gridSpan w:val="2"/>
             <w:tcBorders>
-              <w:top w:val="single" w:color="auto" w:sz="4" w:space="0"/>
-              <w:left w:val="single" w:color="auto" w:sz="4" w:space="0"/>
-              <w:bottom w:val="single" w:color="auto" w:sz="4" w:space="0"/>
-              <w:right w:val="single" w:color="auto" w:sz="4" w:space="0"/>
+              <w:top w:val="single" w:sz="4" w:space="0" w:color="auto"/>
+              <w:left w:val="single" w:sz="4" w:space="0" w:color="auto"/>
+              <w:bottom w:val="single" w:sz="4" w:space="0" w:color="auto"/>
+              <w:right w:val="single" w:sz="4" w:space="0" w:color="auto"/>
             </w:tcBorders>
           </w:tcPr>
           <w:p>
             <w:pPr>
               <w:rPr>
-                <w:rFonts w:hint="eastAsia" w:ascii="微软雅黑" w:hAnsi="微软雅黑" w:eastAsia="微软雅黑"/>
+                <w:rFonts w:ascii="微软雅黑" w:eastAsia="微软雅黑" w:hAnsi="微软雅黑" w:hint="eastAsia"/>
                 <w:sz w:val="18"/>
               </w:rPr>
             </w:pPr>
@@ -473,10 +515,10 @@
           <w:tcPr>
             <w:tcW w:w="1847" w:type="dxa"/>
             <w:tcBorders>
-              <w:top w:val="single" w:color="auto" w:sz="4" w:space="0"/>
-              <w:left w:val="single" w:color="auto" w:sz="4" w:space="0"/>
-              <w:bottom w:val="single" w:color="auto" w:sz="4" w:space="0"/>
-              <w:right w:val="single" w:color="auto" w:sz="4" w:space="0"/>
+              <w:top w:val="single" w:sz="4" w:space="0" w:color="auto"/>
+              <w:left w:val="single" w:sz="4" w:space="0" w:color="auto"/>
+              <w:bottom w:val="single" w:sz="4" w:space="0" w:color="auto"/>
+              <w:right w:val="single" w:sz="4" w:space="0" w:color="auto"/>
             </w:tcBorders>
             <w:shd w:val="clear" w:color="auto" w:fill="DAEEF3" w:themeFill="accent5" w:themeFillTint="33"/>
           </w:tcPr>
@@ -484,13 +526,13 @@
             <w:pPr>
               <w:jc w:val="center"/>
               <w:rPr>
-                <w:rFonts w:hint="eastAsia" w:ascii="微软雅黑" w:hAnsi="微软雅黑" w:eastAsia="微软雅黑"/>
+                <w:rFonts w:ascii="微软雅黑" w:eastAsia="微软雅黑" w:hAnsi="微软雅黑" w:hint="eastAsia"/>
                 <w:sz w:val="18"/>
               </w:rPr>
             </w:pPr>
             <w:r>
               <w:rPr>
-                <w:rFonts w:hint="eastAsia" w:ascii="微软雅黑" w:hAnsi="微软雅黑" w:eastAsia="微软雅黑"/>
+                <w:rFonts w:ascii="微软雅黑" w:eastAsia="微软雅黑" w:hAnsi="微软雅黑" w:hint="eastAsia"/>
                 <w:b/>
                 <w:sz w:val="18"/>
               </w:rPr>
@@ -498,7 +540,7 @@
             </w:r>
             <w:r>
               <w:rPr>
-                <w:rFonts w:hint="eastAsia" w:ascii="微软雅黑" w:hAnsi="微软雅黑" w:eastAsia="微软雅黑"/>
+                <w:rFonts w:ascii="微软雅黑" w:eastAsia="微软雅黑" w:hAnsi="微软雅黑" w:hint="eastAsia"/>
                 <w:color w:val="FF0000"/>
                 <w:sz w:val="18"/>
               </w:rPr>
@@ -511,17 +553,17 @@
             <w:tcW w:w="2698" w:type="dxa"/>
             <w:gridSpan w:val="2"/>
             <w:tcBorders>
-              <w:top w:val="single" w:color="auto" w:sz="4" w:space="0"/>
-              <w:left w:val="single" w:color="auto" w:sz="4" w:space="0"/>
-              <w:bottom w:val="single" w:color="auto" w:sz="4" w:space="0"/>
-              <w:right w:val="single" w:color="auto" w:sz="4" w:space="0"/>
+              <w:top w:val="single" w:sz="4" w:space="0" w:color="auto"/>
+              <w:left w:val="single" w:sz="4" w:space="0" w:color="auto"/>
+              <w:bottom w:val="single" w:sz="4" w:space="0" w:color="auto"/>
+              <w:right w:val="single" w:sz="4" w:space="0" w:color="auto"/>
             </w:tcBorders>
           </w:tcPr>
           <w:p>
             <w:pPr>
               <w:jc w:val="center"/>
               <w:rPr>
-                <w:rFonts w:hint="eastAsia" w:ascii="微软雅黑" w:hAnsi="微软雅黑" w:eastAsia="微软雅黑"/>
+                <w:rFonts w:ascii="微软雅黑" w:eastAsia="微软雅黑" w:hAnsi="微软雅黑" w:hint="eastAsia"/>
                 <w:sz w:val="18"/>
               </w:rPr>
             </w:pPr>
@@ -530,16 +572,16 @@
       </w:tr>
       <w:tr>
         <w:trPr>
-          <w:trHeight w:val="529" w:hRule="atLeast"/>
+          <w:trHeight w:val="529"/>
         </w:trPr>
         <w:tc>
           <w:tcPr>
             <w:tcW w:w="1549" w:type="dxa"/>
             <w:tcBorders>
-              <w:top w:val="single" w:color="auto" w:sz="4" w:space="0"/>
-              <w:left w:val="single" w:color="auto" w:sz="4" w:space="0"/>
-              <w:bottom w:val="single" w:color="auto" w:sz="4" w:space="0"/>
-              <w:right w:val="single" w:color="auto" w:sz="4" w:space="0"/>
+              <w:top w:val="single" w:sz="4" w:space="0" w:color="auto"/>
+              <w:left w:val="single" w:sz="4" w:space="0" w:color="auto"/>
+              <w:bottom w:val="single" w:sz="4" w:space="0" w:color="auto"/>
+              <w:right w:val="single" w:sz="4" w:space="0" w:color="auto"/>
             </w:tcBorders>
             <w:shd w:val="clear" w:color="auto" w:fill="DAEEF3" w:themeFill="accent5" w:themeFillTint="33"/>
           </w:tcPr>
@@ -547,14 +589,14 @@
             <w:pPr>
               <w:jc w:val="center"/>
               <w:rPr>
-                <w:rFonts w:hint="eastAsia" w:ascii="微软雅黑" w:hAnsi="微软雅黑" w:eastAsia="微软雅黑"/>
+                <w:rFonts w:ascii="微软雅黑" w:eastAsia="微软雅黑" w:hAnsi="微软雅黑" w:hint="eastAsia"/>
                 <w:b/>
                 <w:sz w:val="18"/>
               </w:rPr>
             </w:pPr>
             <w:r>
               <w:rPr>
-                <w:rFonts w:hint="eastAsia" w:ascii="微软雅黑" w:hAnsi="微软雅黑" w:eastAsia="微软雅黑"/>
+                <w:rFonts w:ascii="微软雅黑" w:eastAsia="微软雅黑" w:hAnsi="微软雅黑" w:hint="eastAsia"/>
                 <w:b/>
                 <w:sz w:val="18"/>
               </w:rPr>
@@ -562,7 +604,7 @@
             </w:r>
             <w:r>
               <w:rPr>
-                <w:rFonts w:hint="eastAsia" w:ascii="微软雅黑" w:hAnsi="微软雅黑" w:eastAsia="微软雅黑"/>
+                <w:rFonts w:ascii="微软雅黑" w:eastAsia="微软雅黑" w:hAnsi="微软雅黑" w:hint="eastAsia"/>
                 <w:b/>
                 <w:color w:val="FF0000"/>
                 <w:sz w:val="18"/>
@@ -576,42 +618,68 @@
             <w:tcW w:w="7532" w:type="dxa"/>
             <w:gridSpan w:val="5"/>
             <w:tcBorders>
-              <w:top w:val="single" w:color="auto" w:sz="4" w:space="0"/>
-              <w:left w:val="single" w:color="auto" w:sz="4" w:space="0"/>
-              <w:bottom w:val="single" w:color="auto" w:sz="4" w:space="0"/>
-              <w:right w:val="single" w:color="auto" w:sz="4" w:space="0"/>
+              <w:top w:val="single" w:sz="4" w:space="0" w:color="auto"/>
+              <w:left w:val="single" w:sz="4" w:space="0" w:color="auto"/>
+              <w:bottom w:val="single" w:sz="4" w:space="0" w:color="auto"/>
+              <w:right w:val="single" w:sz="4" w:space="0" w:color="auto"/>
             </w:tcBorders>
           </w:tcPr>
           <w:p>
             <w:pPr>
               <w:rPr>
-                <w:rFonts w:hint="eastAsia" w:ascii="微软雅黑" w:hAnsi="微软雅黑" w:eastAsia="微软雅黑"/>
+                <w:rFonts w:ascii="微软雅黑" w:eastAsia="微软雅黑" w:hAnsi="微软雅黑" w:hint="eastAsia"/>
                 <w:sz w:val="18"/>
               </w:rPr>
             </w:pPr>
             <w:r>
               <w:rPr>
-                <w:rFonts w:hint="eastAsia" w:ascii="微软雅黑" w:hAnsi="微软雅黑" w:eastAsia="微软雅黑"/>
+                <w:rFonts w:ascii="微软雅黑" w:eastAsia="微软雅黑" w:hAnsi="微软雅黑" w:hint="eastAsia"/>
                 <w:color w:val="A6A6A6" w:themeColor="background1" w:themeShade="A6"/>
                 <w:sz w:val="16"/>
               </w:rPr>
-              <w:t>请填写GitCode ID，至少一位</w:t>
+              <w:t>请填写</w:t>
+            </w:r>
+            <w:proofErr w:type="spellStart"/>
+            <w:r>
+              <w:rPr>
+                <w:rFonts w:ascii="微软雅黑" w:eastAsia="微软雅黑" w:hAnsi="微软雅黑" w:hint="eastAsia"/>
+                <w:color w:val="A6A6A6" w:themeColor="background1" w:themeShade="A6"/>
+                <w:sz w:val="16"/>
+              </w:rPr>
+              <w:t>AtomGit</w:t>
+            </w:r>
+            <w:proofErr w:type="spellEnd"/>
+            <w:r>
+              <w:rPr>
+                <w:rFonts w:ascii="微软雅黑" w:eastAsia="微软雅黑" w:hAnsi="微软雅黑" w:hint="eastAsia"/>
+                <w:color w:val="A6A6A6" w:themeColor="background1" w:themeShade="A6"/>
+                <w:sz w:val="16"/>
+              </w:rPr>
+              <w:t xml:space="preserve"> </w:t>
+            </w:r>
+            <w:r>
+              <w:rPr>
+                <w:rFonts w:ascii="微软雅黑" w:eastAsia="微软雅黑" w:hAnsi="微软雅黑" w:hint="eastAsia"/>
+                <w:color w:val="A6A6A6" w:themeColor="background1" w:themeShade="A6"/>
+                <w:sz w:val="16"/>
+              </w:rPr>
+              <w:t>ID，至少一位</w:t>
             </w:r>
           </w:p>
         </w:tc>
       </w:tr>
       <w:tr>
         <w:trPr>
-          <w:trHeight w:val="529" w:hRule="atLeast"/>
+          <w:trHeight w:val="529"/>
         </w:trPr>
         <w:tc>
           <w:tcPr>
             <w:tcW w:w="1549" w:type="dxa"/>
             <w:tcBorders>
-              <w:top w:val="single" w:color="auto" w:sz="4" w:space="0"/>
-              <w:left w:val="single" w:color="auto" w:sz="4" w:space="0"/>
-              <w:bottom w:val="single" w:color="auto" w:sz="4" w:space="0"/>
-              <w:right w:val="single" w:color="auto" w:sz="4" w:space="0"/>
+              <w:top w:val="single" w:sz="4" w:space="0" w:color="auto"/>
+              <w:left w:val="single" w:sz="4" w:space="0" w:color="auto"/>
+              <w:bottom w:val="single" w:sz="4" w:space="0" w:color="auto"/>
+              <w:right w:val="single" w:sz="4" w:space="0" w:color="auto"/>
             </w:tcBorders>
             <w:shd w:val="clear" w:color="auto" w:fill="DAEEF3" w:themeFill="accent5" w:themeFillTint="33"/>
           </w:tcPr>
@@ -619,14 +687,14 @@
             <w:pPr>
               <w:jc w:val="center"/>
               <w:rPr>
-                <w:rFonts w:hint="eastAsia" w:ascii="微软雅黑" w:hAnsi="微软雅黑" w:eastAsia="微软雅黑"/>
+                <w:rFonts w:ascii="微软雅黑" w:eastAsia="微软雅黑" w:hAnsi="微软雅黑" w:hint="eastAsia"/>
                 <w:b/>
                 <w:sz w:val="18"/>
               </w:rPr>
             </w:pPr>
             <w:r>
               <w:rPr>
-                <w:rFonts w:hint="eastAsia" w:ascii="微软雅黑" w:hAnsi="微软雅黑" w:eastAsia="微软雅黑"/>
+                <w:rFonts w:ascii="微软雅黑" w:eastAsia="微软雅黑" w:hAnsi="微软雅黑" w:hint="eastAsia"/>
                 <w:b/>
                 <w:sz w:val="18"/>
               </w:rPr>
@@ -634,7 +702,7 @@
             </w:r>
             <w:r>
               <w:rPr>
-                <w:rFonts w:hint="eastAsia" w:ascii="微软雅黑" w:hAnsi="微软雅黑" w:eastAsia="微软雅黑"/>
+                <w:rFonts w:ascii="微软雅黑" w:eastAsia="微软雅黑" w:hAnsi="微软雅黑" w:hint="eastAsia"/>
                 <w:color w:val="FF0000"/>
                 <w:sz w:val="18"/>
               </w:rPr>
@@ -647,27 +715,43 @@
             <w:tcW w:w="2987" w:type="dxa"/>
             <w:gridSpan w:val="2"/>
             <w:tcBorders>
-              <w:top w:val="single" w:color="auto" w:sz="4" w:space="0"/>
-              <w:left w:val="single" w:color="auto" w:sz="4" w:space="0"/>
-              <w:bottom w:val="single" w:color="auto" w:sz="4" w:space="0"/>
-              <w:right w:val="single" w:color="auto" w:sz="4" w:space="0"/>
+              <w:top w:val="single" w:sz="4" w:space="0" w:color="auto"/>
+              <w:left w:val="single" w:sz="4" w:space="0" w:color="auto"/>
+              <w:bottom w:val="single" w:sz="4" w:space="0" w:color="auto"/>
+              <w:right w:val="single" w:sz="4" w:space="0" w:color="auto"/>
             </w:tcBorders>
           </w:tcPr>
           <w:p>
             <w:pPr>
               <w:rPr>
-                <w:rFonts w:hint="eastAsia" w:ascii="微软雅黑" w:hAnsi="微软雅黑" w:eastAsia="微软雅黑"/>
+                <w:rFonts w:ascii="微软雅黑" w:eastAsia="微软雅黑" w:hAnsi="微软雅黑" w:hint="eastAsia"/>
                 <w:color w:val="A6A6A6" w:themeColor="background1" w:themeShade="A6"/>
                 <w:sz w:val="16"/>
               </w:rPr>
             </w:pPr>
             <w:r>
               <w:rPr>
-                <w:rFonts w:hint="eastAsia" w:ascii="微软雅黑" w:hAnsi="微软雅黑" w:eastAsia="微软雅黑"/>
+                <w:rFonts w:ascii="微软雅黑" w:eastAsia="微软雅黑" w:hAnsi="微软雅黑" w:hint="eastAsia"/>
                 <w:color w:val="A6A6A6" w:themeColor="background1" w:themeShade="A6"/>
                 <w:sz w:val="16"/>
               </w:rPr>
-              <w:t>例：https://gitcode.com/Cangjie-TPC/TPC-Resource/issues/xxx</w:t>
+              <w:t>例：https://</w:t>
+            </w:r>
+            <w:r>
+              <w:rPr>
+                <w:rFonts w:ascii="微软雅黑" w:eastAsia="微软雅黑" w:hAnsi="微软雅黑" w:hint="eastAsia"/>
+                <w:color w:val="A6A6A6" w:themeColor="background1" w:themeShade="A6"/>
+                <w:sz w:val="16"/>
+              </w:rPr>
+              <w:t>atomgit</w:t>
+            </w:r>
+            <w:r>
+              <w:rPr>
+                <w:rFonts w:ascii="微软雅黑" w:eastAsia="微软雅黑" w:hAnsi="微软雅黑" w:hint="eastAsia"/>
+                <w:color w:val="A6A6A6" w:themeColor="background1" w:themeShade="A6"/>
+                <w:sz w:val="16"/>
+              </w:rPr>
+              <w:t>.com/Cangjie-TPC/TPC-Resource/issues/xxx</w:t>
             </w:r>
           </w:p>
         </w:tc>
@@ -675,10 +759,10 @@
           <w:tcPr>
             <w:tcW w:w="1847" w:type="dxa"/>
             <w:tcBorders>
-              <w:top w:val="single" w:color="auto" w:sz="4" w:space="0"/>
-              <w:left w:val="single" w:color="auto" w:sz="4" w:space="0"/>
-              <w:bottom w:val="single" w:color="auto" w:sz="4" w:space="0"/>
-              <w:right w:val="single" w:color="auto" w:sz="4" w:space="0"/>
+              <w:top w:val="single" w:sz="4" w:space="0" w:color="auto"/>
+              <w:left w:val="single" w:sz="4" w:space="0" w:color="auto"/>
+              <w:bottom w:val="single" w:sz="4" w:space="0" w:color="auto"/>
+              <w:right w:val="single" w:sz="4" w:space="0" w:color="auto"/>
             </w:tcBorders>
             <w:shd w:val="clear" w:color="auto" w:fill="DAEEF3" w:themeFill="accent5" w:themeFillTint="33"/>
           </w:tcPr>
@@ -686,14 +770,14 @@
             <w:pPr>
               <w:jc w:val="center"/>
               <w:rPr>
-                <w:rFonts w:hint="eastAsia" w:ascii="微软雅黑" w:hAnsi="微软雅黑" w:eastAsia="微软雅黑"/>
+                <w:rFonts w:ascii="微软雅黑" w:eastAsia="微软雅黑" w:hAnsi="微软雅黑" w:hint="eastAsia"/>
                 <w:b/>
                 <w:sz w:val="18"/>
               </w:rPr>
             </w:pPr>
             <w:r>
               <w:rPr>
-                <w:rFonts w:hint="eastAsia" w:ascii="微软雅黑" w:hAnsi="微软雅黑" w:eastAsia="微软雅黑"/>
+                <w:rFonts w:ascii="微软雅黑" w:eastAsia="微软雅黑" w:hAnsi="微软雅黑" w:hint="eastAsia"/>
                 <w:b/>
                 <w:sz w:val="18"/>
               </w:rPr>
@@ -706,17 +790,17 @@
             <w:tcW w:w="2698" w:type="dxa"/>
             <w:gridSpan w:val="2"/>
             <w:tcBorders>
-              <w:top w:val="single" w:color="auto" w:sz="4" w:space="0"/>
-              <w:left w:val="single" w:color="auto" w:sz="4" w:space="0"/>
-              <w:bottom w:val="single" w:color="auto" w:sz="4" w:space="0"/>
-              <w:right w:val="single" w:color="auto" w:sz="4" w:space="0"/>
+              <w:top w:val="single" w:sz="4" w:space="0" w:color="auto"/>
+              <w:left w:val="single" w:sz="4" w:space="0" w:color="auto"/>
+              <w:bottom w:val="single" w:sz="4" w:space="0" w:color="auto"/>
+              <w:right w:val="single" w:sz="4" w:space="0" w:color="auto"/>
             </w:tcBorders>
           </w:tcPr>
           <w:p>
             <w:pPr>
               <w:jc w:val="center"/>
               <w:rPr>
-                <w:rFonts w:hint="eastAsia" w:ascii="微软雅黑" w:hAnsi="微软雅黑" w:eastAsia="微软雅黑"/>
+                <w:rFonts w:ascii="微软雅黑" w:eastAsia="微软雅黑" w:hAnsi="微软雅黑" w:hint="eastAsia"/>
                 <w:sz w:val="18"/>
               </w:rPr>
             </w:pPr>
@@ -725,16 +809,16 @@
       </w:tr>
       <w:tr>
         <w:trPr>
-          <w:trHeight w:val="529" w:hRule="atLeast"/>
+          <w:trHeight w:val="529"/>
         </w:trPr>
         <w:tc>
           <w:tcPr>
             <w:tcW w:w="1549" w:type="dxa"/>
             <w:tcBorders>
-              <w:top w:val="single" w:color="auto" w:sz="4" w:space="0"/>
-              <w:left w:val="single" w:color="auto" w:sz="4" w:space="0"/>
-              <w:bottom w:val="single" w:color="auto" w:sz="4" w:space="0"/>
-              <w:right w:val="single" w:color="auto" w:sz="4" w:space="0"/>
+              <w:top w:val="single" w:sz="4" w:space="0" w:color="auto"/>
+              <w:left w:val="single" w:sz="4" w:space="0" w:color="auto"/>
+              <w:bottom w:val="single" w:sz="4" w:space="0" w:color="auto"/>
+              <w:right w:val="single" w:sz="4" w:space="0" w:color="auto"/>
             </w:tcBorders>
             <w:shd w:val="clear" w:color="auto" w:fill="DAEEF3" w:themeFill="accent5" w:themeFillTint="33"/>
           </w:tcPr>
@@ -742,28 +826,26 @@
             <w:pPr>
               <w:jc w:val="center"/>
               <w:rPr>
-                <w:rFonts w:hint="default" w:ascii="微软雅黑" w:hAnsi="微软雅黑" w:eastAsia="微软雅黑"/>
+                <w:rFonts w:ascii="微软雅黑" w:eastAsia="微软雅黑" w:hAnsi="微软雅黑" w:hint="eastAsia"/>
                 <w:b/>
                 <w:sz w:val="18"/>
-                <w:lang w:val="en-US" w:eastAsia="zh-CN"/>
               </w:rPr>
             </w:pPr>
             <w:r>
               <w:rPr>
-                <w:rFonts w:hint="eastAsia" w:ascii="微软雅黑" w:hAnsi="微软雅黑" w:eastAsia="微软雅黑"/>
+                <w:rFonts w:ascii="微软雅黑" w:eastAsia="微软雅黑" w:hAnsi="微软雅黑" w:hint="eastAsia"/>
                 <w:b/>
                 <w:sz w:val="18"/>
-                <w:lang w:val="en-US" w:eastAsia="zh-CN"/>
-              </w:rPr>
-              <w:t>官方库地址</w:t>
-            </w:r>
-            <w:r>
-              <w:rPr>
-                <w:rFonts w:hint="eastAsia" w:ascii="微软雅黑" w:hAnsi="微软雅黑" w:eastAsia="微软雅黑"/>
-                <w:color w:val="FF0000"/>
-                <w:sz w:val="18"/>
-              </w:rPr>
-              <w:t>*</w:t>
+              </w:rPr>
+              <w:t>上游库</w:t>
+            </w:r>
+            <w:r>
+              <w:rPr>
+                <w:rFonts w:ascii="微软雅黑" w:eastAsia="微软雅黑" w:hAnsi="微软雅黑" w:hint="eastAsia"/>
+                <w:b/>
+                <w:sz w:val="18"/>
+              </w:rPr>
+              <w:t>地址</w:t>
             </w:r>
           </w:p>
         </w:tc>
@@ -772,27 +854,24 @@
             <w:tcW w:w="7532" w:type="dxa"/>
             <w:gridSpan w:val="5"/>
             <w:tcBorders>
-              <w:top w:val="single" w:color="auto" w:sz="4" w:space="0"/>
-              <w:left w:val="single" w:color="auto" w:sz="4" w:space="0"/>
-              <w:bottom w:val="single" w:color="auto" w:sz="4" w:space="0"/>
-              <w:right w:val="single" w:color="auto" w:sz="4" w:space="0"/>
+              <w:top w:val="single" w:sz="4" w:space="0" w:color="auto"/>
+              <w:left w:val="single" w:sz="4" w:space="0" w:color="auto"/>
+              <w:bottom w:val="single" w:sz="4" w:space="0" w:color="auto"/>
+              <w:right w:val="single" w:sz="4" w:space="0" w:color="auto"/>
             </w:tcBorders>
           </w:tcPr>
           <w:p>
             <w:pPr>
-              <w:jc w:val="left"/>
-              <w:rPr>
-                <w:rFonts w:hint="default" w:ascii="微软雅黑" w:hAnsi="微软雅黑" w:eastAsia="微软雅黑"/>
-                <w:sz w:val="18"/>
-                <w:lang w:val="en-US" w:eastAsia="zh-CN"/>
+              <w:rPr>
+                <w:rFonts w:ascii="微软雅黑" w:eastAsia="微软雅黑" w:hAnsi="微软雅黑" w:hint="eastAsia"/>
+                <w:sz w:val="18"/>
               </w:rPr>
             </w:pPr>
             <w:r>
               <w:rPr>
-                <w:rFonts w:hint="eastAsia" w:ascii="微软雅黑" w:hAnsi="微软雅黑" w:eastAsia="微软雅黑"/>
+                <w:rFonts w:ascii="微软雅黑" w:eastAsia="微软雅黑" w:hAnsi="微软雅黑" w:hint="eastAsia"/>
                 <w:color w:val="A6A6A6" w:themeColor="background1" w:themeShade="A6"/>
                 <w:sz w:val="16"/>
-                <w:lang w:val="en-US" w:eastAsia="zh-CN"/>
               </w:rPr>
               <w:t>例：https://github.com/scwang90/SmartRefreshLayout，没有请填“无”</w:t>
             </w:r>
@@ -801,16 +880,16 @@
       </w:tr>
       <w:tr>
         <w:trPr>
-          <w:trHeight w:val="529" w:hRule="atLeast"/>
+          <w:trHeight w:val="529"/>
         </w:trPr>
         <w:tc>
           <w:tcPr>
             <w:tcW w:w="1549" w:type="dxa"/>
             <w:tcBorders>
-              <w:top w:val="single" w:color="auto" w:sz="4" w:space="0"/>
-              <w:left w:val="single" w:color="auto" w:sz="4" w:space="0"/>
-              <w:bottom w:val="single" w:color="auto" w:sz="4" w:space="0"/>
-              <w:right w:val="single" w:color="auto" w:sz="4" w:space="0"/>
+              <w:top w:val="single" w:sz="4" w:space="0" w:color="auto"/>
+              <w:left w:val="single" w:sz="4" w:space="0" w:color="auto"/>
+              <w:bottom w:val="single" w:sz="4" w:space="0" w:color="auto"/>
+              <w:right w:val="single" w:sz="4" w:space="0" w:color="auto"/>
             </w:tcBorders>
             <w:shd w:val="clear" w:color="auto" w:fill="DAEEF3" w:themeFill="accent5" w:themeFillTint="33"/>
           </w:tcPr>
@@ -818,14 +897,14 @@
             <w:pPr>
               <w:jc w:val="center"/>
               <w:rPr>
-                <w:rFonts w:hint="eastAsia" w:ascii="微软雅黑" w:hAnsi="微软雅黑" w:eastAsia="微软雅黑"/>
+                <w:rFonts w:ascii="微软雅黑" w:eastAsia="微软雅黑" w:hAnsi="微软雅黑" w:hint="eastAsia"/>
                 <w:b/>
                 <w:sz w:val="18"/>
               </w:rPr>
             </w:pPr>
             <w:r>
               <w:rPr>
-                <w:rFonts w:hint="eastAsia" w:ascii="微软雅黑" w:hAnsi="微软雅黑" w:eastAsia="微软雅黑"/>
+                <w:rFonts w:ascii="微软雅黑" w:eastAsia="微软雅黑" w:hAnsi="微软雅黑" w:hint="eastAsia"/>
                 <w:b/>
                 <w:sz w:val="18"/>
               </w:rPr>
@@ -833,7 +912,7 @@
             </w:r>
             <w:r>
               <w:rPr>
-                <w:rFonts w:hint="eastAsia" w:ascii="微软雅黑" w:hAnsi="微软雅黑" w:eastAsia="微软雅黑"/>
+                <w:rFonts w:ascii="微软雅黑" w:eastAsia="微软雅黑" w:hAnsi="微软雅黑" w:hint="eastAsia"/>
                 <w:color w:val="FF0000"/>
                 <w:sz w:val="18"/>
               </w:rPr>
@@ -846,16 +925,16 @@
             <w:tcW w:w="2987" w:type="dxa"/>
             <w:gridSpan w:val="2"/>
             <w:tcBorders>
-              <w:top w:val="single" w:color="auto" w:sz="4" w:space="0"/>
-              <w:left w:val="single" w:color="auto" w:sz="4" w:space="0"/>
-              <w:bottom w:val="single" w:color="auto" w:sz="4" w:space="0"/>
-              <w:right w:val="single" w:color="auto" w:sz="4" w:space="0"/>
+              <w:top w:val="single" w:sz="4" w:space="0" w:color="auto"/>
+              <w:left w:val="single" w:sz="4" w:space="0" w:color="auto"/>
+              <w:bottom w:val="single" w:sz="4" w:space="0" w:color="auto"/>
+              <w:right w:val="single" w:sz="4" w:space="0" w:color="auto"/>
             </w:tcBorders>
           </w:tcPr>
           <w:p>
             <w:pPr>
               <w:rPr>
-                <w:rFonts w:hint="eastAsia" w:ascii="微软雅黑" w:hAnsi="微软雅黑" w:eastAsia="微软雅黑"/>
+                <w:rFonts w:ascii="微软雅黑" w:eastAsia="微软雅黑" w:hAnsi="微软雅黑" w:hint="eastAsia"/>
                 <w:sz w:val="18"/>
               </w:rPr>
             </w:pPr>
@@ -865,10 +944,10 @@
           <w:tcPr>
             <w:tcW w:w="1847" w:type="dxa"/>
             <w:tcBorders>
-              <w:top w:val="single" w:color="auto" w:sz="4" w:space="0"/>
-              <w:left w:val="single" w:color="auto" w:sz="4" w:space="0"/>
-              <w:bottom w:val="single" w:color="auto" w:sz="4" w:space="0"/>
-              <w:right w:val="single" w:color="auto" w:sz="4" w:space="0"/>
+              <w:top w:val="single" w:sz="4" w:space="0" w:color="auto"/>
+              <w:left w:val="single" w:sz="4" w:space="0" w:color="auto"/>
+              <w:bottom w:val="single" w:sz="4" w:space="0" w:color="auto"/>
+              <w:right w:val="single" w:sz="4" w:space="0" w:color="auto"/>
             </w:tcBorders>
             <w:shd w:val="clear" w:color="auto" w:fill="DAEEF3" w:themeFill="accent5" w:themeFillTint="33"/>
           </w:tcPr>
@@ -876,14 +955,14 @@
             <w:pPr>
               <w:jc w:val="center"/>
               <w:rPr>
-                <w:rFonts w:hint="eastAsia" w:ascii="微软雅黑" w:hAnsi="微软雅黑" w:eastAsia="微软雅黑"/>
+                <w:rFonts w:ascii="微软雅黑" w:eastAsia="微软雅黑" w:hAnsi="微软雅黑" w:hint="eastAsia"/>
                 <w:b/>
                 <w:sz w:val="18"/>
               </w:rPr>
             </w:pPr>
             <w:r>
               <w:rPr>
-                <w:rFonts w:hint="eastAsia" w:ascii="微软雅黑" w:hAnsi="微软雅黑" w:eastAsia="微软雅黑"/>
+                <w:rFonts w:ascii="微软雅黑" w:eastAsia="微软雅黑" w:hAnsi="微软雅黑" w:hint="eastAsia"/>
                 <w:b/>
                 <w:sz w:val="18"/>
               </w:rPr>
@@ -891,7 +970,7 @@
             </w:r>
             <w:r>
               <w:rPr>
-                <w:rFonts w:hint="eastAsia" w:ascii="微软雅黑" w:hAnsi="微软雅黑" w:eastAsia="微软雅黑"/>
+                <w:rFonts w:ascii="微软雅黑" w:eastAsia="微软雅黑" w:hAnsi="微软雅黑" w:hint="eastAsia"/>
                 <w:color w:val="FF0000"/>
                 <w:sz w:val="18"/>
               </w:rPr>
@@ -904,17 +983,17 @@
             <w:tcW w:w="2698" w:type="dxa"/>
             <w:gridSpan w:val="2"/>
             <w:tcBorders>
-              <w:top w:val="single" w:color="auto" w:sz="4" w:space="0"/>
-              <w:left w:val="single" w:color="auto" w:sz="4" w:space="0"/>
-              <w:bottom w:val="single" w:color="auto" w:sz="4" w:space="0"/>
-              <w:right w:val="single" w:color="auto" w:sz="4" w:space="0"/>
+              <w:top w:val="single" w:sz="4" w:space="0" w:color="auto"/>
+              <w:left w:val="single" w:sz="4" w:space="0" w:color="auto"/>
+              <w:bottom w:val="single" w:sz="4" w:space="0" w:color="auto"/>
+              <w:right w:val="single" w:sz="4" w:space="0" w:color="auto"/>
             </w:tcBorders>
           </w:tcPr>
           <w:p>
             <w:pPr>
               <w:jc w:val="center"/>
               <w:rPr>
-                <w:rFonts w:hint="eastAsia" w:ascii="微软雅黑" w:hAnsi="微软雅黑" w:eastAsia="微软雅黑"/>
+                <w:rFonts w:ascii="微软雅黑" w:eastAsia="微软雅黑" w:hAnsi="微软雅黑" w:hint="eastAsia"/>
                 <w:sz w:val="18"/>
               </w:rPr>
             </w:pPr>
@@ -923,16 +1002,16 @@
       </w:tr>
       <w:tr>
         <w:trPr>
-          <w:trHeight w:val="1486" w:hRule="atLeast"/>
+          <w:trHeight w:val="1486"/>
         </w:trPr>
         <w:tc>
           <w:tcPr>
             <w:tcW w:w="1549" w:type="dxa"/>
             <w:tcBorders>
-              <w:top w:val="single" w:color="auto" w:sz="4" w:space="0"/>
-              <w:left w:val="single" w:color="auto" w:sz="4" w:space="0"/>
-              <w:bottom w:val="single" w:color="auto" w:sz="4" w:space="0"/>
-              <w:right w:val="single" w:color="auto" w:sz="4" w:space="0"/>
+              <w:top w:val="single" w:sz="4" w:space="0" w:color="auto"/>
+              <w:left w:val="single" w:sz="4" w:space="0" w:color="auto"/>
+              <w:bottom w:val="single" w:sz="4" w:space="0" w:color="auto"/>
+              <w:right w:val="single" w:sz="4" w:space="0" w:color="auto"/>
             </w:tcBorders>
             <w:shd w:val="clear" w:color="auto" w:fill="DAEEF3" w:themeFill="accent5" w:themeFillTint="33"/>
             <w:vAlign w:val="center"/>
@@ -941,13 +1020,13 @@
             <w:pPr>
               <w:jc w:val="center"/>
               <w:rPr>
-                <w:rFonts w:hint="eastAsia" w:ascii="微软雅黑" w:hAnsi="微软雅黑" w:eastAsia="微软雅黑"/>
+                <w:rFonts w:ascii="微软雅黑" w:eastAsia="微软雅黑" w:hAnsi="微软雅黑" w:hint="eastAsia"/>
                 <w:sz w:val="18"/>
               </w:rPr>
             </w:pPr>
             <w:r>
               <w:rPr>
-                <w:rFonts w:hint="eastAsia" w:ascii="微软雅黑" w:hAnsi="微软雅黑" w:eastAsia="微软雅黑"/>
+                <w:rFonts w:ascii="微软雅黑" w:eastAsia="微软雅黑" w:hAnsi="微软雅黑" w:hint="eastAsia"/>
                 <w:b/>
                 <w:sz w:val="18"/>
               </w:rPr>
@@ -955,7 +1034,7 @@
             </w:r>
             <w:r>
               <w:rPr>
-                <w:rFonts w:hint="eastAsia" w:ascii="微软雅黑" w:hAnsi="微软雅黑" w:eastAsia="微软雅黑"/>
+                <w:rFonts w:ascii="微软雅黑" w:eastAsia="微软雅黑" w:hAnsi="微软雅黑" w:hint="eastAsia"/>
                 <w:color w:val="FF0000"/>
                 <w:sz w:val="18"/>
               </w:rPr>
@@ -968,17 +1047,17 @@
             <w:tcW w:w="7532" w:type="dxa"/>
             <w:gridSpan w:val="5"/>
             <w:tcBorders>
-              <w:top w:val="single" w:color="auto" w:sz="4" w:space="0"/>
-              <w:left w:val="single" w:color="auto" w:sz="4" w:space="0"/>
-              <w:bottom w:val="single" w:color="auto" w:sz="4" w:space="0"/>
-              <w:right w:val="single" w:color="auto" w:sz="4" w:space="0"/>
+              <w:top w:val="single" w:sz="4" w:space="0" w:color="auto"/>
+              <w:left w:val="single" w:sz="4" w:space="0" w:color="auto"/>
+              <w:bottom w:val="single" w:sz="4" w:space="0" w:color="auto"/>
+              <w:right w:val="single" w:sz="4" w:space="0" w:color="auto"/>
             </w:tcBorders>
           </w:tcPr>
           <w:p>
             <w:pPr>
               <w:jc w:val="center"/>
               <w:rPr>
-                <w:rFonts w:hint="eastAsia" w:ascii="微软雅黑" w:hAnsi="微软雅黑" w:eastAsia="微软雅黑"/>
+                <w:rFonts w:ascii="微软雅黑" w:eastAsia="微软雅黑" w:hAnsi="微软雅黑" w:hint="eastAsia"/>
                 <w:sz w:val="18"/>
               </w:rPr>
             </w:pPr>
@@ -987,16 +1066,16 @@
       </w:tr>
       <w:tr>
         <w:trPr>
-          <w:trHeight w:val="1334" w:hRule="atLeast"/>
+          <w:trHeight w:val="1334"/>
         </w:trPr>
         <w:tc>
           <w:tcPr>
             <w:tcW w:w="1549" w:type="dxa"/>
             <w:tcBorders>
-              <w:top w:val="single" w:color="auto" w:sz="4" w:space="0"/>
-              <w:left w:val="single" w:color="auto" w:sz="4" w:space="0"/>
-              <w:bottom w:val="single" w:color="auto" w:sz="4" w:space="0"/>
-              <w:right w:val="single" w:color="auto" w:sz="4" w:space="0"/>
+              <w:top w:val="single" w:sz="4" w:space="0" w:color="auto"/>
+              <w:left w:val="single" w:sz="4" w:space="0" w:color="auto"/>
+              <w:bottom w:val="single" w:sz="4" w:space="0" w:color="auto"/>
+              <w:right w:val="single" w:sz="4" w:space="0" w:color="auto"/>
             </w:tcBorders>
             <w:shd w:val="clear" w:color="auto" w:fill="DAEEF3" w:themeFill="accent5" w:themeFillTint="33"/>
             <w:vAlign w:val="center"/>
@@ -1005,13 +1084,13 @@
             <w:pPr>
               <w:jc w:val="center"/>
               <w:rPr>
-                <w:rFonts w:hint="eastAsia" w:ascii="微软雅黑" w:hAnsi="微软雅黑" w:eastAsia="微软雅黑"/>
+                <w:rFonts w:ascii="微软雅黑" w:eastAsia="微软雅黑" w:hAnsi="微软雅黑" w:hint="eastAsia"/>
                 <w:sz w:val="18"/>
               </w:rPr>
             </w:pPr>
             <w:r>
               <w:rPr>
-                <w:rFonts w:hint="eastAsia" w:ascii="微软雅黑" w:hAnsi="微软雅黑" w:eastAsia="微软雅黑"/>
+                <w:rFonts w:ascii="微软雅黑" w:eastAsia="微软雅黑" w:hAnsi="微软雅黑" w:hint="eastAsia"/>
                 <w:b/>
                 <w:sz w:val="18"/>
               </w:rPr>
@@ -1019,7 +1098,7 @@
             </w:r>
             <w:r>
               <w:rPr>
-                <w:rFonts w:hint="eastAsia" w:ascii="微软雅黑" w:hAnsi="微软雅黑" w:eastAsia="微软雅黑"/>
+                <w:rFonts w:ascii="微软雅黑" w:eastAsia="微软雅黑" w:hAnsi="微软雅黑" w:hint="eastAsia"/>
                 <w:color w:val="FF0000"/>
                 <w:sz w:val="18"/>
               </w:rPr>
@@ -1032,17 +1111,17 @@
             <w:tcW w:w="7532" w:type="dxa"/>
             <w:gridSpan w:val="5"/>
             <w:tcBorders>
-              <w:top w:val="single" w:color="auto" w:sz="4" w:space="0"/>
-              <w:left w:val="single" w:color="auto" w:sz="4" w:space="0"/>
-              <w:bottom w:val="single" w:color="auto" w:sz="4" w:space="0"/>
-              <w:right w:val="single" w:color="auto" w:sz="4" w:space="0"/>
+              <w:top w:val="single" w:sz="4" w:space="0" w:color="auto"/>
+              <w:left w:val="single" w:sz="4" w:space="0" w:color="auto"/>
+              <w:bottom w:val="single" w:sz="4" w:space="0" w:color="auto"/>
+              <w:right w:val="single" w:sz="4" w:space="0" w:color="auto"/>
             </w:tcBorders>
           </w:tcPr>
           <w:p>
             <w:pPr>
               <w:jc w:val="center"/>
               <w:rPr>
-                <w:rFonts w:hint="eastAsia" w:ascii="微软雅黑" w:hAnsi="微软雅黑" w:eastAsia="微软雅黑"/>
+                <w:rFonts w:ascii="微软雅黑" w:eastAsia="微软雅黑" w:hAnsi="微软雅黑" w:hint="eastAsia"/>
                 <w:sz w:val="18"/>
               </w:rPr>
             </w:pPr>
@@ -1052,7 +1131,49 @@
     </w:tbl>
     <w:p>
       <w:pPr>
-        <w:pStyle w:val="26"/>
+        <w:autoSpaceDE/>
+        <w:autoSpaceDN/>
+        <w:adjustRightInd/>
+        <w:spacing w:line="240" w:lineRule="auto"/>
+        <w:jc w:val="both"/>
+        <w:rPr>
+          <w:rFonts w:ascii="微软雅黑" w:eastAsia="微软雅黑" w:hAnsi="微软雅黑" w:cstheme="minorBidi" w:hint="eastAsia"/>
+          <w:b/>
+          <w:kern w:val="2"/>
+          <w:sz w:val="18"/>
+          <w:szCs w:val="22"/>
+        </w:rPr>
+      </w:pPr>
+    </w:p>
+    <w:p>
+      <w:pPr>
+        <w:widowControl/>
+        <w:autoSpaceDE/>
+        <w:autoSpaceDN/>
+        <w:adjustRightInd/>
+        <w:spacing w:line="240" w:lineRule="auto"/>
+        <w:rPr>
+          <w:rFonts w:ascii="微软雅黑" w:eastAsia="微软雅黑" w:hAnsi="微软雅黑" w:cstheme="minorBidi" w:hint="eastAsia"/>
+          <w:b/>
+          <w:kern w:val="2"/>
+          <w:sz w:val="18"/>
+          <w:szCs w:val="22"/>
+        </w:rPr>
+      </w:pPr>
+      <w:r>
+        <w:rPr>
+          <w:rFonts w:ascii="微软雅黑" w:eastAsia="微软雅黑" w:hAnsi="微软雅黑" w:cstheme="minorBidi" w:hint="eastAsia"/>
+          <w:b/>
+          <w:kern w:val="2"/>
+          <w:sz w:val="18"/>
+          <w:szCs w:val="22"/>
+        </w:rPr>
+        <w:br w:type="page"/>
+      </w:r>
+    </w:p>
+    <w:p>
+      <w:pPr>
+        <w:pStyle w:val="af8"/>
         <w:numPr>
           <w:ilvl w:val="0"/>
           <w:numId w:val="3"/>
@@ -1061,10 +1182,10 @@
         <w:autoSpaceDN/>
         <w:adjustRightInd/>
         <w:spacing w:line="240" w:lineRule="auto"/>
-        <w:ind w:left="359" w:leftChars="171" w:firstLineChars="0"/>
+        <w:ind w:leftChars="171" w:left="719" w:firstLineChars="0"/>
         <w:jc w:val="both"/>
         <w:rPr>
-          <w:rFonts w:hint="eastAsia" w:ascii="微软雅黑" w:hAnsi="微软雅黑" w:eastAsia="微软雅黑" w:cstheme="minorBidi"/>
+          <w:rFonts w:ascii="微软雅黑" w:eastAsia="微软雅黑" w:hAnsi="微软雅黑" w:cstheme="minorBidi"/>
           <w:b/>
           <w:kern w:val="2"/>
           <w:sz w:val="18"/>
@@ -1073,42 +1194,223 @@
       </w:pPr>
       <w:r>
         <w:rPr>
-          <w:rFonts w:hint="eastAsia" w:ascii="微软雅黑" w:hAnsi="微软雅黑" w:eastAsia="微软雅黑"/>
-          <w:sz w:val="18"/>
-        </w:rPr>
-        <w:t>添加附件：</w:t>
-      </w:r>
-      <w:r>
-        <w:rPr>
-          <w:rFonts w:hint="eastAsia" w:ascii="微软雅黑" w:hAnsi="微软雅黑" w:eastAsia="微软雅黑"/>
+          <w:rFonts w:ascii="微软雅黑" w:eastAsia="微软雅黑" w:hAnsi="微软雅黑" w:cstheme="minorBidi" w:hint="eastAsia"/>
           <w:b/>
-          <w:sz w:val="18"/>
-        </w:rPr>
-        <w:t>附件中已添加项目说明文件 项目名称.zip（项目初始化模板，必须包含README.md，LICENSE, CHANGELOG和cjpm.toml）</w:t>
+          <w:kern w:val="2"/>
+          <w:sz w:val="18"/>
+          <w:szCs w:val="22"/>
+        </w:rPr>
+        <w:lastRenderedPageBreak/>
+        <w:t>CLA签署完成截图</w:t>
+      </w:r>
+      <w:r>
+        <w:rPr>
+          <w:rFonts w:ascii="微软雅黑" w:eastAsia="微软雅黑" w:hAnsi="微软雅黑" w:cstheme="minorBidi" w:hint="eastAsia"/>
+          <w:b/>
+          <w:color w:val="EE0000"/>
+          <w:kern w:val="2"/>
+          <w:sz w:val="18"/>
+          <w:szCs w:val="22"/>
+        </w:rPr>
+        <w:t>*</w:t>
       </w:r>
     </w:p>
     <w:p>
       <w:pPr>
+        <w:pStyle w:val="af8"/>
+        <w:autoSpaceDE/>
+        <w:autoSpaceDN/>
+        <w:adjustRightInd/>
+        <w:spacing w:line="240" w:lineRule="auto"/>
+        <w:ind w:left="719" w:firstLineChars="0" w:firstLine="0"/>
+        <w:jc w:val="both"/>
+        <w:rPr>
+          <w:rFonts w:ascii="微软雅黑" w:eastAsia="微软雅黑" w:hAnsi="微软雅黑" w:cstheme="minorBidi"/>
+          <w:bCs/>
+          <w:kern w:val="2"/>
+          <w:sz w:val="18"/>
+          <w:szCs w:val="22"/>
+        </w:rPr>
+      </w:pPr>
+      <w:r>
+        <w:rPr>
+          <w:rFonts w:ascii="微软雅黑" w:eastAsia="微软雅黑" w:hAnsi="微软雅黑" w:cstheme="minorBidi" w:hint="eastAsia"/>
+          <w:bCs/>
+          <w:kern w:val="2"/>
+          <w:sz w:val="18"/>
+          <w:szCs w:val="22"/>
+        </w:rPr>
+        <w:t>例：</w:t>
+      </w:r>
+    </w:p>
+    <w:p>
+      <w:pPr>
+        <w:pStyle w:val="af8"/>
+        <w:autoSpaceDE/>
+        <w:autoSpaceDN/>
+        <w:adjustRightInd/>
+        <w:spacing w:line="240" w:lineRule="auto"/>
+        <w:ind w:left="719" w:firstLineChars="0" w:firstLine="0"/>
+        <w:jc w:val="both"/>
+        <w:rPr>
+          <w:rFonts w:ascii="微软雅黑" w:eastAsia="微软雅黑" w:hAnsi="微软雅黑" w:cstheme="minorBidi" w:hint="eastAsia"/>
+          <w:b/>
+          <w:kern w:val="2"/>
+          <w:sz w:val="18"/>
+          <w:szCs w:val="22"/>
+        </w:rPr>
+      </w:pPr>
+      <w:r>
+        <w:rPr>
+          <w:noProof/>
+          <w:snapToGrid/>
+        </w:rPr>
+        <w:drawing>
+          <wp:inline distT="0" distB="0" distL="0" distR="0" wp14:anchorId="1C0C80BA" wp14:editId="261C2543">
+            <wp:extent cx="5274310" cy="2747645"/>
+            <wp:effectExtent l="0" t="0" r="2540" b="0"/>
+            <wp:docPr id="222778830" name="图片 1"/>
+            <wp:cNvGraphicFramePr>
+              <a:graphicFrameLocks xmlns:a="http://schemas.openxmlformats.org/drawingml/2006/main" noChangeAspect="1"/>
+            </wp:cNvGraphicFramePr>
+            <a:graphic xmlns:a="http://schemas.openxmlformats.org/drawingml/2006/main">
+              <a:graphicData uri="http://schemas.openxmlformats.org/drawingml/2006/picture">
+                <pic:pic xmlns:pic="http://schemas.openxmlformats.org/drawingml/2006/picture">
+                  <pic:nvPicPr>
+                    <pic:cNvPr id="222778830" name=""/>
+                    <pic:cNvPicPr/>
+                  </pic:nvPicPr>
+                  <pic:blipFill>
+                    <a:blip r:embed="rId7"/>
+                    <a:stretch>
+                      <a:fillRect/>
+                    </a:stretch>
+                  </pic:blipFill>
+                  <pic:spPr>
+                    <a:xfrm>
+                      <a:off x="0" y="0"/>
+                      <a:ext cx="5274310" cy="2747645"/>
+                    </a:xfrm>
+                    <a:prstGeom prst="rect">
+                      <a:avLst/>
+                    </a:prstGeom>
+                  </pic:spPr>
+                </pic:pic>
+              </a:graphicData>
+            </a:graphic>
+          </wp:inline>
+        </w:drawing>
+      </w:r>
+    </w:p>
+    <w:p>
+      <w:pPr>
+        <w:pStyle w:val="af8"/>
+        <w:numPr>
+          <w:ilvl w:val="0"/>
+          <w:numId w:val="3"/>
+        </w:numPr>
+        <w:autoSpaceDE/>
+        <w:autoSpaceDN/>
+        <w:adjustRightInd/>
+        <w:spacing w:line="240" w:lineRule="auto"/>
+        <w:ind w:leftChars="171" w:left="719" w:firstLineChars="0"/>
+        <w:jc w:val="both"/>
+        <w:rPr>
+          <w:rFonts w:ascii="微软雅黑" w:eastAsia="微软雅黑" w:hAnsi="微软雅黑" w:cstheme="minorBidi" w:hint="eastAsia"/>
+          <w:b/>
+          <w:kern w:val="2"/>
+          <w:sz w:val="18"/>
+          <w:szCs w:val="22"/>
+        </w:rPr>
+      </w:pPr>
+      <w:r>
+        <w:rPr>
+          <w:rFonts w:ascii="微软雅黑" w:eastAsia="微软雅黑" w:hAnsi="微软雅黑" w:hint="eastAsia"/>
+          <w:sz w:val="18"/>
+        </w:rPr>
+        <w:t>添加附件</w:t>
+      </w:r>
+      <w:r>
+        <w:rPr>
+          <w:rFonts w:ascii="微软雅黑" w:eastAsia="微软雅黑" w:hAnsi="微软雅黑" w:hint="eastAsia"/>
+          <w:sz w:val="18"/>
+        </w:rPr>
+        <w:t>（可选）</w:t>
+      </w:r>
+      <w:r>
+        <w:rPr>
+          <w:rFonts w:ascii="微软雅黑" w:eastAsia="微软雅黑" w:hAnsi="微软雅黑" w:hint="eastAsia"/>
+          <w:sz w:val="18"/>
+        </w:rPr>
+        <w:t>：</w:t>
+      </w:r>
+      <w:r>
+        <w:rPr>
+          <w:rFonts w:ascii="微软雅黑" w:eastAsia="微软雅黑" w:hAnsi="微软雅黑" w:hint="eastAsia"/>
+          <w:b/>
+          <w:sz w:val="18"/>
+        </w:rPr>
+        <w:t>附件中已添加项目说明文</w:t>
+      </w:r>
+      <w:proofErr w:type="gramStart"/>
+      <w:r>
+        <w:rPr>
+          <w:rFonts w:ascii="微软雅黑" w:eastAsia="微软雅黑" w:hAnsi="微软雅黑" w:hint="eastAsia"/>
+          <w:b/>
+          <w:sz w:val="18"/>
+        </w:rPr>
+        <w:t>件 项目</w:t>
+      </w:r>
+      <w:proofErr w:type="gramEnd"/>
+      <w:r>
+        <w:rPr>
+          <w:rFonts w:ascii="微软雅黑" w:eastAsia="微软雅黑" w:hAnsi="微软雅黑" w:hint="eastAsia"/>
+          <w:b/>
+          <w:sz w:val="18"/>
+        </w:rPr>
+        <w:t>名称.zip（项目初始化模板，必须包含README.md，LICENSE, CHANGELOG和</w:t>
+      </w:r>
+      <w:proofErr w:type="spellStart"/>
+      <w:r>
+        <w:rPr>
+          <w:rFonts w:ascii="微软雅黑" w:eastAsia="微软雅黑" w:hAnsi="微软雅黑" w:hint="eastAsia"/>
+          <w:b/>
+          <w:sz w:val="18"/>
+        </w:rPr>
+        <w:t>cjpm.toml</w:t>
+      </w:r>
+      <w:proofErr w:type="spellEnd"/>
+      <w:r>
+        <w:rPr>
+          <w:rFonts w:ascii="微软雅黑" w:eastAsia="微软雅黑" w:hAnsi="微软雅黑" w:hint="eastAsia"/>
+          <w:b/>
+          <w:sz w:val="18"/>
+        </w:rPr>
+        <w:t>）</w:t>
+      </w:r>
+    </w:p>
+    <w:p>
+      <w:pPr>
         <w:spacing w:line="240" w:lineRule="auto"/>
       </w:pPr>
     </w:p>
     <w:sectPr>
-      <w:headerReference r:id="rId6" w:type="first"/>
-      <w:footerReference r:id="rId8" w:type="first"/>
-      <w:headerReference r:id="rId5" w:type="even"/>
-      <w:footerReference r:id="rId7" w:type="even"/>
+      <w:headerReference w:type="even" r:id="rId8"/>
+      <w:footerReference w:type="even" r:id="rId9"/>
+      <w:headerReference w:type="first" r:id="rId10"/>
+      <w:footerReference w:type="first" r:id="rId11"/>
       <w:pgSz w:w="11906" w:h="16838"/>
       <w:pgMar w:top="1312" w:right="1800" w:bottom="1440" w:left="1800" w:header="779" w:footer="992" w:gutter="0"/>
-      <w:cols w:space="425" w:num="1"/>
-      <w:docGrid w:type="lines" w:linePitch="312" w:charSpace="0"/>
+      <w:cols w:space="425"/>
+      <w:docGrid w:type="lines" w:linePitch="312"/>
     </w:sectPr>
   </w:body>
 </w:document>
 </file>
 
 <file path=word/endnotes.xml><?xml version="1.0" encoding="utf-8"?>
-<w:endnotes xmlns:wpc="http://schemas.microsoft.com/office/word/2010/wordprocessingCanvas" xmlns:mc="http://schemas.openxmlformats.org/markup-compatibility/2006" xmlns:o="urn:schemas-microsoft-com:office:office" xmlns:r="http://schemas.openxmlformats.org/officeDocument/2006/relationships" xmlns:m="http://schemas.openxmlformats.org/officeDocument/2006/math" xmlns:v="urn:schemas-microsoft-com:vml" xmlns:wp14="http://schemas.microsoft.com/office/word/2010/wordprocessingDrawing" xmlns:wp="http://schemas.openxmlformats.org/drawingml/2006/wordprocessingDrawing" xmlns:w="http://schemas.openxmlformats.org/wordprocessingml/2006/main" xmlns:w14="http://schemas.microsoft.com/office/word/2010/wordml" xmlns:w15="http://schemas.microsoft.com/office/word/2012/wordml" xmlns:w10="urn:schemas-microsoft-com:office:word" xmlns:wpg="http://schemas.microsoft.com/office/word/2010/wordprocessingGroup" xmlns:wpi="http://schemas.microsoft.com/office/word/2010/wordprocessingInk" xmlns:wne="http://schemas.microsoft.com/office/word/2006/wordml" xmlns:wps="http://schemas.microsoft.com/office/word/2010/wordprocessingShape" xmlns:wpsCustomData="http://www.wps.cn/officeDocument/2013/wpsCustomData" mc:Ignorable="w14 w15 wp14">
-  <w:endnote w:type="separator" w:id="0">
+<w:endnotes xmlns:wpc="http://schemas.microsoft.com/office/word/2010/wordprocessingCanvas" xmlns:cx="http://schemas.microsoft.com/office/drawing/2014/chartex" xmlns:cx1="http://schemas.microsoft.com/office/drawing/2015/9/8/chartex" xmlns:cx2="http://schemas.microsoft.com/office/drawing/2015/10/21/chartex" xmlns:cx3="http://schemas.microsoft.com/office/drawing/2016/5/9/chartex" xmlns:cx4="http://schemas.microsoft.com/office/drawing/2016/5/10/chartex" xmlns:cx5="http://schemas.microsoft.com/office/drawing/2016/5/11/chartex" xmlns:cx6="http://schemas.microsoft.com/office/drawing/2016/5/12/chartex" xmlns:cx7="http://schemas.microsoft.com/office/drawing/2016/5/13/chartex" xmlns:cx8="http://schemas.microsoft.com/office/drawing/2016/5/14/chartex" xmlns:mc="http://schemas.openxmlformats.org/markup-compatibility/2006" xmlns:aink="http://schemas.microsoft.com/office/drawing/2016/ink" xmlns:am3d="http://schemas.microsoft.com/office/drawing/2017/model3d" xmlns:o="urn:schemas-microsoft-com:office:office" xmlns:oel="http://schemas.microsoft.com/office/2019/extlst" xmlns:r="http://schemas.openxmlformats.org/officeDocument/2006/relationships" xmlns:m="http://schemas.openxmlformats.org/officeDocument/2006/math" xmlns:v="urn:schemas-microsoft-com:vml" xmlns:wp14="http://schemas.microsoft.com/office/word/2010/wordprocessingDrawing" xmlns:wp="http://schemas.openxmlformats.org/drawingml/2006/wordprocessingDrawing" xmlns:w10="urn:schemas-microsoft-com:office:word" xmlns:w="http://schemas.openxmlformats.org/wordprocessingml/2006/main" xmlns:w14="http://schemas.microsoft.com/office/word/2010/wordml" xmlns:w15="http://schemas.microsoft.com/office/word/2012/wordml" xmlns:w16cex="http://schemas.microsoft.com/office/word/2018/wordml/cex" xmlns:w16cid="http://schemas.microsoft.com/office/word/2016/wordml/cid" xmlns:w16="http://schemas.microsoft.com/office/word/2018/wordml" xmlns:w16du="http://schemas.microsoft.com/office/word/2023/wordml/word16du" xmlns:w16sdtdh="http://schemas.microsoft.com/office/word/2020/wordml/sdtdatahash" xmlns:w16sdtfl="http://schemas.microsoft.com/office/word/2024/wordml/sdtformatlock" xmlns:w16se="http://schemas.microsoft.com/office/word/2015/wordml/symex" xmlns:wpg="http://schemas.microsoft.com/office/word/2010/wordprocessingGroup" xmlns:wpi="http://schemas.microsoft.com/office/word/2010/wordprocessingInk" xmlns:wne="http://schemas.microsoft.com/office/word/2006/wordml" xmlns:wps="http://schemas.microsoft.com/office/word/2010/wordprocessingShape" mc:Ignorable="w14 w15 w16se w16cid w16 w16cex w16sdtdh w16sdtfl w16du wp14">
+  <w:endnote w:type="separator" w:id="-1">
     <w:p>
       <w:pPr>
         <w:spacing w:line="240" w:lineRule="auto"/>
@@ -1118,7 +1420,7 @@
       </w:r>
     </w:p>
   </w:endnote>
-  <w:endnote w:type="continuationSeparator" w:id="1">
+  <w:endnote w:type="continuationSeparator" w:id="0">
     <w:p>
       <w:pPr>
         <w:spacing w:line="240" w:lineRule="auto"/>
@@ -1132,10 +1434,10 @@
 </file>
 
 <file path=word/footer1.xml><?xml version="1.0" encoding="utf-8"?>
-<w:ftr xmlns:wpc="http://schemas.microsoft.com/office/word/2010/wordprocessingCanvas" xmlns:mc="http://schemas.openxmlformats.org/markup-compatibility/2006" xmlns:o="urn:schemas-microsoft-com:office:office" xmlns:r="http://schemas.openxmlformats.org/officeDocument/2006/relationships" xmlns:m="http://schemas.openxmlformats.org/officeDocument/2006/math" xmlns:v="urn:schemas-microsoft-com:vml" xmlns:wp14="http://schemas.microsoft.com/office/word/2010/wordprocessingDrawing" xmlns:wp="http://schemas.openxmlformats.org/drawingml/2006/wordprocessingDrawing" xmlns:w10="urn:schemas-microsoft-com:office:word" xmlns:w="http://schemas.openxmlformats.org/wordprocessingml/2006/main" xmlns:w14="http://schemas.microsoft.com/office/word/2010/wordml" xmlns:w15="http://schemas.microsoft.com/office/word/2012/wordml" xmlns:wpg="http://schemas.microsoft.com/office/word/2010/wordprocessingGroup" xmlns:wpi="http://schemas.microsoft.com/office/word/2010/wordprocessingInk" xmlns:wne="http://schemas.microsoft.com/office/word/2006/wordml" xmlns:wps="http://schemas.microsoft.com/office/word/2010/wordprocessingShape" xmlns:wpsCustomData="http://www.wps.cn/officeDocument/2013/wpsCustomData" mc:Ignorable="w14 w15 wp14">
+<w:ftr xmlns:wpc="http://schemas.microsoft.com/office/word/2010/wordprocessingCanvas" xmlns:cx="http://schemas.microsoft.com/office/drawing/2014/chartex" xmlns:cx1="http://schemas.microsoft.com/office/drawing/2015/9/8/chartex" xmlns:cx2="http://schemas.microsoft.com/office/drawing/2015/10/21/chartex" xmlns:cx3="http://schemas.microsoft.com/office/drawing/2016/5/9/chartex" xmlns:cx4="http://schemas.microsoft.com/office/drawing/2016/5/10/chartex" xmlns:cx5="http://schemas.microsoft.com/office/drawing/2016/5/11/chartex" xmlns:cx6="http://schemas.microsoft.com/office/drawing/2016/5/12/chartex" xmlns:cx7="http://schemas.microsoft.com/office/drawing/2016/5/13/chartex" xmlns:cx8="http://schemas.microsoft.com/office/drawing/2016/5/14/chartex" xmlns:mc="http://schemas.openxmlformats.org/markup-compatibility/2006" xmlns:aink="http://schemas.microsoft.com/office/drawing/2016/ink" xmlns:am3d="http://schemas.microsoft.com/office/drawing/2017/model3d" xmlns:o="urn:schemas-microsoft-com:office:office" xmlns:oel="http://schemas.microsoft.com/office/2019/extlst" xmlns:r="http://schemas.openxmlformats.org/officeDocument/2006/relationships" xmlns:m="http://schemas.openxmlformats.org/officeDocument/2006/math" xmlns:v="urn:schemas-microsoft-com:vml" xmlns:wp14="http://schemas.microsoft.com/office/word/2010/wordprocessingDrawing" xmlns:wp="http://schemas.openxmlformats.org/drawingml/2006/wordprocessingDrawing" xmlns:w10="urn:schemas-microsoft-com:office:word" xmlns:w="http://schemas.openxmlformats.org/wordprocessingml/2006/main" xmlns:w14="http://schemas.microsoft.com/office/word/2010/wordml" xmlns:w15="http://schemas.microsoft.com/office/word/2012/wordml" xmlns:w16cex="http://schemas.microsoft.com/office/word/2018/wordml/cex" xmlns:w16cid="http://schemas.microsoft.com/office/word/2016/wordml/cid" xmlns:w16="http://schemas.microsoft.com/office/word/2018/wordml" xmlns:w16du="http://schemas.microsoft.com/office/word/2023/wordml/word16du" xmlns:w16sdtdh="http://schemas.microsoft.com/office/word/2020/wordml/sdtdatahash" xmlns:w16sdtfl="http://schemas.microsoft.com/office/word/2024/wordml/sdtformatlock" xmlns:w16se="http://schemas.microsoft.com/office/word/2015/wordml/symex" xmlns:wpg="http://schemas.microsoft.com/office/word/2010/wordprocessingGroup" xmlns:wpi="http://schemas.microsoft.com/office/word/2010/wordprocessingInk" xmlns:wne="http://schemas.microsoft.com/office/word/2006/wordml" xmlns:wps="http://schemas.microsoft.com/office/word/2010/wordprocessingShape" mc:Ignorable="w14 w15 w16se w16cid w16 w16cex w16sdtdh w16sdtfl w16du wp14">
   <w:p>
     <w:pPr>
-      <w:pStyle w:val="6"/>
+      <w:pStyle w:val="a7"/>
       <w:ind w:firstLine="360"/>
     </w:pPr>
   </w:p>
@@ -1143,10 +1445,10 @@
 </file>
 
 <file path=word/footer2.xml><?xml version="1.0" encoding="utf-8"?>
-<w:ftr xmlns:wpc="http://schemas.microsoft.com/office/word/2010/wordprocessingCanvas" xmlns:mc="http://schemas.openxmlformats.org/markup-compatibility/2006" xmlns:o="urn:schemas-microsoft-com:office:office" xmlns:r="http://schemas.openxmlformats.org/officeDocument/2006/relationships" xmlns:m="http://schemas.openxmlformats.org/officeDocument/2006/math" xmlns:v="urn:schemas-microsoft-com:vml" xmlns:wp14="http://schemas.microsoft.com/office/word/2010/wordprocessingDrawing" xmlns:wp="http://schemas.openxmlformats.org/drawingml/2006/wordprocessingDrawing" xmlns:w10="urn:schemas-microsoft-com:office:word" xmlns:w="http://schemas.openxmlformats.org/wordprocessingml/2006/main" xmlns:w14="http://schemas.microsoft.com/office/word/2010/wordml" xmlns:w15="http://schemas.microsoft.com/office/word/2012/wordml" xmlns:wpg="http://schemas.microsoft.com/office/word/2010/wordprocessingGroup" xmlns:wpi="http://schemas.microsoft.com/office/word/2010/wordprocessingInk" xmlns:wne="http://schemas.microsoft.com/office/word/2006/wordml" xmlns:wps="http://schemas.microsoft.com/office/word/2010/wordprocessingShape" xmlns:wpsCustomData="http://www.wps.cn/officeDocument/2013/wpsCustomData" mc:Ignorable="w14 w15 wp14">
+<w:ftr xmlns:wpc="http://schemas.microsoft.com/office/word/2010/wordprocessingCanvas" xmlns:cx="http://schemas.microsoft.com/office/drawing/2014/chartex" xmlns:cx1="http://schemas.microsoft.com/office/drawing/2015/9/8/chartex" xmlns:cx2="http://schemas.microsoft.com/office/drawing/2015/10/21/chartex" xmlns:cx3="http://schemas.microsoft.com/office/drawing/2016/5/9/chartex" xmlns:cx4="http://schemas.microsoft.com/office/drawing/2016/5/10/chartex" xmlns:cx5="http://schemas.microsoft.com/office/drawing/2016/5/11/chartex" xmlns:cx6="http://schemas.microsoft.com/office/drawing/2016/5/12/chartex" xmlns:cx7="http://schemas.microsoft.com/office/drawing/2016/5/13/chartex" xmlns:cx8="http://schemas.microsoft.com/office/drawing/2016/5/14/chartex" xmlns:mc="http://schemas.openxmlformats.org/markup-compatibility/2006" xmlns:aink="http://schemas.microsoft.com/office/drawing/2016/ink" xmlns:am3d="http://schemas.microsoft.com/office/drawing/2017/model3d" xmlns:o="urn:schemas-microsoft-com:office:office" xmlns:oel="http://schemas.microsoft.com/office/2019/extlst" xmlns:r="http://schemas.openxmlformats.org/officeDocument/2006/relationships" xmlns:m="http://schemas.openxmlformats.org/officeDocument/2006/math" xmlns:v="urn:schemas-microsoft-com:vml" xmlns:wp14="http://schemas.microsoft.com/office/word/2010/wordprocessingDrawing" xmlns:wp="http://schemas.openxmlformats.org/drawingml/2006/wordprocessingDrawing" xmlns:w10="urn:schemas-microsoft-com:office:word" xmlns:w="http://schemas.openxmlformats.org/wordprocessingml/2006/main" xmlns:w14="http://schemas.microsoft.com/office/word/2010/wordml" xmlns:w15="http://schemas.microsoft.com/office/word/2012/wordml" xmlns:w16cex="http://schemas.microsoft.com/office/word/2018/wordml/cex" xmlns:w16cid="http://schemas.microsoft.com/office/word/2016/wordml/cid" xmlns:w16="http://schemas.microsoft.com/office/word/2018/wordml" xmlns:w16du="http://schemas.microsoft.com/office/word/2023/wordml/word16du" xmlns:w16sdtdh="http://schemas.microsoft.com/office/word/2020/wordml/sdtdatahash" xmlns:w16sdtfl="http://schemas.microsoft.com/office/word/2024/wordml/sdtformatlock" xmlns:w16se="http://schemas.microsoft.com/office/word/2015/wordml/symex" xmlns:wpg="http://schemas.microsoft.com/office/word/2010/wordprocessingGroup" xmlns:wpi="http://schemas.microsoft.com/office/word/2010/wordprocessingInk" xmlns:wne="http://schemas.microsoft.com/office/word/2006/wordml" xmlns:wps="http://schemas.microsoft.com/office/word/2010/wordprocessingShape" mc:Ignorable="w14 w15 w16se w16cid w16 w16cex w16sdtdh w16sdtfl w16du wp14">
   <w:p>
     <w:pPr>
-      <w:pStyle w:val="6"/>
+      <w:pStyle w:val="a7"/>
       <w:ind w:firstLine="360"/>
     </w:pPr>
   </w:p>
@@ -1154,22 +1456,16 @@
 </file>
 
 <file path=word/footnotes.xml><?xml version="1.0" encoding="utf-8"?>
-<w:footnotes xmlns:wpc="http://schemas.microsoft.com/office/word/2010/wordprocessingCanvas" xmlns:mc="http://schemas.openxmlformats.org/markup-compatibility/2006" xmlns:o="urn:schemas-microsoft-com:office:office" xmlns:r="http://schemas.openxmlformats.org/officeDocument/2006/relationships" xmlns:m="http://schemas.openxmlformats.org/officeDocument/2006/math" xmlns:v="urn:schemas-microsoft-com:vml" xmlns:wp14="http://schemas.microsoft.com/office/word/2010/wordprocessingDrawing" xmlns:wp="http://schemas.openxmlformats.org/drawingml/2006/wordprocessingDrawing" xmlns:w="http://schemas.openxmlformats.org/wordprocessingml/2006/main" xmlns:w14="http://schemas.microsoft.com/office/word/2010/wordml" xmlns:w15="http://schemas.microsoft.com/office/word/2012/wordml" xmlns:w10="urn:schemas-microsoft-com:office:word" xmlns:wpg="http://schemas.microsoft.com/office/word/2010/wordprocessingGroup" xmlns:wpi="http://schemas.microsoft.com/office/word/2010/wordprocessingInk" xmlns:wne="http://schemas.microsoft.com/office/word/2006/wordml" xmlns:wps="http://schemas.microsoft.com/office/word/2010/wordprocessingShape" xmlns:wpsCustomData="http://www.wps.cn/officeDocument/2013/wpsCustomData" mc:Ignorable="w14 w15 wp14">
-  <w:footnote w:type="separator" w:id="0">
+<w:footnotes xmlns:wpc="http://schemas.microsoft.com/office/word/2010/wordprocessingCanvas" xmlns:cx="http://schemas.microsoft.com/office/drawing/2014/chartex" xmlns:cx1="http://schemas.microsoft.com/office/drawing/2015/9/8/chartex" xmlns:cx2="http://schemas.microsoft.com/office/drawing/2015/10/21/chartex" xmlns:cx3="http://schemas.microsoft.com/office/drawing/2016/5/9/chartex" xmlns:cx4="http://schemas.microsoft.com/office/drawing/2016/5/10/chartex" xmlns:cx5="http://schemas.microsoft.com/office/drawing/2016/5/11/chartex" xmlns:cx6="http://schemas.microsoft.com/office/drawing/2016/5/12/chartex" xmlns:cx7="http://schemas.microsoft.com/office/drawing/2016/5/13/chartex" xmlns:cx8="http://schemas.microsoft.com/office/drawing/2016/5/14/chartex" xmlns:mc="http://schemas.openxmlformats.org/markup-compatibility/2006" xmlns:aink="http://schemas.microsoft.com/office/drawing/2016/ink" xmlns:am3d="http://schemas.microsoft.com/office/drawing/2017/model3d" xmlns:o="urn:schemas-microsoft-com:office:office" xmlns:oel="http://schemas.microsoft.com/office/2019/extlst" xmlns:r="http://schemas.openxmlformats.org/officeDocument/2006/relationships" xmlns:m="http://schemas.openxmlformats.org/officeDocument/2006/math" xmlns:v="urn:schemas-microsoft-com:vml" xmlns:wp14="http://schemas.microsoft.com/office/word/2010/wordprocessingDrawing" xmlns:wp="http://schemas.openxmlformats.org/drawingml/2006/wordprocessingDrawing" xmlns:w10="urn:schemas-microsoft-com:office:word" xmlns:w="http://schemas.openxmlformats.org/wordprocessingml/2006/main" xmlns:w14="http://schemas.microsoft.com/office/word/2010/wordml" xmlns:w15="http://schemas.microsoft.com/office/word/2012/wordml" xmlns:w16cex="http://schemas.microsoft.com/office/word/2018/wordml/cex" xmlns:w16cid="http://schemas.microsoft.com/office/word/2016/wordml/cid" xmlns:w16="http://schemas.microsoft.com/office/word/2018/wordml" xmlns:w16du="http://schemas.microsoft.com/office/word/2023/wordml/word16du" xmlns:w16sdtdh="http://schemas.microsoft.com/office/word/2020/wordml/sdtdatahash" xmlns:w16sdtfl="http://schemas.microsoft.com/office/word/2024/wordml/sdtformatlock" xmlns:w16se="http://schemas.microsoft.com/office/word/2015/wordml/symex" xmlns:wpg="http://schemas.microsoft.com/office/word/2010/wordprocessingGroup" xmlns:wpi="http://schemas.microsoft.com/office/word/2010/wordprocessingInk" xmlns:wne="http://schemas.microsoft.com/office/word/2006/wordml" xmlns:wps="http://schemas.microsoft.com/office/word/2010/wordprocessingShape" mc:Ignorable="w14 w15 w16se w16cid w16 w16cex w16sdtdh w16sdtfl w16du wp14">
+  <w:footnote w:type="separator" w:id="-1">
     <w:p>
-      <w:pPr>
-        <w:spacing w:line="360" w:lineRule="auto"/>
-      </w:pPr>
       <w:r>
         <w:separator/>
       </w:r>
     </w:p>
   </w:footnote>
-  <w:footnote w:type="continuationSeparator" w:id="1">
+  <w:footnote w:type="continuationSeparator" w:id="0">
     <w:p>
-      <w:pPr>
-        <w:spacing w:line="360" w:lineRule="auto"/>
-      </w:pPr>
       <w:r>
         <w:continuationSeparator/>
       </w:r>
@@ -1179,10 +1475,10 @@
 </file>
 
 <file path=word/header1.xml><?xml version="1.0" encoding="utf-8"?>
-<w:hdr xmlns:wpc="http://schemas.microsoft.com/office/word/2010/wordprocessingCanvas" xmlns:mc="http://schemas.openxmlformats.org/markup-compatibility/2006" xmlns:o="urn:schemas-microsoft-com:office:office" xmlns:r="http://schemas.openxmlformats.org/officeDocument/2006/relationships" xmlns:m="http://schemas.openxmlformats.org/officeDocument/2006/math" xmlns:v="urn:schemas-microsoft-com:vml" xmlns:wp14="http://schemas.microsoft.com/office/word/2010/wordprocessingDrawing" xmlns:wp="http://schemas.openxmlformats.org/drawingml/2006/wordprocessingDrawing" xmlns:w10="urn:schemas-microsoft-com:office:word" xmlns:w="http://schemas.openxmlformats.org/wordprocessingml/2006/main" xmlns:w14="http://schemas.microsoft.com/office/word/2010/wordml" xmlns:w15="http://schemas.microsoft.com/office/word/2012/wordml" xmlns:wpg="http://schemas.microsoft.com/office/word/2010/wordprocessingGroup" xmlns:wpi="http://schemas.microsoft.com/office/word/2010/wordprocessingInk" xmlns:wne="http://schemas.microsoft.com/office/word/2006/wordml" xmlns:wps="http://schemas.microsoft.com/office/word/2010/wordprocessingShape" xmlns:wpsCustomData="http://www.wps.cn/officeDocument/2013/wpsCustomData" mc:Ignorable="w14 w15 wp14">
+<w:hdr xmlns:wpc="http://schemas.microsoft.com/office/word/2010/wordprocessingCanvas" xmlns:cx="http://schemas.microsoft.com/office/drawing/2014/chartex" xmlns:cx1="http://schemas.microsoft.com/office/drawing/2015/9/8/chartex" xmlns:cx2="http://schemas.microsoft.com/office/drawing/2015/10/21/chartex" xmlns:cx3="http://schemas.microsoft.com/office/drawing/2016/5/9/chartex" xmlns:cx4="http://schemas.microsoft.com/office/drawing/2016/5/10/chartex" xmlns:cx5="http://schemas.microsoft.com/office/drawing/2016/5/11/chartex" xmlns:cx6="http://schemas.microsoft.com/office/drawing/2016/5/12/chartex" xmlns:cx7="http://schemas.microsoft.com/office/drawing/2016/5/13/chartex" xmlns:cx8="http://schemas.microsoft.com/office/drawing/2016/5/14/chartex" xmlns:mc="http://schemas.openxmlformats.org/markup-compatibility/2006" xmlns:aink="http://schemas.microsoft.com/office/drawing/2016/ink" xmlns:am3d="http://schemas.microsoft.com/office/drawing/2017/model3d" xmlns:o="urn:schemas-microsoft-com:office:office" xmlns:oel="http://schemas.microsoft.com/office/2019/extlst" xmlns:r="http://schemas.openxmlformats.org/officeDocument/2006/relationships" xmlns:m="http://schemas.openxmlformats.org/officeDocument/2006/math" xmlns:v="urn:schemas-microsoft-com:vml" xmlns:wp14="http://schemas.microsoft.com/office/word/2010/wordprocessingDrawing" xmlns:wp="http://schemas.openxmlformats.org/drawingml/2006/wordprocessingDrawing" xmlns:w10="urn:schemas-microsoft-com:office:word" xmlns:w="http://schemas.openxmlformats.org/wordprocessingml/2006/main" xmlns:w14="http://schemas.microsoft.com/office/word/2010/wordml" xmlns:w15="http://schemas.microsoft.com/office/word/2012/wordml" xmlns:w16cex="http://schemas.microsoft.com/office/word/2018/wordml/cex" xmlns:w16cid="http://schemas.microsoft.com/office/word/2016/wordml/cid" xmlns:w16="http://schemas.microsoft.com/office/word/2018/wordml" xmlns:w16du="http://schemas.microsoft.com/office/word/2023/wordml/word16du" xmlns:w16sdtdh="http://schemas.microsoft.com/office/word/2020/wordml/sdtdatahash" xmlns:w16sdtfl="http://schemas.microsoft.com/office/word/2024/wordml/sdtformatlock" xmlns:w16se="http://schemas.microsoft.com/office/word/2015/wordml/symex" xmlns:wpg="http://schemas.microsoft.com/office/word/2010/wordprocessingGroup" xmlns:wpi="http://schemas.microsoft.com/office/word/2010/wordprocessingInk" xmlns:wne="http://schemas.microsoft.com/office/word/2006/wordml" xmlns:wps="http://schemas.microsoft.com/office/word/2010/wordprocessingShape" mc:Ignorable="w14 w15 w16se w16cid w16 w16cex w16sdtdh w16sdtfl w16du wp14">
   <w:p>
     <w:pPr>
-      <w:pStyle w:val="7"/>
+      <w:pStyle w:val="a9"/>
       <w:ind w:firstLine="360"/>
     </w:pPr>
   </w:p>
@@ -1190,10 +1486,10 @@
 </file>
 
 <file path=word/header2.xml><?xml version="1.0" encoding="utf-8"?>
-<w:hdr xmlns:wpc="http://schemas.microsoft.com/office/word/2010/wordprocessingCanvas" xmlns:mc="http://schemas.openxmlformats.org/markup-compatibility/2006" xmlns:o="urn:schemas-microsoft-com:office:office" xmlns:r="http://schemas.openxmlformats.org/officeDocument/2006/relationships" xmlns:m="http://schemas.openxmlformats.org/officeDocument/2006/math" xmlns:v="urn:schemas-microsoft-com:vml" xmlns:wp14="http://schemas.microsoft.com/office/word/2010/wordprocessingDrawing" xmlns:wp="http://schemas.openxmlformats.org/drawingml/2006/wordprocessingDrawing" xmlns:w10="urn:schemas-microsoft-com:office:word" xmlns:w="http://schemas.openxmlformats.org/wordprocessingml/2006/main" xmlns:w14="http://schemas.microsoft.com/office/word/2010/wordml" xmlns:w15="http://schemas.microsoft.com/office/word/2012/wordml" xmlns:wpg="http://schemas.microsoft.com/office/word/2010/wordprocessingGroup" xmlns:wpi="http://schemas.microsoft.com/office/word/2010/wordprocessingInk" xmlns:wne="http://schemas.microsoft.com/office/word/2006/wordml" xmlns:wps="http://schemas.microsoft.com/office/word/2010/wordprocessingShape" xmlns:wpsCustomData="http://www.wps.cn/officeDocument/2013/wpsCustomData" mc:Ignorable="w14 w15 wp14">
+<w:hdr xmlns:wpc="http://schemas.microsoft.com/office/word/2010/wordprocessingCanvas" xmlns:cx="http://schemas.microsoft.com/office/drawing/2014/chartex" xmlns:cx1="http://schemas.microsoft.com/office/drawing/2015/9/8/chartex" xmlns:cx2="http://schemas.microsoft.com/office/drawing/2015/10/21/chartex" xmlns:cx3="http://schemas.microsoft.com/office/drawing/2016/5/9/chartex" xmlns:cx4="http://schemas.microsoft.com/office/drawing/2016/5/10/chartex" xmlns:cx5="http://schemas.microsoft.com/office/drawing/2016/5/11/chartex" xmlns:cx6="http://schemas.microsoft.com/office/drawing/2016/5/12/chartex" xmlns:cx7="http://schemas.microsoft.com/office/drawing/2016/5/13/chartex" xmlns:cx8="http://schemas.microsoft.com/office/drawing/2016/5/14/chartex" xmlns:mc="http://schemas.openxmlformats.org/markup-compatibility/2006" xmlns:aink="http://schemas.microsoft.com/office/drawing/2016/ink" xmlns:am3d="http://schemas.microsoft.com/office/drawing/2017/model3d" xmlns:o="urn:schemas-microsoft-com:office:office" xmlns:oel="http://schemas.microsoft.com/office/2019/extlst" xmlns:r="http://schemas.openxmlformats.org/officeDocument/2006/relationships" xmlns:m="http://schemas.openxmlformats.org/officeDocument/2006/math" xmlns:v="urn:schemas-microsoft-com:vml" xmlns:wp14="http://schemas.microsoft.com/office/word/2010/wordprocessingDrawing" xmlns:wp="http://schemas.openxmlformats.org/drawingml/2006/wordprocessingDrawing" xmlns:w10="urn:schemas-microsoft-com:office:word" xmlns:w="http://schemas.openxmlformats.org/wordprocessingml/2006/main" xmlns:w14="http://schemas.microsoft.com/office/word/2010/wordml" xmlns:w15="http://schemas.microsoft.com/office/word/2012/wordml" xmlns:w16cex="http://schemas.microsoft.com/office/word/2018/wordml/cex" xmlns:w16cid="http://schemas.microsoft.com/office/word/2016/wordml/cid" xmlns:w16="http://schemas.microsoft.com/office/word/2018/wordml" xmlns:w16du="http://schemas.microsoft.com/office/word/2023/wordml/word16du" xmlns:w16sdtdh="http://schemas.microsoft.com/office/word/2020/wordml/sdtdatahash" xmlns:w16sdtfl="http://schemas.microsoft.com/office/word/2024/wordml/sdtformatlock" xmlns:w16se="http://schemas.microsoft.com/office/word/2015/wordml/symex" xmlns:wpg="http://schemas.microsoft.com/office/word/2010/wordprocessingGroup" xmlns:wpi="http://schemas.microsoft.com/office/word/2010/wordprocessingInk" xmlns:wne="http://schemas.microsoft.com/office/word/2006/wordml" xmlns:wps="http://schemas.microsoft.com/office/word/2010/wordprocessingShape" mc:Ignorable="w14 w15 w16se w16cid w16 w16cex w16sdtdh w16sdtfl w16du wp14">
   <w:p>
     <w:pPr>
-      <w:pStyle w:val="7"/>
+      <w:pStyle w:val="a9"/>
       <w:ind w:firstLine="360"/>
     </w:pPr>
   </w:p>
@@ -1201,12 +1497,12 @@
 </file>
 
 <file path=word/numbering.xml><?xml version="1.0" encoding="utf-8"?>
-<w:numbering xmlns:wpc="http://schemas.microsoft.com/office/word/2010/wordprocessingCanvas" xmlns:mc="http://schemas.openxmlformats.org/markup-compatibility/2006" xmlns:o="urn:schemas-microsoft-com:office:office" xmlns:r="http://schemas.openxmlformats.org/officeDocument/2006/relationships" xmlns:m="http://schemas.openxmlformats.org/officeDocument/2006/math" xmlns:v="urn:schemas-microsoft-com:vml" xmlns:wp14="http://schemas.microsoft.com/office/word/2010/wordprocessingDrawing" xmlns:wp="http://schemas.openxmlformats.org/drawingml/2006/wordprocessingDrawing" xmlns:w10="urn:schemas-microsoft-com:office:word" xmlns:w="http://schemas.openxmlformats.org/wordprocessingml/2006/main" xmlns:w14="http://schemas.microsoft.com/office/word/2010/wordml" xmlns:wpg="http://schemas.microsoft.com/office/word/2010/wordprocessingGroup" xmlns:wpi="http://schemas.microsoft.com/office/word/2010/wordprocessingInk" xmlns:wne="http://schemas.microsoft.com/office/word/2006/wordml" xmlns:wps="http://schemas.microsoft.com/office/word/2010/wordprocessingShape" xmlns:wpsCustomData="http://www.wps.cn/officeDocument/2013/wpsCustomData" mc:Ignorable="w14 wp14">
-  <w:abstractNum w:abstractNumId="0">
+<w:numbering xmlns:wpc="http://schemas.microsoft.com/office/word/2010/wordprocessingCanvas" xmlns:cx="http://schemas.microsoft.com/office/drawing/2014/chartex" xmlns:cx1="http://schemas.microsoft.com/office/drawing/2015/9/8/chartex" xmlns:cx2="http://schemas.microsoft.com/office/drawing/2015/10/21/chartex" xmlns:cx3="http://schemas.microsoft.com/office/drawing/2016/5/9/chartex" xmlns:cx4="http://schemas.microsoft.com/office/drawing/2016/5/10/chartex" xmlns:cx5="http://schemas.microsoft.com/office/drawing/2016/5/11/chartex" xmlns:cx6="http://schemas.microsoft.com/office/drawing/2016/5/12/chartex" xmlns:cx7="http://schemas.microsoft.com/office/drawing/2016/5/13/chartex" xmlns:cx8="http://schemas.microsoft.com/office/drawing/2016/5/14/chartex" xmlns:mc="http://schemas.openxmlformats.org/markup-compatibility/2006" xmlns:aink="http://schemas.microsoft.com/office/drawing/2016/ink" xmlns:am3d="http://schemas.microsoft.com/office/drawing/2017/model3d" xmlns:o="urn:schemas-microsoft-com:office:office" xmlns:oel="http://schemas.microsoft.com/office/2019/extlst" xmlns:r="http://schemas.openxmlformats.org/officeDocument/2006/relationships" xmlns:m="http://schemas.openxmlformats.org/officeDocument/2006/math" xmlns:v="urn:schemas-microsoft-com:vml" xmlns:wp14="http://schemas.microsoft.com/office/word/2010/wordprocessingDrawing" xmlns:wp="http://schemas.openxmlformats.org/drawingml/2006/wordprocessingDrawing" xmlns:w10="urn:schemas-microsoft-com:office:word" xmlns:w="http://schemas.openxmlformats.org/wordprocessingml/2006/main" xmlns:w14="http://schemas.microsoft.com/office/word/2010/wordml" xmlns:w15="http://schemas.microsoft.com/office/word/2012/wordml" xmlns:w16cex="http://schemas.microsoft.com/office/word/2018/wordml/cex" xmlns:w16cid="http://schemas.microsoft.com/office/word/2016/wordml/cid" xmlns:w16="http://schemas.microsoft.com/office/word/2018/wordml" xmlns:w16du="http://schemas.microsoft.com/office/word/2023/wordml/word16du" xmlns:w16sdtdh="http://schemas.microsoft.com/office/word/2020/wordml/sdtdatahash" xmlns:w16sdtfl="http://schemas.microsoft.com/office/word/2024/wordml/sdtformatlock" xmlns:w16se="http://schemas.microsoft.com/office/word/2015/wordml/symex" xmlns:wpg="http://schemas.microsoft.com/office/word/2010/wordprocessingGroup" xmlns:wpi="http://schemas.microsoft.com/office/word/2010/wordprocessingInk" xmlns:wne="http://schemas.microsoft.com/office/word/2006/wordml" xmlns:wps="http://schemas.microsoft.com/office/word/2010/wordprocessingShape" mc:Ignorable="w14 w15 w16se w16cid w16 w16cex w16sdtdh w16sdtfl w16du wp14">
+  <w:abstractNum w:abstractNumId="0" w15:restartNumberingAfterBreak="0">
     <w:nsid w:val="0D92480A"/>
     <w:multiLevelType w:val="multilevel"/>
     <w:tmpl w:val="0D92480A"/>
-    <w:lvl w:ilvl="0" w:tentative="0">
+    <w:lvl w:ilvl="0">
       <w:start w:val="1"/>
       <w:numFmt w:val="decimal"/>
       <w:lvlText w:val="%1."/>
@@ -1218,7 +1514,7 @@
         <w:b w:val="0"/>
       </w:rPr>
     </w:lvl>
-    <w:lvl w:ilvl="1" w:tentative="0">
+    <w:lvl w:ilvl="1">
       <w:start w:val="1"/>
       <w:numFmt w:val="lowerLetter"/>
       <w:lvlText w:val="%2)"/>
@@ -1227,7 +1523,7 @@
         <w:ind w:left="840" w:hanging="420"/>
       </w:pPr>
     </w:lvl>
-    <w:lvl w:ilvl="2" w:tentative="0">
+    <w:lvl w:ilvl="2">
       <w:start w:val="1"/>
       <w:numFmt w:val="lowerRoman"/>
       <w:lvlText w:val="%3."/>
@@ -1236,7 +1532,7 @@
         <w:ind w:left="1260" w:hanging="420"/>
       </w:pPr>
     </w:lvl>
-    <w:lvl w:ilvl="3" w:tentative="0">
+    <w:lvl w:ilvl="3">
       <w:start w:val="1"/>
       <w:numFmt w:val="decimal"/>
       <w:lvlText w:val="%4."/>
@@ -1245,7 +1541,7 @@
         <w:ind w:left="1680" w:hanging="420"/>
       </w:pPr>
     </w:lvl>
-    <w:lvl w:ilvl="4" w:tentative="0">
+    <w:lvl w:ilvl="4">
       <w:start w:val="1"/>
       <w:numFmt w:val="lowerLetter"/>
       <w:lvlText w:val="%5)"/>
@@ -1254,7 +1550,7 @@
         <w:ind w:left="2100" w:hanging="420"/>
       </w:pPr>
     </w:lvl>
-    <w:lvl w:ilvl="5" w:tentative="0">
+    <w:lvl w:ilvl="5">
       <w:start w:val="1"/>
       <w:numFmt w:val="lowerRoman"/>
       <w:lvlText w:val="%6."/>
@@ -1263,7 +1559,7 @@
         <w:ind w:left="2520" w:hanging="420"/>
       </w:pPr>
     </w:lvl>
-    <w:lvl w:ilvl="6" w:tentative="0">
+    <w:lvl w:ilvl="6">
       <w:start w:val="1"/>
       <w:numFmt w:val="decimal"/>
       <w:lvlText w:val="%7."/>
@@ -1272,7 +1568,7 @@
         <w:ind w:left="2940" w:hanging="420"/>
       </w:pPr>
     </w:lvl>
-    <w:lvl w:ilvl="7" w:tentative="0">
+    <w:lvl w:ilvl="7">
       <w:start w:val="1"/>
       <w:numFmt w:val="lowerLetter"/>
       <w:lvlText w:val="%8)"/>
@@ -1281,7 +1577,7 @@
         <w:ind w:left="3360" w:hanging="420"/>
       </w:pPr>
     </w:lvl>
-    <w:lvl w:ilvl="8" w:tentative="0">
+    <w:lvl w:ilvl="8">
       <w:start w:val="1"/>
       <w:numFmt w:val="lowerRoman"/>
       <w:lvlText w:val="%9."/>
@@ -1291,11 +1587,11 @@
       </w:pPr>
     </w:lvl>
   </w:abstractNum>
-  <w:abstractNum w:abstractNumId="1">
+  <w:abstractNum w:abstractNumId="1" w15:restartNumberingAfterBreak="0">
     <w:nsid w:val="42FE570A"/>
     <w:multiLevelType w:val="multilevel"/>
     <w:tmpl w:val="42FE570A"/>
-    <w:lvl w:ilvl="0" w:tentative="0">
+    <w:lvl w:ilvl="0">
       <w:start w:val="1"/>
       <w:numFmt w:val="decimal"/>
       <w:suff w:val="nothing"/>
@@ -1305,14 +1601,14 @@
         <w:ind w:left="0" w:firstLine="0"/>
       </w:pPr>
       <w:rPr>
-        <w:rFonts w:hint="default" w:ascii="Arial" w:hAnsi="Arial" w:eastAsia="黑体"/>
+        <w:rFonts w:ascii="Arial" w:eastAsia="黑体" w:hAnsi="Arial" w:hint="default"/>
         <w:b w:val="0"/>
         <w:i w:val="0"/>
         <w:sz w:val="36"/>
         <w:szCs w:val="36"/>
       </w:rPr>
     </w:lvl>
-    <w:lvl w:ilvl="1" w:tentative="0">
+    <w:lvl w:ilvl="1">
       <w:start w:val="1"/>
       <w:numFmt w:val="decimal"/>
       <w:suff w:val="nothing"/>
@@ -1322,14 +1618,14 @@
         <w:ind w:left="0" w:firstLine="0"/>
       </w:pPr>
       <w:rPr>
-        <w:rFonts w:hint="default" w:ascii="Arial" w:hAnsi="Arial"/>
+        <w:rFonts w:ascii="Arial" w:hAnsi="Arial" w:hint="default"/>
         <w:b w:val="0"/>
         <w:i w:val="0"/>
         <w:sz w:val="30"/>
         <w:szCs w:val="30"/>
       </w:rPr>
     </w:lvl>
-    <w:lvl w:ilvl="2" w:tentative="0">
+    <w:lvl w:ilvl="2">
       <w:start w:val="1"/>
       <w:numFmt w:val="decimal"/>
       <w:suff w:val="nothing"/>
@@ -1339,14 +1635,14 @@
         <w:ind w:left="0" w:firstLine="0"/>
       </w:pPr>
       <w:rPr>
-        <w:rFonts w:hint="default" w:ascii="Arial" w:hAnsi="Arial"/>
+        <w:rFonts w:ascii="Arial" w:hAnsi="Arial" w:hint="default"/>
         <w:b w:val="0"/>
         <w:i w:val="0"/>
         <w:sz w:val="24"/>
         <w:szCs w:val="24"/>
       </w:rPr>
     </w:lvl>
-    <w:lvl w:ilvl="3" w:tentative="0">
+    <w:lvl w:ilvl="3">
       <w:start w:val="1"/>
       <w:numFmt w:val="decimal"/>
       <w:suff w:val="nothing"/>
@@ -1356,14 +1652,14 @@
         <w:ind w:left="0" w:firstLine="0"/>
       </w:pPr>
       <w:rPr>
-        <w:rFonts w:hint="default" w:ascii="Arial" w:hAnsi="Arial"/>
+        <w:rFonts w:ascii="Arial" w:hAnsi="Arial" w:hint="default"/>
         <w:b w:val="0"/>
         <w:i w:val="0"/>
         <w:sz w:val="21"/>
         <w:szCs w:val="21"/>
       </w:rPr>
     </w:lvl>
-    <w:lvl w:ilvl="4" w:tentative="0">
+    <w:lvl w:ilvl="4">
       <w:start w:val="1"/>
       <w:numFmt w:val="decimal"/>
       <w:lvlText w:val="%5."/>
@@ -1375,14 +1671,14 @@
         <w:ind w:left="1134" w:hanging="312"/>
       </w:pPr>
       <w:rPr>
-        <w:rFonts w:hint="default" w:ascii="Arial" w:hAnsi="Arial"/>
+        <w:rFonts w:ascii="Arial" w:hAnsi="Arial" w:hint="default"/>
         <w:b w:val="0"/>
         <w:i w:val="0"/>
         <w:sz w:val="21"/>
         <w:szCs w:val="21"/>
       </w:rPr>
     </w:lvl>
-    <w:lvl w:ilvl="5" w:tentative="0">
+    <w:lvl w:ilvl="5">
       <w:start w:val="1"/>
       <w:numFmt w:val="decimal"/>
       <w:lvlText w:val="%6)"/>
@@ -1394,14 +1690,14 @@
         <w:ind w:left="1134" w:hanging="312"/>
       </w:pPr>
       <w:rPr>
-        <w:rFonts w:hint="default" w:ascii="Arial" w:hAnsi="Arial"/>
+        <w:rFonts w:ascii="Arial" w:hAnsi="Arial" w:hint="default"/>
         <w:b w:val="0"/>
         <w:i w:val="0"/>
         <w:sz w:val="21"/>
         <w:szCs w:val="21"/>
       </w:rPr>
     </w:lvl>
-    <w:lvl w:ilvl="6" w:tentative="0">
+    <w:lvl w:ilvl="6">
       <w:start w:val="1"/>
       <w:numFmt w:val="lowerLetter"/>
       <w:lvlText w:val="%7."/>
@@ -1413,18 +1709,18 @@
         <w:ind w:left="1134" w:hanging="312"/>
       </w:pPr>
       <w:rPr>
-        <w:rFonts w:hint="default" w:ascii="Arial" w:hAnsi="Arial"/>
+        <w:rFonts w:ascii="Arial" w:hAnsi="Arial" w:hint="default"/>
         <w:b w:val="0"/>
         <w:i w:val="0"/>
         <w:sz w:val="21"/>
         <w:szCs w:val="21"/>
       </w:rPr>
     </w:lvl>
-    <w:lvl w:ilvl="7" w:tentative="0">
+    <w:lvl w:ilvl="7">
       <w:start w:val="1"/>
       <w:numFmt w:val="decimal"/>
       <w:lvlRestart w:val="0"/>
-      <w:pStyle w:val="16"/>
+      <w:pStyle w:val="a"/>
       <w:suff w:val="space"/>
       <w:lvlText w:val="图%8"/>
       <w:lvlJc w:val="center"/>
@@ -1432,18 +1728,18 @@
         <w:ind w:left="0" w:firstLine="0"/>
       </w:pPr>
       <w:rPr>
-        <w:rFonts w:hint="default" w:ascii="Arial" w:hAnsi="Arial" w:eastAsia="黑体"/>
+        <w:rFonts w:ascii="Arial" w:eastAsia="黑体" w:hAnsi="Arial" w:hint="default"/>
         <w:b w:val="0"/>
         <w:i w:val="0"/>
         <w:sz w:val="18"/>
         <w:szCs w:val="18"/>
       </w:rPr>
     </w:lvl>
-    <w:lvl w:ilvl="8" w:tentative="0">
+    <w:lvl w:ilvl="8">
       <w:start w:val="1"/>
       <w:numFmt w:val="decimal"/>
       <w:lvlRestart w:val="0"/>
-      <w:pStyle w:val="12"/>
+      <w:pStyle w:val="a0"/>
       <w:suff w:val="space"/>
       <w:lvlText w:val="表%9"/>
       <w:lvlJc w:val="center"/>
@@ -1451,7 +1747,7 @@
         <w:ind w:left="0" w:firstLine="0"/>
       </w:pPr>
       <w:rPr>
-        <w:rFonts w:hint="default" w:ascii="Arial" w:hAnsi="Arial" w:eastAsia="黑体"/>
+        <w:rFonts w:ascii="Arial" w:eastAsia="黑体" w:hAnsi="Arial" w:hint="default"/>
         <w:b w:val="0"/>
         <w:i w:val="0"/>
         <w:sz w:val="18"/>
@@ -1459,14 +1755,14 @@
       </w:rPr>
     </w:lvl>
   </w:abstractNum>
-  <w:abstractNum w:abstractNumId="2">
+  <w:abstractNum w:abstractNumId="2" w15:restartNumberingAfterBreak="0">
     <w:nsid w:val="63546429"/>
     <w:multiLevelType w:val="multilevel"/>
     <w:tmpl w:val="63546429"/>
-    <w:lvl w:ilvl="0" w:tentative="0">
+    <w:lvl w:ilvl="0">
       <w:start w:val="1"/>
       <w:numFmt w:val="decimal"/>
-      <w:pStyle w:val="2"/>
+      <w:pStyle w:val="1"/>
       <w:lvlText w:val="%1"/>
       <w:lvlJc w:val="left"/>
       <w:pPr>
@@ -1479,10 +1775,10 @@
         <w:rFonts w:hint="eastAsia"/>
       </w:rPr>
     </w:lvl>
-    <w:lvl w:ilvl="1" w:tentative="0">
+    <w:lvl w:ilvl="1">
       <w:start w:val="1"/>
       <w:numFmt w:val="decimal"/>
-      <w:pStyle w:val="3"/>
+      <w:pStyle w:val="2"/>
       <w:lvlText w:val="%1.%2"/>
       <w:lvlJc w:val="left"/>
       <w:pPr>
@@ -1495,10 +1791,10 @@
         <w:rFonts w:hint="eastAsia"/>
       </w:rPr>
     </w:lvl>
-    <w:lvl w:ilvl="2" w:tentative="0">
+    <w:lvl w:ilvl="2">
       <w:start w:val="1"/>
       <w:numFmt w:val="decimal"/>
-      <w:pStyle w:val="4"/>
+      <w:pStyle w:val="3"/>
       <w:lvlText w:val="%1.%2.%3"/>
       <w:lvlJc w:val="left"/>
       <w:pPr>
@@ -1511,7 +1807,7 @@
         <w:rFonts w:hint="eastAsia"/>
       </w:rPr>
     </w:lvl>
-    <w:lvl w:ilvl="3" w:tentative="0">
+    <w:lvl w:ilvl="3">
       <w:start w:val="1"/>
       <w:numFmt w:val="decimal"/>
       <w:lvlText w:val="%4."/>
@@ -1526,7 +1822,7 @@
         <w:rFonts w:hint="eastAsia"/>
       </w:rPr>
     </w:lvl>
-    <w:lvl w:ilvl="4" w:tentative="0">
+    <w:lvl w:ilvl="4">
       <w:start w:val="1"/>
       <w:numFmt w:val="decimal"/>
       <w:lvlText w:val="%5）"/>
@@ -1541,7 +1837,7 @@
         <w:rFonts w:hint="eastAsia"/>
       </w:rPr>
     </w:lvl>
-    <w:lvl w:ilvl="5" w:tentative="0">
+    <w:lvl w:ilvl="5">
       <w:start w:val="1"/>
       <w:numFmt w:val="lowerLetter"/>
       <w:lvlText w:val="%6）"/>
@@ -1556,7 +1852,7 @@
         <w:rFonts w:hint="eastAsia"/>
       </w:rPr>
     </w:lvl>
-    <w:lvl w:ilvl="6" w:tentative="0">
+    <w:lvl w:ilvl="6">
       <w:start w:val="1"/>
       <w:numFmt w:val="lowerRoman"/>
       <w:lvlText w:val="%7"/>
@@ -1571,7 +1867,7 @@
         <w:rFonts w:hint="default"/>
       </w:rPr>
     </w:lvl>
-    <w:lvl w:ilvl="7" w:tentative="0">
+    <w:lvl w:ilvl="7">
       <w:start w:val="1"/>
       <w:numFmt w:val="decimal"/>
       <w:lvlText w:val="%1.%2.%3.%4.%5.%6.%7.%8"/>
@@ -1586,7 +1882,7 @@
         <w:rFonts w:hint="eastAsia"/>
       </w:rPr>
     </w:lvl>
-    <w:lvl w:ilvl="8" w:tentative="0">
+    <w:lvl w:ilvl="8">
       <w:start w:val="1"/>
       <w:numFmt w:val="decimal"/>
       <w:lvlText w:val="%1.%2.%3.%4.%5.%6.%7.%8.%9"/>
@@ -1602,10 +1898,10 @@
       </w:rPr>
     </w:lvl>
   </w:abstractNum>
-  <w:num w:numId="1">
+  <w:num w:numId="1" w16cid:durableId="1592278527">
     <w:abstractNumId w:val="2"/>
   </w:num>
-  <w:num w:numId="2">
+  <w:num w:numId="2" w16cid:durableId="962468309">
     <w:abstractNumId w:val="1"/>
     <w:lvlOverride w:ilvl="0">
       <w:startOverride w:val="1"/>
@@ -1635,7 +1931,7 @@
       <w:startOverride w:val="1"/>
     </w:lvlOverride>
   </w:num>
-  <w:num w:numId="3">
+  <w:num w:numId="3" w16cid:durableId="1495754846">
     <w:abstractNumId w:val="0"/>
     <w:lvlOverride w:ilvl="0">
       <w:startOverride w:val="1"/>
@@ -1669,270 +1965,390 @@
 </file>
 
 <file path=word/styles.xml><?xml version="1.0" encoding="utf-8"?>
-<w:styles xmlns:mc="http://schemas.openxmlformats.org/markup-compatibility/2006" xmlns:o="urn:schemas-microsoft-com:office:office" xmlns:r="http://schemas.openxmlformats.org/officeDocument/2006/relationships" xmlns:m="http://schemas.openxmlformats.org/officeDocument/2006/math" xmlns:v="urn:schemas-microsoft-com:vml" xmlns:w="http://schemas.openxmlformats.org/wordprocessingml/2006/main" xmlns:w14="http://schemas.microsoft.com/office/word/2010/wordml" xmlns:w10="urn:schemas-microsoft-com:office:word" xmlns:sl="http://schemas.openxmlformats.org/schemaLibrary/2006/main" xmlns:wpsCustomData="http://www.wps.cn/officeDocument/2013/wpsCustomData" mc:Ignorable="w14">
+<w:styles xmlns:mc="http://schemas.openxmlformats.org/markup-compatibility/2006" xmlns:r="http://schemas.openxmlformats.org/officeDocument/2006/relationships" xmlns:w="http://schemas.openxmlformats.org/wordprocessingml/2006/main" xmlns:w14="http://schemas.microsoft.com/office/word/2010/wordml" xmlns:w15="http://schemas.microsoft.com/office/word/2012/wordml" xmlns:w16cex="http://schemas.microsoft.com/office/word/2018/wordml/cex" xmlns:w16cid="http://schemas.microsoft.com/office/word/2016/wordml/cid" xmlns:w16="http://schemas.microsoft.com/office/word/2018/wordml" xmlns:w16du="http://schemas.microsoft.com/office/word/2023/wordml/word16du" xmlns:w16sdtdh="http://schemas.microsoft.com/office/word/2020/wordml/sdtdatahash" xmlns:w16sdtfl="http://schemas.microsoft.com/office/word/2024/wordml/sdtformatlock" xmlns:w16se="http://schemas.microsoft.com/office/word/2015/wordml/symex" mc:Ignorable="w14 w15 w16se w16cid w16 w16cex w16sdtdh w16sdtfl w16du">
   <w:docDefaults>
     <w:rPrDefault>
       <w:rPr>
-        <w:rFonts w:ascii="Times New Roman" w:hAnsi="Times New Roman" w:eastAsia="宋体" w:cs="Times New Roman"/>
+        <w:rFonts w:ascii="Times New Roman" w:eastAsia="宋体" w:hAnsi="Times New Roman" w:cs="Times New Roman"/>
+        <w:lang w:val="en-US" w:eastAsia="zh-CN" w:bidi="ar-SA"/>
       </w:rPr>
     </w:rPrDefault>
     <w:pPrDefault/>
   </w:docDefaults>
-  <w:latentStyles w:count="260" w:defQFormat="0" w:defUnhideWhenUsed="1" w:defSemiHidden="1" w:defUIPriority="99" w:defLockedState="0">
-    <w:lsdException w:qFormat="1" w:unhideWhenUsed="0" w:uiPriority="0" w:semiHidden="0" w:name="Normal"/>
-    <w:lsdException w:qFormat="1" w:unhideWhenUsed="0" w:uiPriority="0" w:semiHidden="0" w:name="heading 1"/>
-    <w:lsdException w:qFormat="1" w:unhideWhenUsed="0" w:uiPriority="0" w:semiHidden="0" w:name="heading 2"/>
-    <w:lsdException w:qFormat="1" w:unhideWhenUsed="0" w:uiPriority="0" w:semiHidden="0" w:name="heading 3"/>
-    <w:lsdException w:qFormat="1" w:uiPriority="0" w:name="heading 4"/>
-    <w:lsdException w:qFormat="1" w:uiPriority="0" w:name="heading 5"/>
-    <w:lsdException w:qFormat="1" w:uiPriority="0" w:name="heading 6"/>
-    <w:lsdException w:qFormat="1" w:uiPriority="0" w:name="heading 7"/>
-    <w:lsdException w:qFormat="1" w:uiPriority="0" w:name="heading 8"/>
-    <w:lsdException w:qFormat="1" w:uiPriority="0" w:name="heading 9"/>
-    <w:lsdException w:uiPriority="0" w:name="index 1"/>
-    <w:lsdException w:uiPriority="0" w:name="index 2"/>
-    <w:lsdException w:uiPriority="0" w:name="index 3"/>
-    <w:lsdException w:uiPriority="0" w:name="index 4"/>
-    <w:lsdException w:uiPriority="0" w:name="index 5"/>
-    <w:lsdException w:uiPriority="0" w:name="index 6"/>
-    <w:lsdException w:uiPriority="0" w:name="index 7"/>
-    <w:lsdException w:uiPriority="0" w:name="index 8"/>
-    <w:lsdException w:uiPriority="0" w:name="index 9"/>
-    <w:lsdException w:uiPriority="0" w:name="toc 1"/>
-    <w:lsdException w:uiPriority="0" w:name="toc 2"/>
-    <w:lsdException w:uiPriority="0" w:name="toc 3"/>
-    <w:lsdException w:uiPriority="0" w:name="toc 4"/>
-    <w:lsdException w:uiPriority="0" w:name="toc 5"/>
-    <w:lsdException w:uiPriority="0" w:name="toc 6"/>
-    <w:lsdException w:uiPriority="0" w:name="toc 7"/>
-    <w:lsdException w:uiPriority="0" w:name="toc 8"/>
-    <w:lsdException w:uiPriority="0" w:name="toc 9"/>
-    <w:lsdException w:uiPriority="0" w:name="Normal Indent"/>
-    <w:lsdException w:uiPriority="0" w:name="footnote text"/>
-    <w:lsdException w:uiPriority="0" w:name="annotation text"/>
-    <w:lsdException w:unhideWhenUsed="0" w:uiPriority="99" w:semiHidden="0" w:name="header"/>
-    <w:lsdException w:unhideWhenUsed="0" w:uiPriority="99" w:semiHidden="0" w:name="footer"/>
-    <w:lsdException w:uiPriority="0" w:name="index heading"/>
-    <w:lsdException w:qFormat="1" w:uiPriority="0" w:name="caption"/>
-    <w:lsdException w:uiPriority="0" w:name="table of figures"/>
-    <w:lsdException w:uiPriority="0" w:name="envelope address"/>
-    <w:lsdException w:uiPriority="0" w:name="envelope return"/>
-    <w:lsdException w:uiPriority="0" w:name="footnote reference"/>
-    <w:lsdException w:uiPriority="0" w:name="annotation reference"/>
-    <w:lsdException w:uiPriority="0" w:name="line number"/>
-    <w:lsdException w:uiPriority="0" w:name="page number"/>
-    <w:lsdException w:uiPriority="0" w:name="endnote reference"/>
-    <w:lsdException w:uiPriority="0" w:name="endnote text"/>
-    <w:lsdException w:uiPriority="0" w:name="table of authorities"/>
-    <w:lsdException w:uiPriority="0" w:name="macro"/>
-    <w:lsdException w:uiPriority="0" w:name="toa heading"/>
-    <w:lsdException w:uiPriority="0" w:name="List"/>
-    <w:lsdException w:uiPriority="0" w:name="List Bullet"/>
-    <w:lsdException w:unhideWhenUsed="0" w:uiPriority="0" w:semiHidden="0" w:name="List Number"/>
-    <w:lsdException w:uiPriority="0" w:name="List 2"/>
-    <w:lsdException w:uiPriority="0" w:name="List 3"/>
-    <w:lsdException w:unhideWhenUsed="0" w:uiPriority="0" w:semiHidden="0" w:name="List 4"/>
-    <w:lsdException w:unhideWhenUsed="0" w:uiPriority="0" w:semiHidden="0" w:name="List 5"/>
-    <w:lsdException w:uiPriority="0" w:name="List Bullet 2"/>
-    <w:lsdException w:uiPriority="0" w:name="List Bullet 3"/>
-    <w:lsdException w:uiPriority="0" w:name="List Bullet 4"/>
-    <w:lsdException w:uiPriority="0" w:name="List Bullet 5"/>
-    <w:lsdException w:uiPriority="0" w:name="List Number 2"/>
-    <w:lsdException w:uiPriority="0" w:name="List Number 3"/>
-    <w:lsdException w:uiPriority="0" w:name="List Number 4"/>
-    <w:lsdException w:uiPriority="0" w:name="List Number 5"/>
-    <w:lsdException w:qFormat="1" w:unhideWhenUsed="0" w:uiPriority="0" w:semiHidden="0" w:name="Title"/>
-    <w:lsdException w:uiPriority="0" w:name="Closing"/>
-    <w:lsdException w:uiPriority="0" w:name="Signature"/>
-    <w:lsdException w:uiPriority="1" w:name="Default Paragraph Font"/>
-    <w:lsdException w:uiPriority="0" w:name="Body Text"/>
-    <w:lsdException w:uiPriority="0" w:name="Body Text Indent"/>
-    <w:lsdException w:uiPriority="0" w:name="List Continue"/>
-    <w:lsdException w:uiPriority="0" w:name="List Continue 2"/>
-    <w:lsdException w:uiPriority="0" w:name="List Continue 3"/>
-    <w:lsdException w:uiPriority="0" w:name="List Continue 4"/>
-    <w:lsdException w:uiPriority="0" w:name="List Continue 5"/>
-    <w:lsdException w:uiPriority="0" w:name="Message Header"/>
-    <w:lsdException w:qFormat="1" w:unhideWhenUsed="0" w:uiPriority="0" w:semiHidden="0" w:name="Subtitle"/>
-    <w:lsdException w:unhideWhenUsed="0" w:uiPriority="0" w:semiHidden="0" w:name="Salutation"/>
-    <w:lsdException w:unhideWhenUsed="0" w:uiPriority="0" w:semiHidden="0" w:name="Date"/>
-    <w:lsdException w:unhideWhenUsed="0" w:uiPriority="0" w:semiHidden="0" w:name="Body Text First Indent"/>
-    <w:lsdException w:uiPriority="0" w:name="Body Text First Indent 2"/>
-    <w:lsdException w:uiPriority="0" w:name="Note Heading"/>
-    <w:lsdException w:uiPriority="0" w:name="Body Text 2"/>
-    <w:lsdException w:uiPriority="0" w:name="Body Text 3"/>
-    <w:lsdException w:uiPriority="0" w:name="Body Text Indent 2"/>
-    <w:lsdException w:uiPriority="0" w:name="Body Text Indent 3"/>
-    <w:lsdException w:uiPriority="0" w:name="Block Text"/>
-    <w:lsdException w:uiPriority="99" w:name="Hyperlink"/>
-    <w:lsdException w:uiPriority="0" w:name="FollowedHyperlink"/>
-    <w:lsdException w:qFormat="1" w:unhideWhenUsed="0" w:uiPriority="0" w:semiHidden="0" w:name="Strong"/>
-    <w:lsdException w:qFormat="1" w:unhideWhenUsed="0" w:uiPriority="0" w:semiHidden="0" w:name="Emphasis"/>
-    <w:lsdException w:uiPriority="0" w:name="Document Map"/>
-    <w:lsdException w:uiPriority="0" w:name="Plain Text"/>
-    <w:lsdException w:uiPriority="0" w:name="E-mail Signature"/>
-    <w:lsdException w:uiPriority="0" w:name="Normal (Web)"/>
-    <w:lsdException w:uiPriority="0" w:name="HTML Acronym"/>
-    <w:lsdException w:uiPriority="0" w:name="HTML Address"/>
-    <w:lsdException w:uiPriority="0" w:name="HTML Cite"/>
-    <w:lsdException w:uiPriority="0" w:name="HTML Code"/>
-    <w:lsdException w:uiPriority="0" w:name="HTML Definition"/>
-    <w:lsdException w:uiPriority="0" w:name="HTML Keyboard"/>
-    <w:lsdException w:uiPriority="0" w:name="HTML Preformatted"/>
-    <w:lsdException w:uiPriority="0" w:name="HTML Sample"/>
-    <w:lsdException w:uiPriority="0" w:name="HTML Typewriter"/>
-    <w:lsdException w:uiPriority="0" w:name="HTML Variable"/>
-    <w:lsdException w:uiPriority="99" w:name="Normal Table"/>
-    <w:lsdException w:uiPriority="0" w:name="annotation subject"/>
-    <w:lsdException w:uiPriority="0" w:name="Table Simple 1"/>
-    <w:lsdException w:uiPriority="0" w:name="Table Simple 2"/>
-    <w:lsdException w:uiPriority="0" w:name="Table Simple 3"/>
-    <w:lsdException w:uiPriority="0" w:name="Table Classic 1"/>
-    <w:lsdException w:uiPriority="0" w:name="Table Classic 2"/>
-    <w:lsdException w:uiPriority="0" w:name="Table Classic 3"/>
-    <w:lsdException w:uiPriority="0" w:name="Table Classic 4"/>
-    <w:lsdException w:uiPriority="0" w:name="Table Colorful 1"/>
-    <w:lsdException w:uiPriority="0" w:name="Table Colorful 2"/>
-    <w:lsdException w:uiPriority="0" w:name="Table Colorful 3"/>
-    <w:lsdException w:uiPriority="0" w:name="Table Columns 1"/>
-    <w:lsdException w:uiPriority="0" w:name="Table Columns 2"/>
-    <w:lsdException w:uiPriority="0" w:name="Table Columns 3"/>
-    <w:lsdException w:uiPriority="0" w:name="Table Columns 4"/>
-    <w:lsdException w:uiPriority="0" w:name="Table Columns 5"/>
-    <w:lsdException w:uiPriority="0" w:name="Table Grid 1"/>
-    <w:lsdException w:uiPriority="0" w:name="Table Grid 2"/>
-    <w:lsdException w:uiPriority="0" w:name="Table Grid 3"/>
-    <w:lsdException w:uiPriority="0" w:name="Table Grid 4"/>
-    <w:lsdException w:uiPriority="0" w:name="Table Grid 5"/>
-    <w:lsdException w:uiPriority="0" w:name="Table Grid 6"/>
-    <w:lsdException w:uiPriority="0" w:name="Table Grid 7"/>
-    <w:lsdException w:uiPriority="0" w:name="Table Grid 8"/>
-    <w:lsdException w:uiPriority="0" w:name="Table List 1"/>
-    <w:lsdException w:uiPriority="0" w:name="Table List 2"/>
-    <w:lsdException w:uiPriority="0" w:name="Table List 3"/>
-    <w:lsdException w:uiPriority="0" w:name="Table List 4"/>
-    <w:lsdException w:uiPriority="0" w:name="Table List 5"/>
-    <w:lsdException w:uiPriority="0" w:name="Table List 6"/>
-    <w:lsdException w:uiPriority="0" w:name="Table List 7"/>
-    <w:lsdException w:uiPriority="0" w:name="Table List 8"/>
-    <w:lsdException w:uiPriority="0" w:name="Table 3D effects 1"/>
-    <w:lsdException w:uiPriority="0" w:name="Table 3D effects 2"/>
-    <w:lsdException w:uiPriority="0" w:name="Table 3D effects 3"/>
-    <w:lsdException w:uiPriority="0" w:name="Table Contemporary"/>
-    <w:lsdException w:uiPriority="0" w:name="Table Elegant"/>
-    <w:lsdException w:uiPriority="0" w:name="Table Professional"/>
-    <w:lsdException w:uiPriority="0" w:name="Table Subtle 1"/>
-    <w:lsdException w:uiPriority="0" w:name="Table Subtle 2"/>
-    <w:lsdException w:uiPriority="0" w:name="Table Web 1"/>
-    <w:lsdException w:uiPriority="0" w:name="Table Web 2"/>
-    <w:lsdException w:uiPriority="0" w:name="Table Web 3"/>
-    <w:lsdException w:unhideWhenUsed="0" w:uiPriority="0" w:semiHidden="0" w:name="Balloon Text"/>
-    <w:lsdException w:unhideWhenUsed="0" w:uiPriority="39" w:semiHidden="0" w:name="Table Grid"/>
-    <w:lsdException w:uiPriority="0" w:name="Table Theme"/>
-    <w:lsdException w:unhideWhenUsed="0" w:uiPriority="60" w:semiHidden="0" w:name="Light Shading"/>
-    <w:lsdException w:unhideWhenUsed="0" w:uiPriority="61" w:semiHidden="0" w:name="Light List"/>
-    <w:lsdException w:unhideWhenUsed="0" w:uiPriority="62" w:semiHidden="0" w:name="Light Grid"/>
-    <w:lsdException w:unhideWhenUsed="0" w:uiPriority="63" w:semiHidden="0" w:name="Medium Shading 1"/>
-    <w:lsdException w:unhideWhenUsed="0" w:uiPriority="64" w:semiHidden="0" w:name="Medium Shading 2"/>
-    <w:lsdException w:unhideWhenUsed="0" w:uiPriority="65" w:semiHidden="0" w:name="Medium List 1"/>
-    <w:lsdException w:unhideWhenUsed="0" w:uiPriority="66" w:semiHidden="0" w:name="Medium List 2"/>
-    <w:lsdException w:unhideWhenUsed="0" w:uiPriority="67" w:semiHidden="0" w:name="Medium Grid 1"/>
-    <w:lsdException w:unhideWhenUsed="0" w:uiPriority="68" w:semiHidden="0" w:name="Medium Grid 2"/>
-    <w:lsdException w:unhideWhenUsed="0" w:uiPriority="69" w:semiHidden="0" w:name="Medium Grid 3"/>
-    <w:lsdException w:unhideWhenUsed="0" w:uiPriority="70" w:semiHidden="0" w:name="Dark List"/>
-    <w:lsdException w:unhideWhenUsed="0" w:uiPriority="71" w:semiHidden="0" w:name="Colorful Shading"/>
-    <w:lsdException w:unhideWhenUsed="0" w:uiPriority="72" w:semiHidden="0" w:name="Colorful List"/>
-    <w:lsdException w:unhideWhenUsed="0" w:uiPriority="73" w:semiHidden="0" w:name="Colorful Grid"/>
-    <w:lsdException w:unhideWhenUsed="0" w:uiPriority="60" w:semiHidden="0" w:name="Light Shading Accent 1"/>
-    <w:lsdException w:unhideWhenUsed="0" w:uiPriority="61" w:semiHidden="0" w:name="Light List Accent 1"/>
-    <w:lsdException w:unhideWhenUsed="0" w:uiPriority="62" w:semiHidden="0" w:name="Light Grid Accent 1"/>
-    <w:lsdException w:unhideWhenUsed="0" w:uiPriority="63" w:semiHidden="0" w:name="Medium Shading 1 Accent 1"/>
-    <w:lsdException w:unhideWhenUsed="0" w:uiPriority="64" w:semiHidden="0" w:name="Medium Shading 2 Accent 1"/>
-    <w:lsdException w:unhideWhenUsed="0" w:uiPriority="65" w:semiHidden="0" w:name="Medium List 1 Accent 1"/>
-    <w:lsdException w:qFormat="1" w:unhideWhenUsed="0" w:uiPriority="34" w:semiHidden="0" w:name="List Paragraph"/>
-    <w:lsdException w:unhideWhenUsed="0" w:uiPriority="66" w:semiHidden="0" w:name="Medium List 2 Accent 1"/>
-    <w:lsdException w:unhideWhenUsed="0" w:uiPriority="67" w:semiHidden="0" w:name="Medium Grid 1 Accent 1"/>
-    <w:lsdException w:unhideWhenUsed="0" w:uiPriority="68" w:semiHidden="0" w:name="Medium Grid 2 Accent 1"/>
-    <w:lsdException w:unhideWhenUsed="0" w:uiPriority="69" w:semiHidden="0" w:name="Medium Grid 3 Accent 1"/>
-    <w:lsdException w:unhideWhenUsed="0" w:uiPriority="70" w:semiHidden="0" w:name="Dark List Accent 1"/>
-    <w:lsdException w:unhideWhenUsed="0" w:uiPriority="71" w:semiHidden="0" w:name="Colorful Shading Accent 1"/>
-    <w:lsdException w:unhideWhenUsed="0" w:uiPriority="72" w:semiHidden="0" w:name="Colorful List Accent 1"/>
-    <w:lsdException w:unhideWhenUsed="0" w:uiPriority="73" w:semiHidden="0" w:name="Colorful Grid Accent 1"/>
-    <w:lsdException w:unhideWhenUsed="0" w:uiPriority="60" w:semiHidden="0" w:name="Light Shading Accent 2"/>
-    <w:lsdException w:unhideWhenUsed="0" w:uiPriority="61" w:semiHidden="0" w:name="Light List Accent 2"/>
-    <w:lsdException w:unhideWhenUsed="0" w:uiPriority="62" w:semiHidden="0" w:name="Light Grid Accent 2"/>
-    <w:lsdException w:unhideWhenUsed="0" w:uiPriority="63" w:semiHidden="0" w:name="Medium Shading 1 Accent 2"/>
-    <w:lsdException w:unhideWhenUsed="0" w:uiPriority="64" w:semiHidden="0" w:name="Medium Shading 2 Accent 2"/>
-    <w:lsdException w:unhideWhenUsed="0" w:uiPriority="65" w:semiHidden="0" w:name="Medium List 1 Accent 2"/>
-    <w:lsdException w:unhideWhenUsed="0" w:uiPriority="66" w:semiHidden="0" w:name="Medium List 2 Accent 2"/>
-    <w:lsdException w:unhideWhenUsed="0" w:uiPriority="67" w:semiHidden="0" w:name="Medium Grid 1 Accent 2"/>
-    <w:lsdException w:unhideWhenUsed="0" w:uiPriority="68" w:semiHidden="0" w:name="Medium Grid 2 Accent 2"/>
-    <w:lsdException w:unhideWhenUsed="0" w:uiPriority="69" w:semiHidden="0" w:name="Medium Grid 3 Accent 2"/>
-    <w:lsdException w:unhideWhenUsed="0" w:uiPriority="70" w:semiHidden="0" w:name="Dark List Accent 2"/>
-    <w:lsdException w:unhideWhenUsed="0" w:uiPriority="71" w:semiHidden="0" w:name="Colorful Shading Accent 2"/>
-    <w:lsdException w:unhideWhenUsed="0" w:uiPriority="72" w:semiHidden="0" w:name="Colorful List Accent 2"/>
-    <w:lsdException w:unhideWhenUsed="0" w:uiPriority="73" w:semiHidden="0" w:name="Colorful Grid Accent 2"/>
-    <w:lsdException w:unhideWhenUsed="0" w:uiPriority="60" w:semiHidden="0" w:name="Light Shading Accent 3"/>
-    <w:lsdException w:unhideWhenUsed="0" w:uiPriority="61" w:semiHidden="0" w:name="Light List Accent 3"/>
-    <w:lsdException w:unhideWhenUsed="0" w:uiPriority="62" w:semiHidden="0" w:name="Light Grid Accent 3"/>
-    <w:lsdException w:unhideWhenUsed="0" w:uiPriority="63" w:semiHidden="0" w:name="Medium Shading 1 Accent 3"/>
-    <w:lsdException w:unhideWhenUsed="0" w:uiPriority="64" w:semiHidden="0" w:name="Medium Shading 2 Accent 3"/>
-    <w:lsdException w:unhideWhenUsed="0" w:uiPriority="65" w:semiHidden="0" w:name="Medium List 1 Accent 3"/>
-    <w:lsdException w:unhideWhenUsed="0" w:uiPriority="66" w:semiHidden="0" w:name="Medium List 2 Accent 3"/>
-    <w:lsdException w:unhideWhenUsed="0" w:uiPriority="67" w:semiHidden="0" w:name="Medium Grid 1 Accent 3"/>
-    <w:lsdException w:unhideWhenUsed="0" w:uiPriority="68" w:semiHidden="0" w:name="Medium Grid 2 Accent 3"/>
-    <w:lsdException w:unhideWhenUsed="0" w:uiPriority="69" w:semiHidden="0" w:name="Medium Grid 3 Accent 3"/>
-    <w:lsdException w:unhideWhenUsed="0" w:uiPriority="70" w:semiHidden="0" w:name="Dark List Accent 3"/>
-    <w:lsdException w:unhideWhenUsed="0" w:uiPriority="71" w:semiHidden="0" w:name="Colorful Shading Accent 3"/>
-    <w:lsdException w:unhideWhenUsed="0" w:uiPriority="72" w:semiHidden="0" w:name="Colorful List Accent 3"/>
-    <w:lsdException w:unhideWhenUsed="0" w:uiPriority="73" w:semiHidden="0" w:name="Colorful Grid Accent 3"/>
-    <w:lsdException w:unhideWhenUsed="0" w:uiPriority="60" w:semiHidden="0" w:name="Light Shading Accent 4"/>
-    <w:lsdException w:unhideWhenUsed="0" w:uiPriority="61" w:semiHidden="0" w:name="Light List Accent 4"/>
-    <w:lsdException w:unhideWhenUsed="0" w:uiPriority="62" w:semiHidden="0" w:name="Light Grid Accent 4"/>
-    <w:lsdException w:unhideWhenUsed="0" w:uiPriority="63" w:semiHidden="0" w:name="Medium Shading 1 Accent 4"/>
-    <w:lsdException w:unhideWhenUsed="0" w:uiPriority="64" w:semiHidden="0" w:name="Medium Shading 2 Accent 4"/>
-    <w:lsdException w:unhideWhenUsed="0" w:uiPriority="65" w:semiHidden="0" w:name="Medium List 1 Accent 4"/>
-    <w:lsdException w:unhideWhenUsed="0" w:uiPriority="66" w:semiHidden="0" w:name="Medium List 2 Accent 4"/>
-    <w:lsdException w:unhideWhenUsed="0" w:uiPriority="67" w:semiHidden="0" w:name="Medium Grid 1 Accent 4"/>
-    <w:lsdException w:unhideWhenUsed="0" w:uiPriority="68" w:semiHidden="0" w:name="Medium Grid 2 Accent 4"/>
-    <w:lsdException w:unhideWhenUsed="0" w:uiPriority="69" w:semiHidden="0" w:name="Medium Grid 3 Accent 4"/>
-    <w:lsdException w:unhideWhenUsed="0" w:uiPriority="70" w:semiHidden="0" w:name="Dark List Accent 4"/>
-    <w:lsdException w:unhideWhenUsed="0" w:uiPriority="71" w:semiHidden="0" w:name="Colorful Shading Accent 4"/>
-    <w:lsdException w:unhideWhenUsed="0" w:uiPriority="72" w:semiHidden="0" w:name="Colorful List Accent 4"/>
-    <w:lsdException w:unhideWhenUsed="0" w:uiPriority="73" w:semiHidden="0" w:name="Colorful Grid Accent 4"/>
-    <w:lsdException w:unhideWhenUsed="0" w:uiPriority="60" w:semiHidden="0" w:name="Light Shading Accent 5"/>
-    <w:lsdException w:unhideWhenUsed="0" w:uiPriority="61" w:semiHidden="0" w:name="Light List Accent 5"/>
-    <w:lsdException w:unhideWhenUsed="0" w:uiPriority="62" w:semiHidden="0" w:name="Light Grid Accent 5"/>
-    <w:lsdException w:unhideWhenUsed="0" w:uiPriority="63" w:semiHidden="0" w:name="Medium Shading 1 Accent 5"/>
-    <w:lsdException w:unhideWhenUsed="0" w:uiPriority="64" w:semiHidden="0" w:name="Medium Shading 2 Accent 5"/>
-    <w:lsdException w:unhideWhenUsed="0" w:uiPriority="65" w:semiHidden="0" w:name="Medium List 1 Accent 5"/>
-    <w:lsdException w:unhideWhenUsed="0" w:uiPriority="66" w:semiHidden="0" w:name="Medium List 2 Accent 5"/>
-    <w:lsdException w:unhideWhenUsed="0" w:uiPriority="67" w:semiHidden="0" w:name="Medium Grid 1 Accent 5"/>
-    <w:lsdException w:unhideWhenUsed="0" w:uiPriority="68" w:semiHidden="0" w:name="Medium Grid 2 Accent 5"/>
-    <w:lsdException w:unhideWhenUsed="0" w:uiPriority="69" w:semiHidden="0" w:name="Medium Grid 3 Accent 5"/>
-    <w:lsdException w:unhideWhenUsed="0" w:uiPriority="70" w:semiHidden="0" w:name="Dark List Accent 5"/>
-    <w:lsdException w:unhideWhenUsed="0" w:uiPriority="71" w:semiHidden="0" w:name="Colorful Shading Accent 5"/>
-    <w:lsdException w:unhideWhenUsed="0" w:uiPriority="72" w:semiHidden="0" w:name="Colorful List Accent 5"/>
-    <w:lsdException w:unhideWhenUsed="0" w:uiPriority="73" w:semiHidden="0" w:name="Colorful Grid Accent 5"/>
-    <w:lsdException w:unhideWhenUsed="0" w:uiPriority="60" w:semiHidden="0" w:name="Light Shading Accent 6"/>
-    <w:lsdException w:unhideWhenUsed="0" w:uiPriority="61" w:semiHidden="0" w:name="Light List Accent 6"/>
-    <w:lsdException w:unhideWhenUsed="0" w:uiPriority="62" w:semiHidden="0" w:name="Light Grid Accent 6"/>
-    <w:lsdException w:unhideWhenUsed="0" w:uiPriority="63" w:semiHidden="0" w:name="Medium Shading 1 Accent 6"/>
-    <w:lsdException w:unhideWhenUsed="0" w:uiPriority="64" w:semiHidden="0" w:name="Medium Shading 2 Accent 6"/>
-    <w:lsdException w:unhideWhenUsed="0" w:uiPriority="65" w:semiHidden="0" w:name="Medium List 1 Accent 6"/>
-    <w:lsdException w:unhideWhenUsed="0" w:uiPriority="66" w:semiHidden="0" w:name="Medium List 2 Accent 6"/>
-    <w:lsdException w:unhideWhenUsed="0" w:uiPriority="67" w:semiHidden="0" w:name="Medium Grid 1 Accent 6"/>
-    <w:lsdException w:unhideWhenUsed="0" w:uiPriority="68" w:semiHidden="0" w:name="Medium Grid 2 Accent 6"/>
-    <w:lsdException w:unhideWhenUsed="0" w:uiPriority="69" w:semiHidden="0" w:name="Medium Grid 3 Accent 6"/>
-    <w:lsdException w:unhideWhenUsed="0" w:uiPriority="70" w:semiHidden="0" w:name="Dark List Accent 6"/>
-    <w:lsdException w:unhideWhenUsed="0" w:uiPriority="71" w:semiHidden="0" w:name="Colorful Shading Accent 6"/>
-    <w:lsdException w:unhideWhenUsed="0" w:uiPriority="72" w:semiHidden="0" w:name="Colorful List Accent 6"/>
-    <w:lsdException w:unhideWhenUsed="0" w:uiPriority="73" w:semiHidden="0" w:name="Colorful Grid Accent 6"/>
+  <w:latentStyles w:defLockedState="0" w:defUIPriority="0" w:defSemiHidden="0" w:defUnhideWhenUsed="0" w:defQFormat="0" w:count="376">
+    <w:lsdException w:name="Normal" w:qFormat="1"/>
+    <w:lsdException w:name="heading 1" w:qFormat="1"/>
+    <w:lsdException w:name="heading 2" w:qFormat="1"/>
+    <w:lsdException w:name="heading 3" w:qFormat="1"/>
+    <w:lsdException w:name="heading 4" w:semiHidden="1" w:unhideWhenUsed="1" w:qFormat="1"/>
+    <w:lsdException w:name="heading 5" w:semiHidden="1" w:unhideWhenUsed="1" w:qFormat="1"/>
+    <w:lsdException w:name="heading 6" w:semiHidden="1" w:unhideWhenUsed="1" w:qFormat="1"/>
+    <w:lsdException w:name="heading 7" w:semiHidden="1" w:unhideWhenUsed="1" w:qFormat="1"/>
+    <w:lsdException w:name="heading 8" w:semiHidden="1" w:unhideWhenUsed="1" w:qFormat="1"/>
+    <w:lsdException w:name="heading 9" w:semiHidden="1" w:unhideWhenUsed="1" w:qFormat="1"/>
+    <w:lsdException w:name="index 1" w:semiHidden="1" w:unhideWhenUsed="1"/>
+    <w:lsdException w:name="index 2" w:semiHidden="1" w:unhideWhenUsed="1"/>
+    <w:lsdException w:name="index 3" w:semiHidden="1" w:unhideWhenUsed="1"/>
+    <w:lsdException w:name="index 4" w:semiHidden="1" w:unhideWhenUsed="1"/>
+    <w:lsdException w:name="index 5" w:semiHidden="1" w:unhideWhenUsed="1"/>
+    <w:lsdException w:name="index 6" w:semiHidden="1" w:unhideWhenUsed="1"/>
+    <w:lsdException w:name="index 7" w:semiHidden="1" w:unhideWhenUsed="1"/>
+    <w:lsdException w:name="index 8" w:semiHidden="1" w:unhideWhenUsed="1"/>
+    <w:lsdException w:name="index 9" w:semiHidden="1" w:unhideWhenUsed="1"/>
+    <w:lsdException w:name="toc 1" w:semiHidden="1" w:unhideWhenUsed="1"/>
+    <w:lsdException w:name="toc 2" w:semiHidden="1" w:unhideWhenUsed="1"/>
+    <w:lsdException w:name="toc 3" w:semiHidden="1" w:unhideWhenUsed="1"/>
+    <w:lsdException w:name="toc 4" w:semiHidden="1" w:unhideWhenUsed="1"/>
+    <w:lsdException w:name="toc 5" w:semiHidden="1" w:unhideWhenUsed="1"/>
+    <w:lsdException w:name="toc 6" w:semiHidden="1" w:unhideWhenUsed="1"/>
+    <w:lsdException w:name="toc 7" w:semiHidden="1" w:unhideWhenUsed="1"/>
+    <w:lsdException w:name="toc 8" w:semiHidden="1" w:unhideWhenUsed="1"/>
+    <w:lsdException w:name="toc 9" w:semiHidden="1" w:unhideWhenUsed="1"/>
+    <w:lsdException w:name="Normal Indent" w:semiHidden="1" w:unhideWhenUsed="1"/>
+    <w:lsdException w:name="footnote text" w:semiHidden="1" w:unhideWhenUsed="1"/>
+    <w:lsdException w:name="annotation text" w:semiHidden="1" w:unhideWhenUsed="1"/>
+    <w:lsdException w:name="header" w:uiPriority="99"/>
+    <w:lsdException w:name="footer" w:uiPriority="99"/>
+    <w:lsdException w:name="index heading" w:semiHidden="1" w:unhideWhenUsed="1"/>
+    <w:lsdException w:name="caption" w:semiHidden="1" w:unhideWhenUsed="1" w:qFormat="1"/>
+    <w:lsdException w:name="table of figures" w:semiHidden="1" w:unhideWhenUsed="1"/>
+    <w:lsdException w:name="envelope address" w:semiHidden="1" w:unhideWhenUsed="1"/>
+    <w:lsdException w:name="envelope return" w:semiHidden="1" w:unhideWhenUsed="1"/>
+    <w:lsdException w:name="footnote reference" w:semiHidden="1" w:unhideWhenUsed="1"/>
+    <w:lsdException w:name="annotation reference" w:semiHidden="1" w:unhideWhenUsed="1"/>
+    <w:lsdException w:name="line number" w:semiHidden="1" w:unhideWhenUsed="1"/>
+    <w:lsdException w:name="page number" w:semiHidden="1" w:unhideWhenUsed="1"/>
+    <w:lsdException w:name="endnote reference" w:semiHidden="1" w:unhideWhenUsed="1"/>
+    <w:lsdException w:name="endnote text" w:semiHidden="1" w:unhideWhenUsed="1"/>
+    <w:lsdException w:name="table of authorities" w:semiHidden="1" w:unhideWhenUsed="1"/>
+    <w:lsdException w:name="macro" w:semiHidden="1" w:unhideWhenUsed="1"/>
+    <w:lsdException w:name="toa heading" w:semiHidden="1" w:unhideWhenUsed="1"/>
+    <w:lsdException w:name="List" w:semiHidden="1" w:unhideWhenUsed="1"/>
+    <w:lsdException w:name="List Bullet" w:semiHidden="1" w:unhideWhenUsed="1"/>
+    <w:lsdException w:name="List 2" w:semiHidden="1" w:unhideWhenUsed="1"/>
+    <w:lsdException w:name="List 3" w:semiHidden="1" w:unhideWhenUsed="1"/>
+    <w:lsdException w:name="List Bullet 2" w:semiHidden="1" w:unhideWhenUsed="1"/>
+    <w:lsdException w:name="List Bullet 3" w:semiHidden="1" w:unhideWhenUsed="1"/>
+    <w:lsdException w:name="List Bullet 4" w:semiHidden="1" w:unhideWhenUsed="1"/>
+    <w:lsdException w:name="List Bullet 5" w:semiHidden="1" w:unhideWhenUsed="1"/>
+    <w:lsdException w:name="List Number 2" w:semiHidden="1" w:unhideWhenUsed="1"/>
+    <w:lsdException w:name="List Number 3" w:semiHidden="1" w:unhideWhenUsed="1"/>
+    <w:lsdException w:name="List Number 4" w:semiHidden="1" w:unhideWhenUsed="1"/>
+    <w:lsdException w:name="List Number 5" w:semiHidden="1" w:unhideWhenUsed="1"/>
+    <w:lsdException w:name="Title" w:qFormat="1"/>
+    <w:lsdException w:name="Closing" w:semiHidden="1" w:unhideWhenUsed="1"/>
+    <w:lsdException w:name="Signature" w:semiHidden="1" w:unhideWhenUsed="1"/>
+    <w:lsdException w:name="Default Paragraph Font" w:semiHidden="1" w:uiPriority="1" w:unhideWhenUsed="1"/>
+    <w:lsdException w:name="Body Text" w:semiHidden="1" w:unhideWhenUsed="1"/>
+    <w:lsdException w:name="Body Text Indent" w:semiHidden="1" w:unhideWhenUsed="1"/>
+    <w:lsdException w:name="List Continue" w:semiHidden="1" w:unhideWhenUsed="1"/>
+    <w:lsdException w:name="List Continue 2" w:semiHidden="1" w:unhideWhenUsed="1"/>
+    <w:lsdException w:name="List Continue 3" w:semiHidden="1" w:unhideWhenUsed="1"/>
+    <w:lsdException w:name="List Continue 4" w:semiHidden="1" w:unhideWhenUsed="1"/>
+    <w:lsdException w:name="List Continue 5" w:semiHidden="1" w:unhideWhenUsed="1"/>
+    <w:lsdException w:name="Message Header" w:semiHidden="1" w:unhideWhenUsed="1"/>
+    <w:lsdException w:name="Subtitle" w:qFormat="1"/>
+    <w:lsdException w:name="Body Text First Indent 2" w:semiHidden="1" w:unhideWhenUsed="1"/>
+    <w:lsdException w:name="Note Heading" w:semiHidden="1" w:unhideWhenUsed="1"/>
+    <w:lsdException w:name="Body Text 2" w:semiHidden="1" w:unhideWhenUsed="1"/>
+    <w:lsdException w:name="Body Text 3" w:semiHidden="1" w:unhideWhenUsed="1"/>
+    <w:lsdException w:name="Body Text Indent 2" w:semiHidden="1" w:unhideWhenUsed="1"/>
+    <w:lsdException w:name="Body Text Indent 3" w:semiHidden="1" w:unhideWhenUsed="1"/>
+    <w:lsdException w:name="Block Text" w:semiHidden="1" w:unhideWhenUsed="1"/>
+    <w:lsdException w:name="Hyperlink" w:semiHidden="1" w:uiPriority="99" w:unhideWhenUsed="1"/>
+    <w:lsdException w:name="FollowedHyperlink" w:semiHidden="1" w:unhideWhenUsed="1"/>
+    <w:lsdException w:name="Strong" w:qFormat="1"/>
+    <w:lsdException w:name="Emphasis" w:qFormat="1"/>
+    <w:lsdException w:name="Document Map" w:semiHidden="1" w:unhideWhenUsed="1"/>
+    <w:lsdException w:name="Plain Text" w:semiHidden="1" w:unhideWhenUsed="1"/>
+    <w:lsdException w:name="E-mail Signature" w:semiHidden="1" w:unhideWhenUsed="1"/>
+    <w:lsdException w:name="HTML Top of Form" w:semiHidden="1" w:uiPriority="99" w:unhideWhenUsed="1"/>
+    <w:lsdException w:name="HTML Bottom of Form" w:semiHidden="1" w:uiPriority="99" w:unhideWhenUsed="1"/>
+    <w:lsdException w:name="Normal (Web)" w:semiHidden="1" w:unhideWhenUsed="1"/>
+    <w:lsdException w:name="HTML Acronym" w:semiHidden="1" w:unhideWhenUsed="1"/>
+    <w:lsdException w:name="HTML Address" w:semiHidden="1" w:unhideWhenUsed="1"/>
+    <w:lsdException w:name="HTML Cite" w:semiHidden="1" w:unhideWhenUsed="1"/>
+    <w:lsdException w:name="HTML Code" w:semiHidden="1" w:unhideWhenUsed="1"/>
+    <w:lsdException w:name="HTML Definition" w:semiHidden="1" w:unhideWhenUsed="1"/>
+    <w:lsdException w:name="HTML Keyboard" w:semiHidden="1" w:unhideWhenUsed="1"/>
+    <w:lsdException w:name="HTML Preformatted" w:semiHidden="1" w:unhideWhenUsed="1"/>
+    <w:lsdException w:name="HTML Sample" w:semiHidden="1" w:unhideWhenUsed="1"/>
+    <w:lsdException w:name="HTML Typewriter" w:semiHidden="1" w:unhideWhenUsed="1"/>
+    <w:lsdException w:name="HTML Variable" w:semiHidden="1" w:unhideWhenUsed="1"/>
+    <w:lsdException w:name="Normal Table" w:semiHidden="1" w:uiPriority="99" w:unhideWhenUsed="1"/>
+    <w:lsdException w:name="annotation subject" w:semiHidden="1" w:unhideWhenUsed="1"/>
+    <w:lsdException w:name="No List" w:semiHidden="1" w:uiPriority="99" w:unhideWhenUsed="1"/>
+    <w:lsdException w:name="Outline List 1" w:semiHidden="1" w:uiPriority="99" w:unhideWhenUsed="1"/>
+    <w:lsdException w:name="Outline List 2" w:semiHidden="1" w:uiPriority="99" w:unhideWhenUsed="1"/>
+    <w:lsdException w:name="Outline List 3" w:semiHidden="1" w:uiPriority="99" w:unhideWhenUsed="1"/>
+    <w:lsdException w:name="Table Simple 1" w:semiHidden="1" w:unhideWhenUsed="1"/>
+    <w:lsdException w:name="Table Simple 2" w:semiHidden="1" w:unhideWhenUsed="1"/>
+    <w:lsdException w:name="Table Simple 3" w:semiHidden="1" w:unhideWhenUsed="1"/>
+    <w:lsdException w:name="Table Classic 1" w:semiHidden="1" w:unhideWhenUsed="1"/>
+    <w:lsdException w:name="Table Classic 2" w:semiHidden="1" w:unhideWhenUsed="1"/>
+    <w:lsdException w:name="Table Classic 3" w:semiHidden="1" w:unhideWhenUsed="1"/>
+    <w:lsdException w:name="Table Classic 4" w:semiHidden="1" w:unhideWhenUsed="1"/>
+    <w:lsdException w:name="Table Colorful 1" w:semiHidden="1" w:unhideWhenUsed="1"/>
+    <w:lsdException w:name="Table Colorful 2" w:semiHidden="1" w:unhideWhenUsed="1"/>
+    <w:lsdException w:name="Table Colorful 3" w:semiHidden="1" w:unhideWhenUsed="1"/>
+    <w:lsdException w:name="Table Columns 1" w:semiHidden="1" w:unhideWhenUsed="1"/>
+    <w:lsdException w:name="Table Columns 2" w:semiHidden="1" w:unhideWhenUsed="1"/>
+    <w:lsdException w:name="Table Columns 3" w:semiHidden="1" w:unhideWhenUsed="1"/>
+    <w:lsdException w:name="Table Columns 4" w:semiHidden="1" w:unhideWhenUsed="1"/>
+    <w:lsdException w:name="Table Columns 5" w:semiHidden="1" w:unhideWhenUsed="1"/>
+    <w:lsdException w:name="Table Grid 1" w:semiHidden="1" w:unhideWhenUsed="1"/>
+    <w:lsdException w:name="Table Grid 2" w:semiHidden="1" w:unhideWhenUsed="1"/>
+    <w:lsdException w:name="Table Grid 3" w:semiHidden="1" w:unhideWhenUsed="1"/>
+    <w:lsdException w:name="Table Grid 4" w:semiHidden="1" w:unhideWhenUsed="1"/>
+    <w:lsdException w:name="Table Grid 5" w:semiHidden="1" w:unhideWhenUsed="1"/>
+    <w:lsdException w:name="Table Grid 6" w:semiHidden="1" w:unhideWhenUsed="1"/>
+    <w:lsdException w:name="Table Grid 7" w:semiHidden="1" w:unhideWhenUsed="1"/>
+    <w:lsdException w:name="Table Grid 8" w:semiHidden="1" w:unhideWhenUsed="1"/>
+    <w:lsdException w:name="Table List 1" w:semiHidden="1" w:unhideWhenUsed="1"/>
+    <w:lsdException w:name="Table List 2" w:semiHidden="1" w:unhideWhenUsed="1"/>
+    <w:lsdException w:name="Table List 3" w:semiHidden="1" w:unhideWhenUsed="1"/>
+    <w:lsdException w:name="Table List 4" w:semiHidden="1" w:unhideWhenUsed="1"/>
+    <w:lsdException w:name="Table List 5" w:semiHidden="1" w:unhideWhenUsed="1"/>
+    <w:lsdException w:name="Table List 6" w:semiHidden="1" w:unhideWhenUsed="1"/>
+    <w:lsdException w:name="Table List 7" w:semiHidden="1" w:unhideWhenUsed="1"/>
+    <w:lsdException w:name="Table List 8" w:semiHidden="1" w:unhideWhenUsed="1"/>
+    <w:lsdException w:name="Table 3D effects 1" w:semiHidden="1" w:unhideWhenUsed="1"/>
+    <w:lsdException w:name="Table 3D effects 2" w:semiHidden="1" w:unhideWhenUsed="1"/>
+    <w:lsdException w:name="Table 3D effects 3" w:semiHidden="1" w:unhideWhenUsed="1"/>
+    <w:lsdException w:name="Table Contemporary" w:semiHidden="1" w:unhideWhenUsed="1"/>
+    <w:lsdException w:name="Table Elegant" w:semiHidden="1" w:unhideWhenUsed="1"/>
+    <w:lsdException w:name="Table Professional" w:semiHidden="1" w:unhideWhenUsed="1"/>
+    <w:lsdException w:name="Table Subtle 1" w:semiHidden="1" w:unhideWhenUsed="1"/>
+    <w:lsdException w:name="Table Subtle 2" w:semiHidden="1" w:unhideWhenUsed="1"/>
+    <w:lsdException w:name="Table Web 1" w:semiHidden="1" w:unhideWhenUsed="1"/>
+    <w:lsdException w:name="Table Web 2" w:semiHidden="1" w:unhideWhenUsed="1"/>
+    <w:lsdException w:name="Table Web 3" w:semiHidden="1" w:unhideWhenUsed="1"/>
+    <w:lsdException w:name="Table Grid" w:uiPriority="39"/>
+    <w:lsdException w:name="Table Theme" w:semiHidden="1" w:unhideWhenUsed="1"/>
+    <w:lsdException w:name="Placeholder Text" w:semiHidden="1" w:uiPriority="99" w:unhideWhenUsed="1"/>
+    <w:lsdException w:name="No Spacing" w:semiHidden="1" w:uiPriority="99" w:unhideWhenUsed="1"/>
+    <w:lsdException w:name="Light Shading" w:uiPriority="60"/>
+    <w:lsdException w:name="Light List" w:uiPriority="61"/>
+    <w:lsdException w:name="Light Grid" w:uiPriority="62"/>
+    <w:lsdException w:name="Medium Shading 1" w:uiPriority="63"/>
+    <w:lsdException w:name="Medium Shading 2" w:uiPriority="64"/>
+    <w:lsdException w:name="Medium List 1" w:uiPriority="65"/>
+    <w:lsdException w:name="Medium List 2" w:uiPriority="66"/>
+    <w:lsdException w:name="Medium Grid 1" w:uiPriority="67"/>
+    <w:lsdException w:name="Medium Grid 2" w:uiPriority="68"/>
+    <w:lsdException w:name="Medium Grid 3" w:uiPriority="69"/>
+    <w:lsdException w:name="Dark List" w:uiPriority="70"/>
+    <w:lsdException w:name="Colorful Shading" w:uiPriority="71"/>
+    <w:lsdException w:name="Colorful List" w:uiPriority="72"/>
+    <w:lsdException w:name="Colorful Grid" w:uiPriority="73"/>
+    <w:lsdException w:name="Light Shading Accent 1" w:uiPriority="60"/>
+    <w:lsdException w:name="Light List Accent 1" w:uiPriority="61"/>
+    <w:lsdException w:name="Light Grid Accent 1" w:uiPriority="62"/>
+    <w:lsdException w:name="Medium Shading 1 Accent 1" w:uiPriority="63"/>
+    <w:lsdException w:name="Medium Shading 2 Accent 1" w:uiPriority="64"/>
+    <w:lsdException w:name="Medium List 1 Accent 1" w:uiPriority="65"/>
+    <w:lsdException w:name="Revision" w:semiHidden="1" w:uiPriority="99" w:unhideWhenUsed="1"/>
+    <w:lsdException w:name="List Paragraph" w:uiPriority="34" w:qFormat="1"/>
+    <w:lsdException w:name="Quote" w:semiHidden="1" w:uiPriority="99" w:unhideWhenUsed="1"/>
+    <w:lsdException w:name="Intense Quote" w:semiHidden="1" w:uiPriority="99" w:unhideWhenUsed="1"/>
+    <w:lsdException w:name="Medium List 2 Accent 1" w:uiPriority="66"/>
+    <w:lsdException w:name="Medium Grid 1 Accent 1" w:uiPriority="67"/>
+    <w:lsdException w:name="Medium Grid 2 Accent 1" w:uiPriority="68"/>
+    <w:lsdException w:name="Medium Grid 3 Accent 1" w:uiPriority="69"/>
+    <w:lsdException w:name="Dark List Accent 1" w:uiPriority="70"/>
+    <w:lsdException w:name="Colorful Shading Accent 1" w:uiPriority="71"/>
+    <w:lsdException w:name="Colorful List Accent 1" w:uiPriority="72"/>
+    <w:lsdException w:name="Colorful Grid Accent 1" w:uiPriority="73"/>
+    <w:lsdException w:name="Light Shading Accent 2" w:uiPriority="60"/>
+    <w:lsdException w:name="Light List Accent 2" w:uiPriority="61"/>
+    <w:lsdException w:name="Light Grid Accent 2" w:uiPriority="62"/>
+    <w:lsdException w:name="Medium Shading 1 Accent 2" w:uiPriority="63"/>
+    <w:lsdException w:name="Medium Shading 2 Accent 2" w:uiPriority="64"/>
+    <w:lsdException w:name="Medium List 1 Accent 2" w:uiPriority="65"/>
+    <w:lsdException w:name="Medium List 2 Accent 2" w:uiPriority="66"/>
+    <w:lsdException w:name="Medium Grid 1 Accent 2" w:uiPriority="67"/>
+    <w:lsdException w:name="Medium Grid 2 Accent 2" w:uiPriority="68"/>
+    <w:lsdException w:name="Medium Grid 3 Accent 2" w:uiPriority="69"/>
+    <w:lsdException w:name="Dark List Accent 2" w:uiPriority="70"/>
+    <w:lsdException w:name="Colorful Shading Accent 2" w:uiPriority="71"/>
+    <w:lsdException w:name="Colorful List Accent 2" w:uiPriority="72"/>
+    <w:lsdException w:name="Colorful Grid Accent 2" w:uiPriority="73"/>
+    <w:lsdException w:name="Light Shading Accent 3" w:uiPriority="60"/>
+    <w:lsdException w:name="Light List Accent 3" w:uiPriority="61"/>
+    <w:lsdException w:name="Light Grid Accent 3" w:uiPriority="62"/>
+    <w:lsdException w:name="Medium Shading 1 Accent 3" w:uiPriority="63"/>
+    <w:lsdException w:name="Medium Shading 2 Accent 3" w:uiPriority="64"/>
+    <w:lsdException w:name="Medium List 1 Accent 3" w:uiPriority="65"/>
+    <w:lsdException w:name="Medium List 2 Accent 3" w:uiPriority="66"/>
+    <w:lsdException w:name="Medium Grid 1 Accent 3" w:uiPriority="67"/>
+    <w:lsdException w:name="Medium Grid 2 Accent 3" w:uiPriority="68"/>
+    <w:lsdException w:name="Medium Grid 3 Accent 3" w:uiPriority="69"/>
+    <w:lsdException w:name="Dark List Accent 3" w:uiPriority="70"/>
+    <w:lsdException w:name="Colorful Shading Accent 3" w:uiPriority="71"/>
+    <w:lsdException w:name="Colorful List Accent 3" w:uiPriority="72"/>
+    <w:lsdException w:name="Colorful Grid Accent 3" w:uiPriority="73"/>
+    <w:lsdException w:name="Light Shading Accent 4" w:uiPriority="60"/>
+    <w:lsdException w:name="Light List Accent 4" w:uiPriority="61"/>
+    <w:lsdException w:name="Light Grid Accent 4" w:uiPriority="62"/>
+    <w:lsdException w:name="Medium Shading 1 Accent 4" w:uiPriority="63"/>
+    <w:lsdException w:name="Medium Shading 2 Accent 4" w:uiPriority="64"/>
+    <w:lsdException w:name="Medium List 1 Accent 4" w:uiPriority="65"/>
+    <w:lsdException w:name="Medium List 2 Accent 4" w:uiPriority="66"/>
+    <w:lsdException w:name="Medium Grid 1 Accent 4" w:uiPriority="67"/>
+    <w:lsdException w:name="Medium Grid 2 Accent 4" w:uiPriority="68"/>
+    <w:lsdException w:name="Medium Grid 3 Accent 4" w:uiPriority="69"/>
+    <w:lsdException w:name="Dark List Accent 4" w:uiPriority="70"/>
+    <w:lsdException w:name="Colorful Shading Accent 4" w:uiPriority="71"/>
+    <w:lsdException w:name="Colorful List Accent 4" w:uiPriority="72"/>
+    <w:lsdException w:name="Colorful Grid Accent 4" w:uiPriority="73"/>
+    <w:lsdException w:name="Light Shading Accent 5" w:uiPriority="60"/>
+    <w:lsdException w:name="Light List Accent 5" w:uiPriority="61"/>
+    <w:lsdException w:name="Light Grid Accent 5" w:uiPriority="62"/>
+    <w:lsdException w:name="Medium Shading 1 Accent 5" w:uiPriority="63"/>
+    <w:lsdException w:name="Medium Shading 2 Accent 5" w:uiPriority="64"/>
+    <w:lsdException w:name="Medium List 1 Accent 5" w:uiPriority="65"/>
+    <w:lsdException w:name="Medium List 2 Accent 5" w:uiPriority="66"/>
+    <w:lsdException w:name="Medium Grid 1 Accent 5" w:uiPriority="67"/>
+    <w:lsdException w:name="Medium Grid 2 Accent 5" w:uiPriority="68"/>
+    <w:lsdException w:name="Medium Grid 3 Accent 5" w:uiPriority="69"/>
+    <w:lsdException w:name="Dark List Accent 5" w:uiPriority="70"/>
+    <w:lsdException w:name="Colorful Shading Accent 5" w:uiPriority="71"/>
+    <w:lsdException w:name="Colorful List Accent 5" w:uiPriority="72"/>
+    <w:lsdException w:name="Colorful Grid Accent 5" w:uiPriority="73"/>
+    <w:lsdException w:name="Light Shading Accent 6" w:uiPriority="60"/>
+    <w:lsdException w:name="Light List Accent 6" w:uiPriority="61"/>
+    <w:lsdException w:name="Light Grid Accent 6" w:uiPriority="62"/>
+    <w:lsdException w:name="Medium Shading 1 Accent 6" w:uiPriority="63"/>
+    <w:lsdException w:name="Medium Shading 2 Accent 6" w:uiPriority="64"/>
+    <w:lsdException w:name="Medium List 1 Accent 6" w:uiPriority="65"/>
+    <w:lsdException w:name="Medium List 2 Accent 6" w:uiPriority="66"/>
+    <w:lsdException w:name="Medium Grid 1 Accent 6" w:uiPriority="67"/>
+    <w:lsdException w:name="Medium Grid 2 Accent 6" w:uiPriority="68"/>
+    <w:lsdException w:name="Medium Grid 3 Accent 6" w:uiPriority="69"/>
+    <w:lsdException w:name="Dark List Accent 6" w:uiPriority="70"/>
+    <w:lsdException w:name="Colorful Shading Accent 6" w:uiPriority="71"/>
+    <w:lsdException w:name="Colorful List Accent 6" w:uiPriority="72"/>
+    <w:lsdException w:name="Colorful Grid Accent 6" w:uiPriority="73"/>
+    <w:lsdException w:name="Subtle Emphasis" w:uiPriority="19" w:qFormat="1"/>
+    <w:lsdException w:name="Intense Emphasis" w:uiPriority="21" w:qFormat="1"/>
+    <w:lsdException w:name="Subtle Reference" w:uiPriority="31" w:qFormat="1"/>
+    <w:lsdException w:name="Intense Reference" w:uiPriority="32" w:qFormat="1"/>
+    <w:lsdException w:name="Book Title" w:uiPriority="33" w:qFormat="1"/>
+    <w:lsdException w:name="Bibliography" w:semiHidden="1" w:uiPriority="37" w:unhideWhenUsed="1"/>
+    <w:lsdException w:name="TOC Heading" w:semiHidden="1" w:uiPriority="39" w:unhideWhenUsed="1" w:qFormat="1"/>
+    <w:lsdException w:name="Plain Table 1" w:uiPriority="41"/>
+    <w:lsdException w:name="Plain Table 2" w:uiPriority="42"/>
+    <w:lsdException w:name="Plain Table 3" w:uiPriority="43"/>
+    <w:lsdException w:name="Plain Table 4" w:uiPriority="44"/>
+    <w:lsdException w:name="Plain Table 5" w:uiPriority="45"/>
+    <w:lsdException w:name="Grid Table Light" w:uiPriority="40"/>
+    <w:lsdException w:name="Grid Table 1 Light" w:uiPriority="46"/>
+    <w:lsdException w:name="Grid Table 2" w:uiPriority="47"/>
+    <w:lsdException w:name="Grid Table 3" w:uiPriority="48"/>
+    <w:lsdException w:name="Grid Table 4" w:uiPriority="49"/>
+    <w:lsdException w:name="Grid Table 5 Dark" w:uiPriority="50"/>
+    <w:lsdException w:name="Grid Table 6 Colorful" w:uiPriority="51"/>
+    <w:lsdException w:name="Grid Table 7 Colorful" w:uiPriority="52"/>
+    <w:lsdException w:name="Grid Table 1 Light Accent 1" w:uiPriority="46"/>
+    <w:lsdException w:name="Grid Table 2 Accent 1" w:uiPriority="47"/>
+    <w:lsdException w:name="Grid Table 3 Accent 1" w:uiPriority="48"/>
+    <w:lsdException w:name="Grid Table 4 Accent 1" w:uiPriority="49"/>
+    <w:lsdException w:name="Grid Table 5 Dark Accent 1" w:uiPriority="50"/>
+    <w:lsdException w:name="Grid Table 6 Colorful Accent 1" w:uiPriority="51"/>
+    <w:lsdException w:name="Grid Table 7 Colorful Accent 1" w:uiPriority="52"/>
+    <w:lsdException w:name="Grid Table 1 Light Accent 2" w:uiPriority="46"/>
+    <w:lsdException w:name="Grid Table 2 Accent 2" w:uiPriority="47"/>
+    <w:lsdException w:name="Grid Table 3 Accent 2" w:uiPriority="48"/>
+    <w:lsdException w:name="Grid Table 4 Accent 2" w:uiPriority="49"/>
+    <w:lsdException w:name="Grid Table 5 Dark Accent 2" w:uiPriority="50"/>
+    <w:lsdException w:name="Grid Table 6 Colorful Accent 2" w:uiPriority="51"/>
+    <w:lsdException w:name="Grid Table 7 Colorful Accent 2" w:uiPriority="52"/>
+    <w:lsdException w:name="Grid Table 1 Light Accent 3" w:uiPriority="46"/>
+    <w:lsdException w:name="Grid Table 2 Accent 3" w:uiPriority="47"/>
+    <w:lsdException w:name="Grid Table 3 Accent 3" w:uiPriority="48"/>
+    <w:lsdException w:name="Grid Table 4 Accent 3" w:uiPriority="49"/>
+    <w:lsdException w:name="Grid Table 5 Dark Accent 3" w:uiPriority="50"/>
+    <w:lsdException w:name="Grid Table 6 Colorful Accent 3" w:uiPriority="51"/>
+    <w:lsdException w:name="Grid Table 7 Colorful Accent 3" w:uiPriority="52"/>
+    <w:lsdException w:name="Grid Table 1 Light Accent 4" w:uiPriority="46"/>
+    <w:lsdException w:name="Grid Table 2 Accent 4" w:uiPriority="47"/>
+    <w:lsdException w:name="Grid Table 3 Accent 4" w:uiPriority="48"/>
+    <w:lsdException w:name="Grid Table 4 Accent 4" w:uiPriority="49"/>
+    <w:lsdException w:name="Grid Table 5 Dark Accent 4" w:uiPriority="50"/>
+    <w:lsdException w:name="Grid Table 6 Colorful Accent 4" w:uiPriority="51"/>
+    <w:lsdException w:name="Grid Table 7 Colorful Accent 4" w:uiPriority="52"/>
+    <w:lsdException w:name="Grid Table 1 Light Accent 5" w:uiPriority="46"/>
+    <w:lsdException w:name="Grid Table 2 Accent 5" w:uiPriority="47"/>
+    <w:lsdException w:name="Grid Table 3 Accent 5" w:uiPriority="48"/>
+    <w:lsdException w:name="Grid Table 4 Accent 5" w:uiPriority="49"/>
+    <w:lsdException w:name="Grid Table 5 Dark Accent 5" w:uiPriority="50"/>
+    <w:lsdException w:name="Grid Table 6 Colorful Accent 5" w:uiPriority="51"/>
+    <w:lsdException w:name="Grid Table 7 Colorful Accent 5" w:uiPriority="52"/>
+    <w:lsdException w:name="Grid Table 1 Light Accent 6" w:uiPriority="46"/>
+    <w:lsdException w:name="Grid Table 2 Accent 6" w:uiPriority="47"/>
+    <w:lsdException w:name="Grid Table 3 Accent 6" w:uiPriority="48"/>
+    <w:lsdException w:name="Grid Table 4 Accent 6" w:uiPriority="49"/>
+    <w:lsdException w:name="Grid Table 5 Dark Accent 6" w:uiPriority="50"/>
+    <w:lsdException w:name="Grid Table 6 Colorful Accent 6" w:uiPriority="51"/>
+    <w:lsdException w:name="Grid Table 7 Colorful Accent 6" w:uiPriority="52"/>
+    <w:lsdException w:name="List Table 1 Light" w:uiPriority="46"/>
+    <w:lsdException w:name="List Table 2" w:uiPriority="47"/>
+    <w:lsdException w:name="List Table 3" w:uiPriority="48"/>
+    <w:lsdException w:name="List Table 4" w:uiPriority="49"/>
+    <w:lsdException w:name="List Table 5 Dark" w:uiPriority="50"/>
+    <w:lsdException w:name="List Table 6 Colorful" w:uiPriority="51"/>
+    <w:lsdException w:name="List Table 7 Colorful" w:uiPriority="52"/>
+    <w:lsdException w:name="List Table 1 Light Accent 1" w:uiPriority="46"/>
+    <w:lsdException w:name="List Table 2 Accent 1" w:uiPriority="47"/>
+    <w:lsdException w:name="List Table 3 Accent 1" w:uiPriority="48"/>
+    <w:lsdException w:name="List Table 4 Accent 1" w:uiPriority="49"/>
+    <w:lsdException w:name="List Table 5 Dark Accent 1" w:uiPriority="50"/>
+    <w:lsdException w:name="List Table 6 Colorful Accent 1" w:uiPriority="51"/>
+    <w:lsdException w:name="List Table 7 Colorful Accent 1" w:uiPriority="52"/>
+    <w:lsdException w:name="List Table 1 Light Accent 2" w:uiPriority="46"/>
+    <w:lsdException w:name="List Table 2 Accent 2" w:uiPriority="47"/>
+    <w:lsdException w:name="List Table 3 Accent 2" w:uiPriority="48"/>
+    <w:lsdException w:name="List Table 4 Accent 2" w:uiPriority="49"/>
+    <w:lsdException w:name="List Table 5 Dark Accent 2" w:uiPriority="50"/>
+    <w:lsdException w:name="List Table 6 Colorful Accent 2" w:uiPriority="51"/>
+    <w:lsdException w:name="List Table 7 Colorful Accent 2" w:uiPriority="52"/>
+    <w:lsdException w:name="List Table 1 Light Accent 3" w:uiPriority="46"/>
+    <w:lsdException w:name="List Table 2 Accent 3" w:uiPriority="47"/>
+    <w:lsdException w:name="List Table 3 Accent 3" w:uiPriority="48"/>
+    <w:lsdException w:name="List Table 4 Accent 3" w:uiPriority="49"/>
+    <w:lsdException w:name="List Table 5 Dark Accent 3" w:uiPriority="50"/>
+    <w:lsdException w:name="List Table 6 Colorful Accent 3" w:uiPriority="51"/>
+    <w:lsdException w:name="List Table 7 Colorful Accent 3" w:uiPriority="52"/>
+    <w:lsdException w:name="List Table 1 Light Accent 4" w:uiPriority="46"/>
+    <w:lsdException w:name="List Table 2 Accent 4" w:uiPriority="47"/>
+    <w:lsdException w:name="List Table 3 Accent 4" w:uiPriority="48"/>
+    <w:lsdException w:name="List Table 4 Accent 4" w:uiPriority="49"/>
+    <w:lsdException w:name="List Table 5 Dark Accent 4" w:uiPriority="50"/>
+    <w:lsdException w:name="List Table 6 Colorful Accent 4" w:uiPriority="51"/>
+    <w:lsdException w:name="List Table 7 Colorful Accent 4" w:uiPriority="52"/>
+    <w:lsdException w:name="List Table 1 Light Accent 5" w:uiPriority="46"/>
+    <w:lsdException w:name="List Table 2 Accent 5" w:uiPriority="47"/>
+    <w:lsdException w:name="List Table 3 Accent 5" w:uiPriority="48"/>
+    <w:lsdException w:name="List Table 4 Accent 5" w:uiPriority="49"/>
+    <w:lsdException w:name="List Table 5 Dark Accent 5" w:uiPriority="50"/>
+    <w:lsdException w:name="List Table 6 Colorful Accent 5" w:uiPriority="51"/>
+    <w:lsdException w:name="List Table 7 Colorful Accent 5" w:uiPriority="52"/>
+    <w:lsdException w:name="List Table 1 Light Accent 6" w:uiPriority="46"/>
+    <w:lsdException w:name="List Table 2 Accent 6" w:uiPriority="47"/>
+    <w:lsdException w:name="List Table 3 Accent 6" w:uiPriority="48"/>
+    <w:lsdException w:name="List Table 4 Accent 6" w:uiPriority="49"/>
+    <w:lsdException w:name="List Table 5 Dark Accent 6" w:uiPriority="50"/>
+    <w:lsdException w:name="List Table 6 Colorful Accent 6" w:uiPriority="51"/>
+    <w:lsdException w:name="List Table 7 Colorful Accent 6" w:uiPriority="52"/>
+    <w:lsdException w:name="Mention" w:semiHidden="1" w:uiPriority="99" w:unhideWhenUsed="1"/>
+    <w:lsdException w:name="Smart Hyperlink" w:semiHidden="1" w:uiPriority="99" w:unhideWhenUsed="1"/>
+    <w:lsdException w:name="Hashtag" w:semiHidden="1" w:uiPriority="99" w:unhideWhenUsed="1"/>
+    <w:lsdException w:name="Unresolved Mention" w:semiHidden="1" w:uiPriority="99" w:unhideWhenUsed="1"/>
+    <w:lsdException w:name="Smart Link" w:semiHidden="1" w:uiPriority="99" w:unhideWhenUsed="1"/>
   </w:latentStyles>
-  <w:style w:type="paragraph" w:default="1" w:styleId="1">
+  <w:style w:type="paragraph" w:default="1" w:styleId="a1">
     <w:name w:val="Normal"/>
     <w:qFormat/>
-    <w:uiPriority w:val="0"/>
     <w:pPr>
       <w:widowControl w:val="0"/>
       <w:autoSpaceDE w:val="0"/>
@@ -1941,22 +2357,18 @@
       <w:spacing w:line="360" w:lineRule="auto"/>
     </w:pPr>
     <w:rPr>
-      <w:rFonts w:ascii="Times New Roman" w:hAnsi="Times New Roman" w:eastAsia="宋体" w:cs="Times New Roman"/>
       <w:snapToGrid w:val="0"/>
       <w:sz w:val="21"/>
       <w:szCs w:val="21"/>
-      <w:lang w:val="en-US" w:eastAsia="zh-CN" w:bidi="ar-SA"/>
     </w:rPr>
   </w:style>
-  <w:style w:type="paragraph" w:styleId="2">
+  <w:style w:type="paragraph" w:styleId="1">
     <w:name w:val="heading 1"/>
-    <w:next w:val="3"/>
+    <w:next w:val="2"/>
     <w:qFormat/>
-    <w:uiPriority w:val="0"/>
     <w:pPr>
       <w:keepNext/>
       <w:numPr>
-        <w:ilvl w:val="0"/>
         <w:numId w:val="1"/>
       </w:numPr>
       <w:spacing w:before="240" w:after="240"/>
@@ -1964,18 +2376,16 @@
       <w:outlineLvl w:val="0"/>
     </w:pPr>
     <w:rPr>
-      <w:rFonts w:ascii="Arial" w:hAnsi="Arial" w:eastAsia="黑体" w:cs="Times New Roman"/>
+      <w:rFonts w:ascii="Arial" w:eastAsia="黑体" w:hAnsi="Arial"/>
       <w:b/>
       <w:sz w:val="32"/>
       <w:szCs w:val="32"/>
-      <w:lang w:val="en-US" w:eastAsia="zh-CN" w:bidi="ar-SA"/>
     </w:rPr>
   </w:style>
-  <w:style w:type="paragraph" w:styleId="3">
+  <w:style w:type="paragraph" w:styleId="2">
     <w:name w:val="heading 2"/>
-    <w:next w:val="1"/>
+    <w:next w:val="a1"/>
     <w:qFormat/>
-    <w:uiPriority w:val="0"/>
     <w:pPr>
       <w:keepNext/>
       <w:numPr>
@@ -1987,18 +2397,16 @@
       <w:outlineLvl w:val="1"/>
     </w:pPr>
     <w:rPr>
-      <w:rFonts w:ascii="Arial" w:hAnsi="Arial" w:eastAsia="黑体" w:cs="Times New Roman"/>
+      <w:rFonts w:ascii="Arial" w:eastAsia="黑体" w:hAnsi="Arial"/>
       <w:sz w:val="24"/>
       <w:szCs w:val="24"/>
-      <w:lang w:val="en-US" w:eastAsia="zh-CN" w:bidi="ar-SA"/>
     </w:rPr>
   </w:style>
-  <w:style w:type="paragraph" w:styleId="4">
+  <w:style w:type="paragraph" w:styleId="3">
     <w:name w:val="heading 3"/>
-    <w:basedOn w:val="1"/>
-    <w:next w:val="1"/>
+    <w:basedOn w:val="a1"/>
+    <w:next w:val="a1"/>
     <w:qFormat/>
-    <w:uiPriority w:val="0"/>
     <w:pPr>
       <w:keepNext/>
       <w:keepLines/>
@@ -2021,18 +2429,19 @@
       <w:szCs w:val="32"/>
     </w:rPr>
   </w:style>
-  <w:style w:type="character" w:default="1" w:styleId="10">
+  <w:style w:type="character" w:default="1" w:styleId="a2">
     <w:name w:val="Default Paragraph Font"/>
+    <w:uiPriority w:val="1"/>
     <w:semiHidden/>
     <w:unhideWhenUsed/>
-    <w:uiPriority w:val="1"/>
   </w:style>
-  <w:style w:type="table" w:default="1" w:styleId="8">
+  <w:style w:type="table" w:default="1" w:styleId="a3">
     <w:name w:val="Normal Table"/>
+    <w:uiPriority w:val="99"/>
     <w:semiHidden/>
     <w:unhideWhenUsed/>
-    <w:uiPriority w:val="99"/>
     <w:tblPr>
+      <w:tblInd w:w="0" w:type="dxa"/>
       <w:tblCellMar>
         <w:top w:w="0" w:type="dxa"/>
         <w:left w:w="108" w:type="dxa"/>
@@ -2041,11 +2450,16 @@
       </w:tblCellMar>
     </w:tblPr>
   </w:style>
-  <w:style w:type="paragraph" w:styleId="5">
+  <w:style w:type="numbering" w:default="1" w:styleId="a4">
+    <w:name w:val="No List"/>
+    <w:uiPriority w:val="99"/>
+    <w:semiHidden/>
+    <w:unhideWhenUsed/>
+  </w:style>
+  <w:style w:type="paragraph" w:styleId="a5">
     <w:name w:val="Balloon Text"/>
-    <w:basedOn w:val="1"/>
-    <w:link w:val="25"/>
-    <w:uiPriority w:val="0"/>
+    <w:basedOn w:val="a1"/>
+    <w:link w:val="a6"/>
     <w:pPr>
       <w:spacing w:line="240" w:lineRule="auto"/>
     </w:pPr>
@@ -2054,9 +2468,9 @@
       <w:szCs w:val="18"/>
     </w:rPr>
   </w:style>
-  <w:style w:type="paragraph" w:styleId="6">
+  <w:style w:type="paragraph" w:styleId="a7">
     <w:name w:val="footer"/>
-    <w:link w:val="27"/>
+    <w:link w:val="a8"/>
     <w:uiPriority w:val="99"/>
     <w:pPr>
       <w:tabs>
@@ -2065,15 +2479,14 @@
       </w:tabs>
     </w:pPr>
     <w:rPr>
-      <w:rFonts w:ascii="Arial" w:hAnsi="Arial" w:eastAsia="宋体" w:cs="Times New Roman"/>
+      <w:rFonts w:ascii="Arial" w:hAnsi="Arial"/>
       <w:sz w:val="18"/>
       <w:szCs w:val="18"/>
-      <w:lang w:val="en-US" w:eastAsia="zh-CN" w:bidi="ar-SA"/>
     </w:rPr>
   </w:style>
-  <w:style w:type="paragraph" w:styleId="7">
+  <w:style w:type="paragraph" w:styleId="a9">
     <w:name w:val="header"/>
-    <w:link w:val="28"/>
+    <w:link w:val="aa"/>
     <w:uiPriority w:val="99"/>
     <w:pPr>
       <w:tabs>
@@ -2084,15 +2497,14 @@
       <w:jc w:val="both"/>
     </w:pPr>
     <w:rPr>
-      <w:rFonts w:ascii="Arial" w:hAnsi="Arial" w:eastAsia="宋体" w:cs="Times New Roman"/>
+      <w:rFonts w:ascii="Arial" w:hAnsi="Arial"/>
       <w:sz w:val="18"/>
       <w:szCs w:val="18"/>
-      <w:lang w:val="en-US" w:eastAsia="zh-CN" w:bidi="ar-SA"/>
     </w:rPr>
   </w:style>
-  <w:style w:type="table" w:styleId="9">
+  <w:style w:type="table" w:styleId="ab">
     <w:name w:val="Table Grid"/>
-    <w:basedOn w:val="8"/>
+    <w:basedOn w:val="a3"/>
     <w:uiPriority w:val="39"/>
     <w:pPr>
       <w:widowControl w:val="0"/>
@@ -2103,35 +2515,29 @@
     </w:pPr>
     <w:tblPr>
       <w:tblBorders>
-        <w:top w:val="single" w:color="auto" w:sz="4" w:space="0"/>
-        <w:left w:val="single" w:color="auto" w:sz="4" w:space="0"/>
-        <w:bottom w:val="single" w:color="auto" w:sz="4" w:space="0"/>
-        <w:right w:val="single" w:color="auto" w:sz="4" w:space="0"/>
-        <w:insideH w:val="single" w:color="auto" w:sz="4" w:space="0"/>
-        <w:insideV w:val="single" w:color="auto" w:sz="4" w:space="0"/>
+        <w:top w:val="single" w:sz="4" w:space="0" w:color="auto"/>
+        <w:left w:val="single" w:sz="4" w:space="0" w:color="auto"/>
+        <w:bottom w:val="single" w:sz="4" w:space="0" w:color="auto"/>
+        <w:right w:val="single" w:sz="4" w:space="0" w:color="auto"/>
+        <w:insideH w:val="single" w:sz="4" w:space="0" w:color="auto"/>
+        <w:insideV w:val="single" w:sz="4" w:space="0" w:color="auto"/>
       </w:tblBorders>
     </w:tblPr>
   </w:style>
-  <w:style w:type="character" w:styleId="11">
+  <w:style w:type="character" w:styleId="ac">
     <w:name w:val="Hyperlink"/>
-    <w:basedOn w:val="10"/>
+    <w:basedOn w:val="a2"/>
+    <w:uiPriority w:val="99"/>
     <w:semiHidden/>
     <w:unhideWhenUsed/>
-    <w:uiPriority w:val="99"/>
     <w:rPr>
       <w:color w:val="0000FF" w:themeColor="hyperlink"/>
       <w:u w:val="single"/>
-      <w14:textFill>
-        <w14:solidFill>
-          <w14:schemeClr w14:val="hlink"/>
-        </w14:solidFill>
-      </w14:textFill>
     </w:rPr>
   </w:style>
-  <w:style w:type="paragraph" w:customStyle="1" w:styleId="12">
+  <w:style w:type="paragraph" w:customStyle="1" w:styleId="a0">
     <w:name w:val="表格题注"/>
-    <w:next w:val="1"/>
-    <w:uiPriority w:val="0"/>
+    <w:next w:val="a1"/>
     <w:pPr>
       <w:keepLines/>
       <w:numPr>
@@ -2143,45 +2549,39 @@
       <w:jc w:val="center"/>
     </w:pPr>
     <w:rPr>
-      <w:rFonts w:ascii="Arial" w:hAnsi="Arial" w:eastAsia="宋体" w:cs="Times New Roman"/>
+      <w:rFonts w:ascii="Arial" w:hAnsi="Arial"/>
       <w:sz w:val="18"/>
       <w:szCs w:val="18"/>
-      <w:lang w:val="en-US" w:eastAsia="zh-CN" w:bidi="ar-SA"/>
     </w:rPr>
   </w:style>
-  <w:style w:type="paragraph" w:customStyle="1" w:styleId="13">
+  <w:style w:type="paragraph" w:customStyle="1" w:styleId="ad">
     <w:name w:val="表格文本"/>
-    <w:uiPriority w:val="0"/>
     <w:pPr>
       <w:tabs>
         <w:tab w:val="decimal" w:pos="0"/>
       </w:tabs>
     </w:pPr>
     <w:rPr>
-      <w:rFonts w:ascii="Arial" w:hAnsi="Arial" w:eastAsia="宋体" w:cs="Times New Roman"/>
+      <w:rFonts w:ascii="Arial" w:hAnsi="Arial"/>
       <w:sz w:val="21"/>
       <w:szCs w:val="21"/>
-      <w:lang w:val="en-US" w:eastAsia="zh-CN" w:bidi="ar-SA"/>
     </w:rPr>
   </w:style>
-  <w:style w:type="paragraph" w:customStyle="1" w:styleId="14">
+  <w:style w:type="paragraph" w:customStyle="1" w:styleId="ae">
     <w:name w:val="表头文本"/>
-    <w:uiPriority w:val="0"/>
     <w:pPr>
       <w:jc w:val="center"/>
     </w:pPr>
     <w:rPr>
-      <w:rFonts w:ascii="Arial" w:hAnsi="Arial" w:eastAsia="宋体" w:cs="Times New Roman"/>
+      <w:rFonts w:ascii="Arial" w:hAnsi="Arial"/>
       <w:b/>
       <w:sz w:val="21"/>
       <w:szCs w:val="21"/>
-      <w:lang w:val="en-US" w:eastAsia="zh-CN" w:bidi="ar-SA"/>
     </w:rPr>
   </w:style>
-  <w:style w:type="table" w:customStyle="1" w:styleId="15">
+  <w:style w:type="table" w:customStyle="1" w:styleId="af">
     <w:name w:val="表样式"/>
-    <w:basedOn w:val="8"/>
-    <w:uiPriority w:val="0"/>
+    <w:basedOn w:val="a3"/>
     <w:pPr>
       <w:jc w:val="both"/>
     </w:pPr>
@@ -2191,12 +2591,12 @@
     </w:rPr>
     <w:tblPr>
       <w:tblBorders>
-        <w:top w:val="single" w:color="auto" w:sz="4" w:space="0"/>
-        <w:left w:val="single" w:color="auto" w:sz="4" w:space="0"/>
-        <w:bottom w:val="single" w:color="auto" w:sz="4" w:space="0"/>
-        <w:right w:val="single" w:color="auto" w:sz="4" w:space="0"/>
-        <w:insideH w:val="single" w:color="auto" w:sz="4" w:space="0"/>
-        <w:insideV w:val="single" w:color="auto" w:sz="4" w:space="0"/>
+        <w:top w:val="single" w:sz="4" w:space="0" w:color="auto"/>
+        <w:left w:val="single" w:sz="4" w:space="0" w:color="auto"/>
+        <w:bottom w:val="single" w:sz="4" w:space="0" w:color="auto"/>
+        <w:right w:val="single" w:sz="4" w:space="0" w:color="auto"/>
+        <w:insideH w:val="single" w:sz="4" w:space="0" w:color="auto"/>
+        <w:insideV w:val="single" w:sz="4" w:space="0" w:color="auto"/>
       </w:tblBorders>
     </w:tblPr>
     <w:tcPr>
@@ -2204,10 +2604,9 @@
       <w:vAlign w:val="center"/>
     </w:tcPr>
   </w:style>
-  <w:style w:type="paragraph" w:customStyle="1" w:styleId="16">
+  <w:style w:type="paragraph" w:customStyle="1" w:styleId="a">
     <w:name w:val="插图题注"/>
-    <w:next w:val="1"/>
-    <w:uiPriority w:val="0"/>
+    <w:next w:val="a1"/>
     <w:pPr>
       <w:numPr>
         <w:ilvl w:val="7"/>
@@ -2218,16 +2617,14 @@
       <w:jc w:val="center"/>
     </w:pPr>
     <w:rPr>
-      <w:rFonts w:ascii="Arial" w:hAnsi="Arial" w:eastAsia="宋体" w:cs="Times New Roman"/>
+      <w:rFonts w:ascii="Arial" w:hAnsi="Arial"/>
       <w:sz w:val="18"/>
       <w:szCs w:val="18"/>
-      <w:lang w:val="en-US" w:eastAsia="zh-CN" w:bidi="ar-SA"/>
     </w:rPr>
   </w:style>
-  <w:style w:type="paragraph" w:customStyle="1" w:styleId="17">
+  <w:style w:type="paragraph" w:customStyle="1" w:styleId="af0">
     <w:name w:val="图样式"/>
-    <w:basedOn w:val="1"/>
-    <w:uiPriority w:val="0"/>
+    <w:basedOn w:val="a1"/>
     <w:pPr>
       <w:keepNext/>
       <w:widowControl/>
@@ -2235,10 +2632,9 @@
       <w:jc w:val="center"/>
     </w:pPr>
   </w:style>
-  <w:style w:type="paragraph" w:customStyle="1" w:styleId="18">
+  <w:style w:type="paragraph" w:customStyle="1" w:styleId="af1">
     <w:name w:val="文档标题"/>
-    <w:basedOn w:val="1"/>
-    <w:uiPriority w:val="0"/>
+    <w:basedOn w:val="a1"/>
     <w:pPr>
       <w:tabs>
         <w:tab w:val="left" w:pos="0"/>
@@ -2247,52 +2643,48 @@
       <w:jc w:val="center"/>
     </w:pPr>
     <w:rPr>
-      <w:rFonts w:ascii="Arial" w:hAnsi="Arial" w:eastAsia="黑体"/>
+      <w:rFonts w:ascii="Arial" w:eastAsia="黑体" w:hAnsi="Arial"/>
       <w:sz w:val="36"/>
       <w:szCs w:val="36"/>
     </w:rPr>
   </w:style>
-  <w:style w:type="paragraph" w:customStyle="1" w:styleId="19">
+  <w:style w:type="paragraph" w:customStyle="1" w:styleId="af2">
     <w:name w:val="正文（首行不缩进）"/>
-    <w:basedOn w:val="1"/>
-    <w:uiPriority w:val="0"/>
+    <w:basedOn w:val="a1"/>
   </w:style>
-  <w:style w:type="paragraph" w:customStyle="1" w:styleId="20">
+  <w:style w:type="paragraph" w:customStyle="1" w:styleId="af3">
     <w:name w:val="注示头"/>
-    <w:basedOn w:val="1"/>
-    <w:uiPriority w:val="0"/>
+    <w:basedOn w:val="a1"/>
     <w:pPr>
       <w:pBdr>
-        <w:top w:val="single" w:color="000000" w:sz="4" w:space="1"/>
+        <w:top w:val="single" w:sz="4" w:space="1" w:color="000000"/>
       </w:pBdr>
       <w:jc w:val="both"/>
     </w:pPr>
     <w:rPr>
-      <w:rFonts w:ascii="Arial" w:hAnsi="Arial" w:eastAsia="黑体"/>
+      <w:rFonts w:ascii="Arial" w:eastAsia="黑体" w:hAnsi="Arial"/>
       <w:sz w:val="18"/>
     </w:rPr>
   </w:style>
-  <w:style w:type="paragraph" w:customStyle="1" w:styleId="21">
+  <w:style w:type="paragraph" w:customStyle="1" w:styleId="af4">
     <w:name w:val="注示文本"/>
-    <w:basedOn w:val="1"/>
-    <w:uiPriority w:val="0"/>
+    <w:basedOn w:val="a1"/>
     <w:pPr>
       <w:pBdr>
-        <w:bottom w:val="single" w:color="000000" w:sz="4" w:space="1"/>
+        <w:bottom w:val="single" w:sz="4" w:space="1" w:color="000000"/>
       </w:pBdr>
       <w:ind w:firstLine="360"/>
       <w:jc w:val="both"/>
     </w:pPr>
     <w:rPr>
-      <w:rFonts w:ascii="Arial" w:hAnsi="Arial" w:eastAsia="楷体_GB2312"/>
+      <w:rFonts w:ascii="Arial" w:eastAsia="楷体_GB2312" w:hAnsi="Arial"/>
       <w:sz w:val="18"/>
       <w:szCs w:val="18"/>
     </w:rPr>
   </w:style>
-  <w:style w:type="paragraph" w:customStyle="1" w:styleId="22">
+  <w:style w:type="paragraph" w:customStyle="1" w:styleId="af5">
     <w:name w:val="编写建议"/>
-    <w:basedOn w:val="1"/>
-    <w:uiPriority w:val="0"/>
+    <w:basedOn w:val="a1"/>
     <w:pPr>
       <w:ind w:firstLine="420"/>
     </w:pPr>
@@ -2302,10 +2694,9 @@
       <w:color w:val="0000FF"/>
     </w:rPr>
   </w:style>
-  <w:style w:type="character" w:customStyle="1" w:styleId="23">
+  <w:style w:type="character" w:customStyle="1" w:styleId="af6">
     <w:name w:val="样式一"/>
-    <w:basedOn w:val="10"/>
-    <w:uiPriority w:val="0"/>
+    <w:basedOn w:val="a2"/>
     <w:rPr>
       <w:rFonts w:ascii="宋体" w:hAnsi="宋体"/>
       <w:b/>
@@ -2314,40 +2705,40 @@
       <w:sz w:val="36"/>
     </w:rPr>
   </w:style>
-  <w:style w:type="character" w:customStyle="1" w:styleId="24">
+  <w:style w:type="character" w:customStyle="1" w:styleId="af7">
     <w:name w:val="样式二"/>
-    <w:basedOn w:val="23"/>
-    <w:uiPriority w:val="0"/>
+    <w:basedOn w:val="af6"/>
     <w:rPr>
       <w:rFonts w:ascii="宋体" w:hAnsi="宋体"/>
+      <w:b/>
+      <w:bCs/>
       <w:color w:val="000000"/>
       <w:sz w:val="36"/>
     </w:rPr>
   </w:style>
-  <w:style w:type="character" w:customStyle="1" w:styleId="25">
+  <w:style w:type="character" w:customStyle="1" w:styleId="a6">
     <w:name w:val="批注框文本 字符"/>
-    <w:basedOn w:val="10"/>
-    <w:link w:val="5"/>
-    <w:uiPriority w:val="0"/>
+    <w:basedOn w:val="a2"/>
+    <w:link w:val="a5"/>
     <w:rPr>
       <w:snapToGrid w:val="0"/>
       <w:sz w:val="18"/>
       <w:szCs w:val="18"/>
     </w:rPr>
   </w:style>
-  <w:style w:type="paragraph" w:styleId="26">
+  <w:style w:type="paragraph" w:styleId="af8">
     <w:name w:val="List Paragraph"/>
-    <w:basedOn w:val="1"/>
+    <w:basedOn w:val="a1"/>
+    <w:uiPriority w:val="34"/>
     <w:qFormat/>
-    <w:uiPriority w:val="34"/>
     <w:pPr>
-      <w:ind w:firstLine="420" w:firstLineChars="200"/>
+      <w:ind w:firstLineChars="200" w:firstLine="420"/>
     </w:pPr>
   </w:style>
-  <w:style w:type="character" w:customStyle="1" w:styleId="27">
+  <w:style w:type="character" w:customStyle="1" w:styleId="a8">
     <w:name w:val="页脚 字符"/>
-    <w:basedOn w:val="10"/>
-    <w:link w:val="6"/>
+    <w:basedOn w:val="a2"/>
+    <w:link w:val="a7"/>
     <w:uiPriority w:val="99"/>
     <w:rPr>
       <w:rFonts w:ascii="Arial" w:hAnsi="Arial"/>
@@ -2355,10 +2746,10 @@
       <w:szCs w:val="18"/>
     </w:rPr>
   </w:style>
-  <w:style w:type="character" w:customStyle="1" w:styleId="28">
+  <w:style w:type="character" w:customStyle="1" w:styleId="aa">
     <w:name w:val="页眉 字符"/>
-    <w:basedOn w:val="10"/>
-    <w:link w:val="7"/>
+    <w:basedOn w:val="a2"/>
+    <w:link w:val="a9"/>
     <w:uiPriority w:val="99"/>
     <w:rPr>
       <w:rFonts w:ascii="Arial" w:hAnsi="Arial"/>
@@ -2648,5 +3039,6 @@
     </a:fmtScheme>
   </a:themeElements>
   <a:objectDefaults/>
+  <a:extraClrSchemeLst/>
 </a:theme>
 </file>